--- a/docs/user-guides/manuals/user-manual-soc-analyst-tier2.th.docx
+++ b/docs/user-guides/manuals/user-manual-soc-analyst-tier2.th.docx
@@ -181,7 +181,7 @@
           <w:sz w:val="28"/>
           <w:szCs w:val="28"/>
         </w:rPr>
-        <w:t xml:space="preserve">เวอร์ชันระบบ v1.5.0</w:t>
+        <w:t xml:space="preserve">เวอร์ชันระบบ v1.7.1</w:t>
       </w:r>
       <w:r>
         <w:rPr>
@@ -197,7 +197,7 @@
           <w:sz w:val="28"/>
           <w:szCs w:val="28"/>
         </w:rPr>
-        <w:t xml:space="preserve">ปรับปรุงล่าสุด 11 กันยายน 2026</w:t>
+        <w:t xml:space="preserve">ปรับปรุงล่าสุด 18 กันยายน 2026</w:t>
       </w:r>
     </w:p>
     <w:p>
@@ -211,7 +211,7 @@
           <w:sz w:val="28"/>
           <w:szCs w:val="28"/>
         </w:rPr>
-        <w:t xml:space="preserve">คู่มือฉบับที่ 1.1</w:t>
+        <w:t xml:space="preserve">คู่มือฉบับที่ 1.3</w:t>
       </w:r>
     </w:p>
     <w:p>
@@ -657,7 +657,7 @@
                 <w:sz w:val="32"/>
                 <w:szCs w:val="32"/>
               </w:rPr>
-              <w:t xml:space="preserve">ชื่อเมนูภาษาอังกฤษ เช่น </w:t>
+              <w:t xml:space="preserve">ตัวหนาสีน้ำเงิน เช่น </w:t>
             </w:r>
             <w:r>
               <w:rPr>
@@ -667,14 +667,31 @@
                 <w:sz w:val="32"/>
                 <w:szCs w:val="32"/>
               </w:rPr>
-              <w:t xml:space="preserve">Tier 2 Queue</w:t>
-            </w:r>
-            <w:r>
-              <w:rPr>
-                <w:sz w:val="32"/>
-                <w:szCs w:val="32"/>
-              </w:rPr>
-              <w:t xml:space="preserve"> คือข้อความที่ปรากฏจริงบนหน้าจอ</w:t>
+              <w:t xml:space="preserve">คิวงานต่างๆ › คิวงาน Tier 2</w:t>
+            </w:r>
+            <w:r>
+              <w:rPr>
+                <w:sz w:val="32"/>
+                <w:szCs w:val="32"/>
+              </w:rPr>
+              <w:t xml:space="preserve"> คือชื่อเมนูบนแถบด้านซ้าย — ระบบปรับเป็นภาษาไทยทั้งหมดตั้งแต่ v1.7.1 ส่วนตัวหนาสีเข้ม เช่น </w:t>
+            </w:r>
+            <w:r>
+              <w:rPr>
+                <w:b/>
+                <w:bCs/>
+                <w:color w:val="1F2D3D"/>
+                <w:sz w:val="32"/>
+                <w:szCs w:val="32"/>
+              </w:rPr>
+              <w:t xml:space="preserve">รับเรื่อง (Claim)</w:t>
+            </w:r>
+            <w:r>
+              <w:rPr>
+                <w:sz w:val="32"/>
+                <w:szCs w:val="32"/>
+              </w:rPr>
+              <w:t xml:space="preserve"> คือชื่อปุ่มหรือช่องกรอกบนหน้าจอ</w:t>
             </w:r>
           </w:p>
         </w:tc>
@@ -1437,7 +1454,7 @@
                 <w:sz w:val="32"/>
                 <w:szCs w:val="32"/>
               </w:rPr>
-              <w:t xml:space="preserve">Overview › SOC Dashboard</w:t>
+              <w:t xml:space="preserve">ภาพรวม › แดชบอร์ด SOC</w:t>
             </w:r>
           </w:p>
         </w:tc>
@@ -1493,7 +1510,7 @@
                 <w:sz w:val="32"/>
                 <w:szCs w:val="32"/>
               </w:rPr>
-              <w:t xml:space="preserve">Work Queues › Tier 2 Queue</w:t>
+              <w:t xml:space="preserve">คิวงานต่างๆ › คิวงาน Tier 2</w:t>
             </w:r>
           </w:p>
         </w:tc>
@@ -1549,7 +1566,7 @@
                 <w:sz w:val="32"/>
                 <w:szCs w:val="32"/>
               </w:rPr>
-              <w:t xml:space="preserve">Tickets › Active Tickets</w:t>
+              <w:t xml:space="preserve">เคส › เคสที่กำลังดำเนินการอยู่</w:t>
             </w:r>
           </w:p>
         </w:tc>
@@ -1605,7 +1622,7 @@
                 <w:sz w:val="32"/>
                 <w:szCs w:val="32"/>
               </w:rPr>
-              <w:t xml:space="preserve">Tickets › Ticket History</w:t>
+              <w:t xml:space="preserve">เคส › ประวัติเคสที่ปิดไปแล้ว</w:t>
             </w:r>
           </w:p>
         </w:tc>
@@ -1661,7 +1678,7 @@
                 <w:sz w:val="32"/>
                 <w:szCs w:val="32"/>
               </w:rPr>
-              <w:t xml:space="preserve">Tickets › IOC Search</w:t>
+              <w:t xml:space="preserve">เคส › ค้นหา IOC</w:t>
             </w:r>
           </w:p>
         </w:tc>
@@ -1746,7 +1763,7 @@
                 <w:sz w:val="32"/>
                 <w:szCs w:val="32"/>
               </w:rPr>
-              <w:t xml:space="preserve">หน้า Tier 2 Queue แสดงเคสที่รอดำเนินการ พร้อมปุ่มรับเรื่อง ตรวจสอบและตัดสินใจ และคืนคิว</w:t>
+              <w:t xml:space="preserve">หน้าคิวงาน Tier 2 แสดงเคสที่รอดำเนินการ พร้อมปุ่มรับเรื่อง ตรวจสอบและตัดสินใจ และคืนคิว</w:t>
             </w:r>
           </w:p>
           <w:p>
@@ -1789,7 +1806,7 @@
           <w:sz w:val="28"/>
           <w:szCs w:val="28"/>
         </w:rPr>
-        <w:t xml:space="preserve">หน้า Tier 2 Queue แสดงเคสที่รอดำเนินการ พร้อมปุ่มรับเรื่อง ตรวจสอบและตัดสินใจ และคืนคิว</w:t>
+        <w:t xml:space="preserve">หน้าคิวงาน Tier 2 แสดงเคสที่รอดำเนินการ พร้อมปุ่มรับเรื่อง ตรวจสอบและตัดสินใจ และคืนคิว</w:t>
       </w:r>
     </w:p>
     <w:p>
@@ -1844,7 +1861,7 @@
           <w:sz w:val="32"/>
           <w:szCs w:val="32"/>
         </w:rPr>
-        <w:t xml:space="preserve">Tier 2 Queue</w:t>
+        <w:t xml:space="preserve">คิวงาน Tier 2</w:t>
       </w:r>
       <w:r>
         <w:rPr>
@@ -1878,7 +1895,7 @@
           <w:sz w:val="32"/>
           <w:szCs w:val="32"/>
         </w:rPr>
-        <w:t xml:space="preserve">Tier 2 Queue</w:t>
+        <w:t xml:space="preserve">คิวงาน Tier 2</w:t>
       </w:r>
       <w:r>
         <w:rPr>
@@ -2321,7 +2338,7 @@
                 <w:sz w:val="32"/>
                 <w:szCs w:val="32"/>
               </w:rPr>
-              <w:t xml:space="preserve">ส่งกลับให้ระดับ 1 (ผู้เปิดตั๋ว) เฝ้าระวัง แล้วปรากฏใน My Queue พร้อมนับถอยหลัง</w:t>
+              <w:t xml:space="preserve">ส่งกลับให้ระดับ 1 (ผู้เปิดตั๋ว) เฝ้าระวัง แล้วปรากฏในคิวงาน Tier 1 พร้อมนับถอยหลัง</w:t>
             </w:r>
             <w:r>
               <w:rPr>
@@ -2651,7 +2668,7 @@
                 <w:sz w:val="32"/>
                 <w:szCs w:val="32"/>
               </w:rPr>
-              <w:t xml:space="preserve">IOC Search</w:t>
+              <w:t xml:space="preserve">ค้นหา IOC</w:t>
             </w:r>
             <w:r>
               <w:rPr>
@@ -2668,14 +2685,14 @@
                 <w:sz w:val="32"/>
                 <w:szCs w:val="32"/>
               </w:rPr>
-              <w:t xml:space="preserve">IOC Database</w:t>
-            </w:r>
-            <w:r>
-              <w:rPr>
-                <w:sz w:val="32"/>
-                <w:szCs w:val="32"/>
-              </w:rPr>
-              <w:t xml:space="preserve"> ที่ทีมพิสูจน์หลักฐานใช้ตรวจสอบต่อ — เคสที่เชื่อมโยงกันจึงถูกค้นเจอด้วยค่าเดียวกันได้</w:t>
+              <w:t xml:space="preserve">ฐานข้อมูล IOC</w:t>
+            </w:r>
+            <w:r>
+              <w:rPr>
+                <w:sz w:val="32"/>
+                <w:szCs w:val="32"/>
+              </w:rPr>
+              <w:t xml:space="preserve"> ที่ทีมพิสูจน์หลักฐานใช้ตรวจสอบต่อ (หน้านั้นเปิดได้เฉพาะทีมพิสูจน์หลักฐาน คุณจึงไม่เห็นเมนูนี้) — เคสที่เชื่อมโยงกันจึงถูกค้นเจอด้วยค่าเดียวกันได้</w:t>
             </w:r>
           </w:p>
         </w:tc>
@@ -2683,10 +2700,10 @@
     </w:tbl>
     <w:p>
       <w:pPr>
-        <w:pStyle w:val="Heading2"/>
-      </w:pPr>
-      <w:r>
-        <w:t xml:space="preserve">5.3 ตรวจรับมาตรการควบคุม (Containment Review)</w:t>
+        <w:pStyle w:val="Heading3"/>
+      </w:pPr>
+      <w:r>
+        <w:t xml:space="preserve">5.2.2 ยืนยันปิด Event ที่มาจาก Ticket รวม Alert (เพิ่ม v1.5.2)</w:t>
       </w:r>
     </w:p>
     <w:p>
@@ -2698,7 +2715,7 @@
           <w:sz w:val="32"/>
           <w:szCs w:val="32"/>
         </w:rPr>
-        <w:t xml:space="preserve">เมื่อผู้ดูแลระบบส่งรายงานแล้ว ตั๋วเข้าสถานะ </w:t>
+        <w:t xml:space="preserve">ตั๋วที่ระดับ 1 สร้างจากการ </w:t>
       </w:r>
       <w:r>
         <w:rPr>
@@ -2707,133 +2724,89 @@
           <w:sz w:val="32"/>
           <w:szCs w:val="32"/>
         </w:rPr>
-        <w:t xml:space="preserve">รายงานการควบคุมแล้ว</w:t>
-      </w:r>
-      <w:r>
-        <w:rPr>
-          <w:sz w:val="32"/>
-          <w:szCs w:val="32"/>
-        </w:rPr>
-        <w:t xml:space="preserve"> และเข้าคิวตรวจรับของคุณ อ่าน </w:t>
-      </w:r>
-      <w:r>
-        <w:rPr>
-          <w:b/>
-          <w:bCs/>
-          <w:sz w:val="32"/>
-          <w:szCs w:val="32"/>
-        </w:rPr>
-        <w:t xml:space="preserve">ผลการตรวจสอบ</w:t>
-      </w:r>
-      <w:r>
-        <w:rPr>
-          <w:sz w:val="32"/>
-          <w:szCs w:val="32"/>
-        </w:rPr>
-        <w:t xml:space="preserve"> และ </w:t>
-      </w:r>
-      <w:r>
-        <w:rPr>
-          <w:b/>
-          <w:bCs/>
-          <w:sz w:val="32"/>
-          <w:szCs w:val="32"/>
-        </w:rPr>
-        <w:t xml:space="preserve">มาตรการควบคุม</w:t>
-      </w:r>
-      <w:r>
-        <w:rPr>
-          <w:sz w:val="32"/>
-          <w:szCs w:val="32"/>
-        </w:rPr>
-        <w:t xml:space="preserve"> แล้วเลือกหนึ่งใน 4 ทาง</w:t>
-      </w:r>
-    </w:p>
-    <w:p>
-      <w:pPr>
-        <w:pStyle w:val="ListParagraph"/>
-        <w:numPr>
-          <w:ilvl w:val="0"/>
-          <w:numId w:val="5"/>
-        </w:numPr>
-        <w:spacing w:after="80"/>
-      </w:pPr>
-      <w:r>
-        <w:rPr>
-          <w:sz w:val="32"/>
-          <w:szCs w:val="32"/>
-        </w:rPr>
-        <w:t xml:space="preserve">ยังควบคุมไม่สำเร็จ → ส่งกลับให้ผู้ดูแลระบบแก้ไข พร้อมระบุสิ่งที่ต้องแก้</w:t>
-      </w:r>
-    </w:p>
-    <w:p>
-      <w:pPr>
-        <w:pStyle w:val="ListParagraph"/>
-        <w:numPr>
-          <w:ilvl w:val="0"/>
-          <w:numId w:val="5"/>
-        </w:numPr>
-        <w:spacing w:after="80"/>
-      </w:pPr>
-      <w:r>
-        <w:rPr>
-          <w:sz w:val="32"/>
-          <w:szCs w:val="32"/>
-        </w:rPr>
-        <w:t xml:space="preserve">ตรวจรับผ่าน และตั๋วถูกทำเครื่องหมายฉุกเฉิน → ส่งให้ผู้จัดการ SOC อนุมัติ</w:t>
-      </w:r>
-    </w:p>
-    <w:p>
-      <w:pPr>
-        <w:pStyle w:val="ListParagraph"/>
-        <w:numPr>
-          <w:ilvl w:val="0"/>
-          <w:numId w:val="5"/>
-        </w:numPr>
-        <w:spacing w:after="80"/>
-      </w:pPr>
-      <w:r>
-        <w:rPr>
-          <w:sz w:val="32"/>
-          <w:szCs w:val="32"/>
-        </w:rPr>
-        <w:t xml:space="preserve">ตรวจรับผ่าน และไม่ใช่ตั๋วฉุกเฉิน → ปิดงาน (อนุมัติ) ได้เลย</w:t>
-      </w:r>
-    </w:p>
-    <w:p>
-      <w:pPr>
-        <w:pStyle w:val="ListParagraph"/>
-        <w:numPr>
-          <w:ilvl w:val="0"/>
-          <w:numId w:val="5"/>
-        </w:numPr>
-        <w:spacing w:after="80"/>
-      </w:pPr>
-      <w:r>
-        <w:rPr>
-          <w:sz w:val="32"/>
-          <w:szCs w:val="32"/>
-        </w:rPr>
-        <w:t xml:space="preserve">ตรวจแล้วพบว่าไม่ใช่ภัยจริง → กด </w:t>
-      </w:r>
-      <w:r>
-        <w:rPr>
-          <w:b/>
-          <w:bCs/>
-          <w:color w:val="1F2D3D"/>
-          <w:sz w:val="32"/>
-          <w:szCs w:val="32"/>
-        </w:rPr>
-        <w:t xml:space="preserve">จัดเป็น Event และปิดเคส</w:t>
-      </w:r>
-      <w:r>
-        <w:rPr>
-          <w:sz w:val="32"/>
-          <w:szCs w:val="32"/>
-        </w:rPr>
-        <w:t xml:space="preserve"> (การ์ด “จัดประเภทใหม่เป็น Event”)</w:t>
-      </w:r>
-    </w:p>
+        <w:t xml:space="preserve">รวม Alert หลายรายการ</w:t>
+      </w:r>
+      <w:r>
+        <w:rPr>
+          <w:sz w:val="32"/>
+          <w:szCs w:val="32"/>
+        </w:rPr>
+        <w:t xml:space="preserve"> เข้าเป็นใบเดียว จัดเป็น Event ได้แล้ว และจะถูกส่งมาให้คุณยืนยันก่อนปิดเหมือน Event ทั่วไป</w:t>
+      </w:r>
+    </w:p>
+    <w:tbl>
+      <w:tblPr>
+        <w:tblW w:type="dxa" w:w="9600"/>
+        <w:tblBorders>
+          <w:top w:val="single" w:color="EAF1FB" w:sz="2"/>
+          <w:left w:val="single" w:color="245EA8" w:sz="28"/>
+          <w:bottom w:val="single" w:color="EAF1FB" w:sz="2"/>
+          <w:right w:val="single" w:color="EAF1FB" w:sz="2"/>
+          <w:insideH w:val="single" w:color="auto" w:sz="4"/>
+          <w:insideV w:val="single" w:color="auto" w:sz="4"/>
+        </w:tblBorders>
+      </w:tblPr>
+      <w:tblGrid>
+        <w:gridCol w:w="9600"/>
+      </w:tblGrid>
+      <w:tr>
+        <w:tc>
+          <w:tcPr>
+            <w:tcW w:type="dxa" w:w="9600"/>
+            <w:shd w:fill="EAF1FB" w:color="auto" w:val="clear"/>
+            <w:tcMar>
+              <w:top w:type="dxa" w:w="140"/>
+              <w:left w:type="dxa" w:w="200"/>
+              <w:bottom w:type="dxa" w:w="140"/>
+              <w:right w:type="dxa" w:w="200"/>
+            </w:tcMar>
+          </w:tcPr>
+          <w:p>
+            <w:pPr>
+              <w:spacing w:after="60"/>
+            </w:pPr>
+            <w:r>
+              <w:rPr>
+                <w:b/>
+                <w:bCs/>
+                <w:color w:val="245EA8"/>
+                <w:sz w:val="30"/>
+                <w:szCs w:val="30"/>
+              </w:rPr>
+              <w:t xml:space="preserve">เคล็ดลับ</w:t>
+            </w:r>
+          </w:p>
+          <w:p>
+            <w:pPr>
+              <w:spacing w:after="0"/>
+            </w:pPr>
+            <w:r>
+              <w:rPr>
+                <w:sz w:val="32"/>
+                <w:szCs w:val="32"/>
+              </w:rPr>
+              <w:t xml:space="preserve">เวลาตรวจ ให้ดูที่ </w:t>
+            </w:r>
+            <w:r>
+              <w:rPr>
+                <w:b/>
+                <w:bCs/>
+                <w:sz w:val="32"/>
+                <w:szCs w:val="32"/>
+              </w:rPr>
+              <w:t xml:space="preserve">ชุด Alert ทั้งชุด</w:t>
+            </w:r>
+            <w:r>
+              <w:rPr>
+                <w:sz w:val="32"/>
+                <w:szCs w:val="32"/>
+              </w:rPr>
+              <w:t xml:space="preserve"> ไม่ใช่เฉพาะ Primary Alert — เพราะการปิดครั้งนี้ปิดแทน Alert ทุกรายการในชุด หากมีสัก Alert เดียวที่ดูเป็นภัยจริง อย่ายืนยันปิด ให้ยืนยันเป็น Incident แทน</w:t>
+            </w:r>
+          </w:p>
+        </w:tc>
+      </w:tr>
+    </w:tbl>
     <w:tbl>
       <w:tblPr>
         <w:tblW w:type="dxa" w:w="9600"/>
@@ -2889,7 +2862,7 @@
                 <w:sz w:val="32"/>
                 <w:szCs w:val="32"/>
               </w:rPr>
-              <w:t xml:space="preserve">การ์ด Tier 2 ตรวจสอบมาตรการควบคุม พร้อมปุ่มตัดสินใจทั้งสี่ทาง</w:t>
+              <w:t xml:space="preserve">หน้ารายละเอียดตั๋วที่สร้างจากการรวม Alert แสดงรายการ Alert ทั้งชุด</w:t>
             </w:r>
           </w:p>
           <w:p>
@@ -2903,7 +2876,7 @@
                 <w:sz w:val="24"/>
                 <w:szCs w:val="24"/>
               </w:rPr>
-              <w:t xml:space="preserve">SHOT: T2-containment-review</w:t>
+              <w:t xml:space="preserve">SHOT: T2-bundle-event-confirm</w:t>
             </w:r>
           </w:p>
         </w:tc>
@@ -2923,6 +2896,260 @@
           <w:szCs w:val="28"/>
         </w:rPr>
         <w:t xml:space="preserve">รูปที่ 5-2  </w:t>
+      </w:r>
+      <w:r>
+        <w:rPr>
+          <w:i/>
+          <w:iCs/>
+          <w:color w:val="6C7888"/>
+          <w:sz w:val="28"/>
+          <w:szCs w:val="28"/>
+        </w:rPr>
+        <w:t xml:space="preserve">หน้ารายละเอียดตั๋วที่สร้างจากการรวม Alert แสดงรายการ Alert ทั้งชุด</w:t>
+      </w:r>
+    </w:p>
+    <w:p>
+      <w:pPr>
+        <w:pStyle w:val="Heading2"/>
+      </w:pPr>
+      <w:r>
+        <w:t xml:space="preserve">5.3 ตรวจรับมาตรการควบคุม (Containment Review)</w:t>
+      </w:r>
+    </w:p>
+    <w:p>
+      <w:pPr>
+        <w:spacing w:after="120"/>
+      </w:pPr>
+      <w:r>
+        <w:rPr>
+          <w:sz w:val="32"/>
+          <w:szCs w:val="32"/>
+        </w:rPr>
+        <w:t xml:space="preserve">เมื่อผู้ดูแลระบบส่งรายงานแล้ว ตั๋วเข้าสถานะ </w:t>
+      </w:r>
+      <w:r>
+        <w:rPr>
+          <w:b/>
+          <w:bCs/>
+          <w:sz w:val="32"/>
+          <w:szCs w:val="32"/>
+        </w:rPr>
+        <w:t xml:space="preserve">รายงานการควบคุมแล้ว</w:t>
+      </w:r>
+      <w:r>
+        <w:rPr>
+          <w:sz w:val="32"/>
+          <w:szCs w:val="32"/>
+        </w:rPr>
+        <w:t xml:space="preserve"> และเข้าคิวตรวจรับของคุณ อ่าน </w:t>
+      </w:r>
+      <w:r>
+        <w:rPr>
+          <w:b/>
+          <w:bCs/>
+          <w:sz w:val="32"/>
+          <w:szCs w:val="32"/>
+        </w:rPr>
+        <w:t xml:space="preserve">ผลการตรวจสอบ</w:t>
+      </w:r>
+      <w:r>
+        <w:rPr>
+          <w:sz w:val="32"/>
+          <w:szCs w:val="32"/>
+        </w:rPr>
+        <w:t xml:space="preserve"> และ </w:t>
+      </w:r>
+      <w:r>
+        <w:rPr>
+          <w:b/>
+          <w:bCs/>
+          <w:sz w:val="32"/>
+          <w:szCs w:val="32"/>
+        </w:rPr>
+        <w:t xml:space="preserve">มาตรการควบคุม</w:t>
+      </w:r>
+      <w:r>
+        <w:rPr>
+          <w:sz w:val="32"/>
+          <w:szCs w:val="32"/>
+        </w:rPr>
+        <w:t xml:space="preserve"> แล้วเลือกหนึ่งใน 4 ทาง</w:t>
+      </w:r>
+    </w:p>
+    <w:p>
+      <w:pPr>
+        <w:pStyle w:val="ListParagraph"/>
+        <w:numPr>
+          <w:ilvl w:val="0"/>
+          <w:numId w:val="5"/>
+        </w:numPr>
+        <w:spacing w:after="80"/>
+      </w:pPr>
+      <w:r>
+        <w:rPr>
+          <w:sz w:val="32"/>
+          <w:szCs w:val="32"/>
+        </w:rPr>
+        <w:t xml:space="preserve">ยังควบคุมไม่สำเร็จ → ส่งกลับให้ผู้ดูแลระบบแก้ไข พร้อมระบุสิ่งที่ต้องแก้</w:t>
+      </w:r>
+    </w:p>
+    <w:p>
+      <w:pPr>
+        <w:pStyle w:val="ListParagraph"/>
+        <w:numPr>
+          <w:ilvl w:val="0"/>
+          <w:numId w:val="5"/>
+        </w:numPr>
+        <w:spacing w:after="80"/>
+      </w:pPr>
+      <w:r>
+        <w:rPr>
+          <w:sz w:val="32"/>
+          <w:szCs w:val="32"/>
+        </w:rPr>
+        <w:t xml:space="preserve">ตรวจรับผ่าน และตั๋วถูกทำเครื่องหมายฉุกเฉิน → ส่งให้ผู้จัดการ SOC อนุมัติ</w:t>
+      </w:r>
+    </w:p>
+    <w:p>
+      <w:pPr>
+        <w:pStyle w:val="ListParagraph"/>
+        <w:numPr>
+          <w:ilvl w:val="0"/>
+          <w:numId w:val="5"/>
+        </w:numPr>
+        <w:spacing w:after="80"/>
+      </w:pPr>
+      <w:r>
+        <w:rPr>
+          <w:sz w:val="32"/>
+          <w:szCs w:val="32"/>
+        </w:rPr>
+        <w:t xml:space="preserve">ตรวจรับผ่าน และไม่ใช่ตั๋วฉุกเฉิน → ปิดงาน (อนุมัติ) ได้เลย</w:t>
+      </w:r>
+    </w:p>
+    <w:p>
+      <w:pPr>
+        <w:pStyle w:val="ListParagraph"/>
+        <w:numPr>
+          <w:ilvl w:val="0"/>
+          <w:numId w:val="5"/>
+        </w:numPr>
+        <w:spacing w:after="80"/>
+      </w:pPr>
+      <w:r>
+        <w:rPr>
+          <w:sz w:val="32"/>
+          <w:szCs w:val="32"/>
+        </w:rPr>
+        <w:t xml:space="preserve">ตรวจแล้วพบว่าไม่ใช่ภัยจริง → กด </w:t>
+      </w:r>
+      <w:r>
+        <w:rPr>
+          <w:b/>
+          <w:bCs/>
+          <w:color w:val="1F2D3D"/>
+          <w:sz w:val="32"/>
+          <w:szCs w:val="32"/>
+        </w:rPr>
+        <w:t xml:space="preserve">จัดเป็น Event และปิดเคส</w:t>
+      </w:r>
+      <w:r>
+        <w:rPr>
+          <w:sz w:val="32"/>
+          <w:szCs w:val="32"/>
+        </w:rPr>
+        <w:t xml:space="preserve"> (การ์ด “จัดประเภทใหม่เป็น Event”)</w:t>
+      </w:r>
+    </w:p>
+    <w:tbl>
+      <w:tblPr>
+        <w:tblW w:type="dxa" w:w="9600"/>
+        <w:tblBorders>
+          <w:top w:val="dashed" w:color="9DB4D4" w:sz="6"/>
+          <w:left w:val="dashed" w:color="9DB4D4" w:sz="6"/>
+          <w:bottom w:val="dashed" w:color="9DB4D4" w:sz="6"/>
+          <w:right w:val="dashed" w:color="9DB4D4" w:sz="6"/>
+          <w:insideH w:val="single" w:color="auto" w:sz="4"/>
+          <w:insideV w:val="single" w:color="auto" w:sz="4"/>
+        </w:tblBorders>
+      </w:tblPr>
+      <w:tblGrid>
+        <w:gridCol w:w="9600"/>
+      </w:tblGrid>
+      <w:tr>
+        <w:tc>
+          <w:tcPr>
+            <w:tcW w:type="dxa" w:w="9600"/>
+            <w:shd w:fill="F7F8FA" w:color="auto" w:val="clear"/>
+            <w:tcMar>
+              <w:top w:type="dxa" w:w="520"/>
+              <w:left w:type="dxa" w:w="200"/>
+              <w:bottom w:type="dxa" w:w="520"/>
+              <w:right w:type="dxa" w:w="200"/>
+            </w:tcMar>
+            <w:vAlign w:val="center"/>
+          </w:tcPr>
+          <w:p>
+            <w:pPr>
+              <w:spacing w:after="40"/>
+              <w:jc w:val="center"/>
+            </w:pPr>
+            <w:r>
+              <w:rPr>
+                <w:b/>
+                <w:bCs/>
+                <w:color w:val="6C7888"/>
+                <w:sz w:val="30"/>
+                <w:szCs w:val="30"/>
+              </w:rPr>
+              <w:t xml:space="preserve">[ ตำแหน่งภาพหน้าจอ ]</w:t>
+            </w:r>
+          </w:p>
+          <w:p>
+            <w:pPr>
+              <w:spacing w:after="40"/>
+              <w:jc w:val="center"/>
+            </w:pPr>
+            <w:r>
+              <w:rPr>
+                <w:color w:val="1F2D3D"/>
+                <w:sz w:val="32"/>
+                <w:szCs w:val="32"/>
+              </w:rPr>
+              <w:t xml:space="preserve">การ์ด Tier 2 ตรวจสอบมาตรการควบคุม พร้อมปุ่มตัดสินใจทั้งสี่ทาง</w:t>
+            </w:r>
+          </w:p>
+          <w:p>
+            <w:pPr>
+              <w:jc w:val="center"/>
+            </w:pPr>
+            <w:r>
+              <w:rPr>
+                <w:rFonts w:ascii="Consolas" w:cs="Consolas" w:eastAsia="Consolas" w:hAnsi="Consolas"/>
+                <w:color w:val="9AA6B4"/>
+                <w:sz w:val="24"/>
+                <w:szCs w:val="24"/>
+              </w:rPr>
+              <w:t xml:space="preserve">SHOT: T2-containment-review</w:t>
+            </w:r>
+          </w:p>
+        </w:tc>
+      </w:tr>
+    </w:tbl>
+    <w:p>
+      <w:pPr>
+        <w:spacing w:after="160" w:before="60"/>
+        <w:jc w:val="center"/>
+      </w:pPr>
+      <w:r>
+        <w:rPr>
+          <w:b/>
+          <w:bCs/>
+          <w:color w:val="245EA8"/>
+          <w:sz w:val="28"/>
+          <w:szCs w:val="28"/>
+        </w:rPr>
+        <w:t xml:space="preserve">รูปที่ 5-3  </w:t>
       </w:r>
       <w:r>
         <w:rPr>
@@ -2986,6 +3213,80 @@
                 <w:sz w:val="32"/>
                 <w:szCs w:val="32"/>
               </w:rPr>
+              <w:t xml:space="preserve">ก่อนเลือกทาง “ปิดงาน (อนุมัติ)” หรือ “ส่งผู้จัดการ” ต้องกรอกช่อง </w:t>
+            </w:r>
+            <w:r>
+              <w:rPr>
+                <w:b/>
+                <w:bCs/>
+                <w:color w:val="1F2D3D"/>
+                <w:sz w:val="32"/>
+                <w:szCs w:val="32"/>
+              </w:rPr>
+              <w:t xml:space="preserve">วันที่ เวลา ที่แจ้งเหตุผู้ที่ได้รับผลกระทบ</w:t>
+            </w:r>
+            <w:r>
+              <w:rPr>
+                <w:sz w:val="32"/>
+                <w:szCs w:val="32"/>
+              </w:rPr>
+              <w:t xml:space="preserve"> ในการ์ดเดียวกันก่อน (ดู 5.5)</w:t>
+            </w:r>
+          </w:p>
+        </w:tc>
+      </w:tr>
+    </w:tbl>
+    <w:tbl>
+      <w:tblPr>
+        <w:tblW w:type="dxa" w:w="9600"/>
+        <w:tblBorders>
+          <w:top w:val="single" w:color="FDECEE" w:sz="2"/>
+          <w:left w:val="single" w:color="E63946" w:sz="28"/>
+          <w:bottom w:val="single" w:color="FDECEE" w:sz="2"/>
+          <w:right w:val="single" w:color="FDECEE" w:sz="2"/>
+          <w:insideH w:val="single" w:color="auto" w:sz="4"/>
+          <w:insideV w:val="single" w:color="auto" w:sz="4"/>
+        </w:tblBorders>
+      </w:tblPr>
+      <w:tblGrid>
+        <w:gridCol w:w="9600"/>
+      </w:tblGrid>
+      <w:tr>
+        <w:tc>
+          <w:tcPr>
+            <w:tcW w:type="dxa" w:w="9600"/>
+            <w:shd w:fill="FDECEE" w:color="auto" w:val="clear"/>
+            <w:tcMar>
+              <w:top w:type="dxa" w:w="140"/>
+              <w:left w:type="dxa" w:w="200"/>
+              <w:bottom w:type="dxa" w:w="140"/>
+              <w:right w:type="dxa" w:w="200"/>
+            </w:tcMar>
+          </w:tcPr>
+          <w:p>
+            <w:pPr>
+              <w:spacing w:after="60"/>
+            </w:pPr>
+            <w:r>
+              <w:rPr>
+                <w:b/>
+                <w:bCs/>
+                <w:color w:val="E63946"/>
+                <w:sz w:val="30"/>
+                <w:szCs w:val="30"/>
+              </w:rPr>
+              <w:t xml:space="preserve">ข้อควรระวัง</w:t>
+            </w:r>
+          </w:p>
+          <w:p>
+            <w:pPr>
+              <w:spacing w:after="0"/>
+            </w:pPr>
+            <w:r>
+              <w:rPr>
+                <w:sz w:val="32"/>
+                <w:szCs w:val="32"/>
+              </w:rPr>
               <w:t xml:space="preserve">หากตั๋วยังมีคำขอทีมตอบสนองที่ยังไม่เสร็จ ปุ่มปิดงาน (อนุมัติ) จะไม่ปรากฏจนกว่าคำขอทั้งหมดจะเสร็จสิ้น (การปิดเป็น Event ไม่ติดเงื่อนไขนี้)</w:t>
             </w:r>
           </w:p>
@@ -3191,6 +3492,86 @@
         <w:t xml:space="preserve">ทางเลือกของคุณเหมือนกับการตรวจรับมาตรการควบคุม: ตรวจรับผ่านแล้วปิด, ส่งให้ผู้จัดการ (ฉุกเฉิน), ส่งกลับให้เจ้าของระบบ, หรือจัดเป็น Event แล้วปิด</w:t>
       </w:r>
     </w:p>
+    <w:p>
+      <w:pPr>
+        <w:spacing w:after="120"/>
+      </w:pPr>
+      <w:r>
+        <w:rPr>
+          <w:sz w:val="32"/>
+          <w:szCs w:val="32"/>
+        </w:rPr>
+        <w:t xml:space="preserve">เลนนี้ยังให้คุณทบทวน </w:t>
+      </w:r>
+      <w:r>
+        <w:rPr>
+          <w:b/>
+          <w:bCs/>
+          <w:color w:val="1F2D3D"/>
+          <w:sz w:val="32"/>
+          <w:szCs w:val="32"/>
+        </w:rPr>
+        <w:t xml:space="preserve">ผลการตรวจสอบ (Investigation Findings)</w:t>
+      </w:r>
+      <w:r>
+        <w:rPr>
+          <w:sz w:val="32"/>
+          <w:szCs w:val="32"/>
+        </w:rPr>
+        <w:t xml:space="preserve"> และ </w:t>
+      </w:r>
+      <w:r>
+        <w:rPr>
+          <w:b/>
+          <w:bCs/>
+          <w:color w:val="1F2D3D"/>
+          <w:sz w:val="32"/>
+          <w:szCs w:val="32"/>
+        </w:rPr>
+        <w:t xml:space="preserve">มาตรการควบคุม (Countermeasure)</w:t>
+      </w:r>
+      <w:r>
+        <w:rPr>
+          <w:sz w:val="32"/>
+          <w:szCs w:val="32"/>
+        </w:rPr>
+        <w:t xml:space="preserve"> ใต้หัวข้อ </w:t>
+      </w:r>
+      <w:r>
+        <w:rPr>
+          <w:b/>
+          <w:bCs/>
+          <w:color w:val="1F2D3D"/>
+          <w:sz w:val="32"/>
+          <w:szCs w:val="32"/>
+        </w:rPr>
+        <w:t xml:space="preserve">สรุปผลการดำเนินการแก้ไข</w:t>
+      </w:r>
+      <w:r>
+        <w:rPr>
+          <w:sz w:val="32"/>
+          <w:szCs w:val="32"/>
+        </w:rPr>
+        <w:t xml:space="preserve"> ได้ด้วย และต้องกรอก </w:t>
+      </w:r>
+      <w:r>
+        <w:rPr>
+          <w:b/>
+          <w:bCs/>
+          <w:color w:val="1F2D3D"/>
+          <w:sz w:val="32"/>
+          <w:szCs w:val="32"/>
+        </w:rPr>
+        <w:t xml:space="preserve">วันที่ เวลา ที่แจ้งเหตุผู้ที่ได้รับผลกระทบ</w:t>
+      </w:r>
+      <w:r>
+        <w:rPr>
+          <w:sz w:val="32"/>
+          <w:szCs w:val="32"/>
+        </w:rPr>
+        <w:t xml:space="preserve"> ก่อนอนุมัติปิดหรือส่งผู้จัดการเช่นเดียวกัน (ดู 5.5)</w:t>
+      </w:r>
+    </w:p>
     <w:tbl>
       <w:tblPr>
         <w:tblW w:type="dxa" w:w="9600"/>
@@ -3279,7 +3660,7 @@
           <w:sz w:val="28"/>
           <w:szCs w:val="28"/>
         </w:rPr>
-        <w:t xml:space="preserve">รูปที่ 5-3  </w:t>
+        <w:t xml:space="preserve">รูปที่ 5-4  </w:t>
       </w:r>
       <w:r>
         <w:rPr>
@@ -3297,7 +3678,7 @@
         <w:pStyle w:val="Heading2"/>
       </w:pPr>
       <w:r>
-        <w:t xml:space="preserve">5.5 การลงนามรับรอง (Verified)</w:t>
+        <w:t xml:space="preserve">5.5 บันทึกวันที่/เวลาที่แจ้งผู้ได้รับผลกระทบ (เพิ่ม v1.7.0)</w:t>
       </w:r>
     </w:p>
     <w:p>
@@ -3309,27 +3690,7 @@
           <w:sz w:val="32"/>
           <w:szCs w:val="32"/>
         </w:rPr>
-        <w:t xml:space="preserve">เมื่อคุณตัดสินว่าการควบคุมเสร็จสมบูรณ์ (ไม่ว่าจะส่งผู้จัดการต่อหรือปิดเอง) ระบบบันทึกชื่อคุณเป็นผู้ตรวจสอบ (Verified) และเวลาโดยอัตโนมัติ บันทึกได้ครั้งเดียว เขียนทับไม่ได้ คุณไม่ต้องกดปุ่มลงนามแยก</w:t>
-      </w:r>
-    </w:p>
-    <w:p>
-      <w:pPr>
-        <w:pStyle w:val="Heading2"/>
-      </w:pPr>
-      <w:r>
-        <w:t xml:space="preserve">5.6 ดูตัวอย่างไฟล์แนบ (เพิ่ม v1.5.0)</w:t>
-      </w:r>
-    </w:p>
-    <w:p>
-      <w:pPr>
-        <w:spacing w:after="120"/>
-      </w:pPr>
-      <w:r>
-        <w:rPr>
-          <w:sz w:val="32"/>
-          <w:szCs w:val="32"/>
-        </w:rPr>
-        <w:t xml:space="preserve">ไฟล์แนบที่เป็น </w:t>
+        <w:t xml:space="preserve">ในการ์ดตรวจรับ </w:t>
       </w:r>
       <w:r>
         <w:rPr>
@@ -3338,30 +3699,14 @@
           <w:sz w:val="32"/>
           <w:szCs w:val="32"/>
         </w:rPr>
-        <w:t xml:space="preserve">รูปภาพ</w:t>
-      </w:r>
-      <w:r>
-        <w:rPr>
-          <w:sz w:val="32"/>
-          <w:szCs w:val="32"/>
-        </w:rPr>
-        <w:t xml:space="preserve"> และ </w:t>
-      </w:r>
-      <w:r>
-        <w:rPr>
-          <w:b/>
-          <w:bCs/>
-          <w:sz w:val="32"/>
-          <w:szCs w:val="32"/>
-        </w:rPr>
-        <w:t xml:space="preserve">ข้อความ/log/CSV</w:t>
-      </w:r>
-      <w:r>
-        <w:rPr>
-          <w:sz w:val="32"/>
-          <w:szCs w:val="32"/>
-        </w:rPr>
-        <w:t xml:space="preserve"> มีลิงก์ </w:t>
+        <w:t xml:space="preserve">ทั้งสองแบบ</w:t>
+      </w:r>
+      <w:r>
+        <w:rPr>
+          <w:sz w:val="32"/>
+          <w:szCs w:val="32"/>
+        </w:rPr>
+        <w:t xml:space="preserve"> (ข้อ 5.3 มาตรการควบคุม และข้อ 5.4 การแก้ไขของเจ้าของระบบ) มีช่อง </w:t>
       </w:r>
       <w:r>
         <w:rPr>
@@ -3371,66 +3716,14 @@
           <w:sz w:val="32"/>
           <w:szCs w:val="32"/>
         </w:rPr>
-        <w:t xml:space="preserve">ดูตัวอย่าง</w:t>
-      </w:r>
-      <w:r>
-        <w:rPr>
-          <w:sz w:val="32"/>
-          <w:szCs w:val="32"/>
-        </w:rPr>
-        <w:t xml:space="preserve"> เปิดดูในแท็บใหม่ได้โดยไม่ต้องดาวน์โหลด — รูปภาพถูกแปลงใหม่เพื่อความปลอดภัย, ข้อความแสดงแบบ escape, และ CSV/TSV แสดงเป็นตาราง ไฟล์ประเภทอื่นยังเป็นการดาวน์โหลดเท่านั้น และทุกกรณีผ่านการตรวจสิทธิ์ก่อน</w:t>
-      </w:r>
-    </w:p>
-    <w:p>
-      <w:pPr>
-        <w:pStyle w:val="Heading2"/>
-      </w:pPr>
-      <w:r>
-        <w:t xml:space="preserve">5.7 ยื่นคำขอยกเลิกตั๋ว (เพิ่ม v1.5.0)</w:t>
-      </w:r>
-    </w:p>
-    <w:p>
-      <w:pPr>
-        <w:spacing w:after="120"/>
-      </w:pPr>
-      <w:r>
-        <w:rPr>
-          <w:sz w:val="32"/>
-          <w:szCs w:val="32"/>
-        </w:rPr>
-        <w:t xml:space="preserve">หากพบว่าตั๋วเป็น </w:t>
-      </w:r>
-      <w:r>
-        <w:rPr>
-          <w:b/>
-          <w:bCs/>
-          <w:sz w:val="32"/>
-          <w:szCs w:val="32"/>
-        </w:rPr>
-        <w:t xml:space="preserve">รายการซ้ำ</w:t>
-      </w:r>
-      <w:r>
-        <w:rPr>
-          <w:sz w:val="32"/>
-          <w:szCs w:val="32"/>
-        </w:rPr>
-        <w:t xml:space="preserve"> หรือ </w:t>
-      </w:r>
-      <w:r>
-        <w:rPr>
-          <w:b/>
-          <w:bCs/>
-          <w:sz w:val="32"/>
-          <w:szCs w:val="32"/>
-        </w:rPr>
-        <w:t xml:space="preserve">เปิดผิด</w:t>
-      </w:r>
-      <w:r>
-        <w:rPr>
-          <w:sz w:val="32"/>
-          <w:szCs w:val="32"/>
-        </w:rPr>
-        <w:t xml:space="preserve"> คุณในฐานะผู้ถือขั้นตอนสามารถ </w:t>
+        <w:t xml:space="preserve">วันที่ เวลา ที่แจ้งเหตุผู้ที่ได้รับผลกระทบ</w:t>
+      </w:r>
+      <w:r>
+        <w:rPr>
+          <w:sz w:val="32"/>
+          <w:szCs w:val="32"/>
+        </w:rPr>
+        <w:t xml:space="preserve"> ให้คุณบันทึกว่าได้แจ้งผู้ที่ได้รับผลกระทบทราบเมื่อใด พร้อมปุ่ม </w:t>
       </w:r>
       <w:r>
         <w:rPr>
@@ -3440,23 +3733,564 @@
           <w:sz w:val="32"/>
           <w:szCs w:val="32"/>
         </w:rPr>
-        <w:t xml:space="preserve">ยื่นคำขอยกเลิก</w:t>
-      </w:r>
-      <w:r>
-        <w:rPr>
-          <w:sz w:val="32"/>
-          <w:szCs w:val="32"/>
-        </w:rPr>
-        <w:t xml:space="preserve"> ได้จากการ์ดยกเลิกบนหน้ารายละเอียดตั๋ว โดยเลือกเหตุผล (รายการซ้ำ / สร้างรายการผิด / เหตุผลอื่น) และกรอกคำอธิบาย จากนั้น </w:t>
-      </w:r>
+        <w:t xml:space="preserve">ตอนนี้</w:t>
+      </w:r>
+      <w:r>
+        <w:rPr>
+          <w:sz w:val="32"/>
+          <w:szCs w:val="32"/>
+        </w:rPr>
+        <w:t xml:space="preserve"> สำหรับใส่เวลาปัจจุบัน</w:t>
+      </w:r>
+    </w:p>
+    <w:tbl>
+      <w:tblPr>
+        <w:tblW w:type="dxa" w:w="9600"/>
+        <w:tblBorders>
+          <w:top w:val="single" w:color="E1E6ED" w:sz="2"/>
+          <w:left w:val="single" w:color="E1E6ED" w:sz="2"/>
+          <w:bottom w:val="single" w:color="E1E6ED" w:sz="2"/>
+          <w:right w:val="single" w:color="E1E6ED" w:sz="2"/>
+          <w:insideH w:val="single" w:color="E1E6ED" w:sz="2"/>
+          <w:insideV w:val="single" w:color="E1E6ED" w:sz="2"/>
+        </w:tblBorders>
+      </w:tblPr>
+      <w:tblGrid>
+        <w:gridCol w:w="4800"/>
+        <w:gridCol w:w="4800"/>
+      </w:tblGrid>
+      <w:tr>
+        <w:trPr>
+          <w:cantSplit/>
+          <w:tblHeader/>
+        </w:trPr>
+        <w:tc>
+          <w:tcPr>
+            <w:tcW w:type="dxa" w:w="4800"/>
+            <w:shd w:fill="1A1A2E" w:color="auto" w:val="clear"/>
+            <w:tcMar>
+              <w:top w:type="dxa" w:w="80"/>
+              <w:left w:type="dxa" w:w="120"/>
+              <w:bottom w:type="dxa" w:w="80"/>
+              <w:right w:type="dxa" w:w="120"/>
+            </w:tcMar>
+          </w:tcPr>
+          <w:p>
+            <w:r>
+              <w:rPr>
+                <w:b/>
+                <w:bCs/>
+                <w:color w:val="FFFFFF"/>
+                <w:sz w:val="28"/>
+                <w:szCs w:val="28"/>
+              </w:rPr>
+              <w:t xml:space="preserve">คุณกำลังจะ</w:t>
+            </w:r>
+          </w:p>
+        </w:tc>
+        <w:tc>
+          <w:tcPr>
+            <w:tcW w:type="dxa" w:w="4800"/>
+            <w:shd w:fill="1A1A2E" w:color="auto" w:val="clear"/>
+            <w:tcMar>
+              <w:top w:type="dxa" w:w="80"/>
+              <w:left w:type="dxa" w:w="120"/>
+              <w:bottom w:type="dxa" w:w="80"/>
+              <w:right w:type="dxa" w:w="120"/>
+            </w:tcMar>
+          </w:tcPr>
+          <w:p>
+            <w:r>
+              <w:rPr>
+                <w:b/>
+                <w:bCs/>
+                <w:color w:val="FFFFFF"/>
+                <w:sz w:val="28"/>
+                <w:szCs w:val="28"/>
+              </w:rPr>
+              <w:t xml:space="preserve">ต้องกรอกช่องนี้ไหม</w:t>
+            </w:r>
+          </w:p>
+        </w:tc>
+      </w:tr>
+      <w:tr>
+        <w:trPr>
+          <w:cantSplit/>
+        </w:trPr>
+        <w:tc>
+          <w:tcPr>
+            <w:tcW w:type="dxa" w:w="4800"/>
+            <w:shd w:fill="FFFFFF" w:color="auto" w:val="clear"/>
+            <w:tcMar>
+              <w:top w:type="dxa" w:w="70"/>
+              <w:left w:type="dxa" w:w="120"/>
+              <w:bottom w:type="dxa" w:w="70"/>
+              <w:right w:type="dxa" w:w="120"/>
+            </w:tcMar>
+          </w:tcPr>
+          <w:p>
+            <w:pPr>
+              <w:spacing w:after="0"/>
+            </w:pPr>
+            <w:r>
+              <w:rPr>
+                <w:sz w:val="28"/>
+                <w:szCs w:val="28"/>
+              </w:rPr>
+              <w:t xml:space="preserve">ปิดงาน (อนุมัติ)</w:t>
+            </w:r>
+          </w:p>
+        </w:tc>
+        <w:tc>
+          <w:tcPr>
+            <w:tcW w:type="dxa" w:w="4800"/>
+            <w:shd w:fill="FFFFFF" w:color="auto" w:val="clear"/>
+            <w:tcMar>
+              <w:top w:type="dxa" w:w="70"/>
+              <w:left w:type="dxa" w:w="120"/>
+              <w:bottom w:type="dxa" w:w="70"/>
+              <w:right w:type="dxa" w:w="120"/>
+            </w:tcMar>
+          </w:tcPr>
+          <w:p>
+            <w:pPr>
+              <w:spacing w:after="0"/>
+            </w:pPr>
+            <w:r>
+              <w:rPr>
+                <w:b/>
+                <w:bCs/>
+                <w:color w:val="E63946"/>
+                <w:sz w:val="32"/>
+                <w:szCs w:val="32"/>
+              </w:rPr>
+              <w:t xml:space="preserve">บังคับ</w:t>
+            </w:r>
+            <w:r>
+              <w:rPr>
+                <w:sz w:val="32"/>
+                <w:szCs w:val="32"/>
+              </w:rPr>
+              <w:t xml:space="preserve"> — ปุ่มจะไม่ยอมให้ส่งจนกว่าจะกรอก</w:t>
+            </w:r>
+          </w:p>
+        </w:tc>
+      </w:tr>
+      <w:tr>
+        <w:trPr>
+          <w:cantSplit/>
+        </w:trPr>
+        <w:tc>
+          <w:tcPr>
+            <w:tcW w:type="dxa" w:w="4800"/>
+            <w:shd w:fill="F7F8FA" w:color="auto" w:val="clear"/>
+            <w:tcMar>
+              <w:top w:type="dxa" w:w="70"/>
+              <w:left w:type="dxa" w:w="120"/>
+              <w:bottom w:type="dxa" w:w="70"/>
+              <w:right w:type="dxa" w:w="120"/>
+            </w:tcMar>
+          </w:tcPr>
+          <w:p>
+            <w:pPr>
+              <w:spacing w:after="0"/>
+            </w:pPr>
+            <w:r>
+              <w:rPr>
+                <w:sz w:val="28"/>
+                <w:szCs w:val="28"/>
+              </w:rPr>
+              <w:t xml:space="preserve">ส่งตั๋วฉุกเฉินให้ผู้จัดการอนุมัติ</w:t>
+            </w:r>
+          </w:p>
+        </w:tc>
+        <w:tc>
+          <w:tcPr>
+            <w:tcW w:type="dxa" w:w="4800"/>
+            <w:shd w:fill="F7F8FA" w:color="auto" w:val="clear"/>
+            <w:tcMar>
+              <w:top w:type="dxa" w:w="70"/>
+              <w:left w:type="dxa" w:w="120"/>
+              <w:bottom w:type="dxa" w:w="70"/>
+              <w:right w:type="dxa" w:w="120"/>
+            </w:tcMar>
+          </w:tcPr>
+          <w:p>
+            <w:pPr>
+              <w:spacing w:after="0"/>
+            </w:pPr>
+            <w:r>
+              <w:rPr>
+                <w:b/>
+                <w:bCs/>
+                <w:color w:val="E63946"/>
+                <w:sz w:val="32"/>
+                <w:szCs w:val="32"/>
+              </w:rPr>
+              <w:t xml:space="preserve">บังคับ</w:t>
+            </w:r>
+          </w:p>
+        </w:tc>
+      </w:tr>
+      <w:tr>
+        <w:trPr>
+          <w:cantSplit/>
+        </w:trPr>
+        <w:tc>
+          <w:tcPr>
+            <w:tcW w:type="dxa" w:w="4800"/>
+            <w:shd w:fill="FFFFFF" w:color="auto" w:val="clear"/>
+            <w:tcMar>
+              <w:top w:type="dxa" w:w="70"/>
+              <w:left w:type="dxa" w:w="120"/>
+              <w:bottom w:type="dxa" w:w="70"/>
+              <w:right w:type="dxa" w:w="120"/>
+            </w:tcMar>
+          </w:tcPr>
+          <w:p>
+            <w:pPr>
+              <w:spacing w:after="0"/>
+            </w:pPr>
+            <w:r>
+              <w:rPr>
+                <w:sz w:val="28"/>
+                <w:szCs w:val="28"/>
+              </w:rPr>
+              <w:t xml:space="preserve">ส่งกลับให้แก้ไข</w:t>
+            </w:r>
+          </w:p>
+        </w:tc>
+        <w:tc>
+          <w:tcPr>
+            <w:tcW w:type="dxa" w:w="4800"/>
+            <w:shd w:fill="FFFFFF" w:color="auto" w:val="clear"/>
+            <w:tcMar>
+              <w:top w:type="dxa" w:w="70"/>
+              <w:left w:type="dxa" w:w="120"/>
+              <w:bottom w:type="dxa" w:w="70"/>
+              <w:right w:type="dxa" w:w="120"/>
+            </w:tcMar>
+          </w:tcPr>
+          <w:p>
+            <w:pPr>
+              <w:spacing w:after="0"/>
+            </w:pPr>
+            <w:r>
+              <w:rPr>
+                <w:sz w:val="28"/>
+                <w:szCs w:val="28"/>
+              </w:rPr>
+              <w:t xml:space="preserve">ไม่บังคับ</w:t>
+            </w:r>
+          </w:p>
+        </w:tc>
+      </w:tr>
+      <w:tr>
+        <w:trPr>
+          <w:cantSplit/>
+        </w:trPr>
+        <w:tc>
+          <w:tcPr>
+            <w:tcW w:type="dxa" w:w="4800"/>
+            <w:shd w:fill="F7F8FA" w:color="auto" w:val="clear"/>
+            <w:tcMar>
+              <w:top w:type="dxa" w:w="70"/>
+              <w:left w:type="dxa" w:w="120"/>
+              <w:bottom w:type="dxa" w:w="70"/>
+              <w:right w:type="dxa" w:w="120"/>
+            </w:tcMar>
+          </w:tcPr>
+          <w:p>
+            <w:pPr>
+              <w:spacing w:after="0"/>
+            </w:pPr>
+            <w:r>
+              <w:rPr>
+                <w:sz w:val="28"/>
+                <w:szCs w:val="28"/>
+              </w:rPr>
+              <w:t xml:space="preserve">จัดเป็น Event แล้วปิด</w:t>
+            </w:r>
+          </w:p>
+        </w:tc>
+        <w:tc>
+          <w:tcPr>
+            <w:tcW w:type="dxa" w:w="4800"/>
+            <w:shd w:fill="F7F8FA" w:color="auto" w:val="clear"/>
+            <w:tcMar>
+              <w:top w:type="dxa" w:w="70"/>
+              <w:left w:type="dxa" w:w="120"/>
+              <w:bottom w:type="dxa" w:w="70"/>
+              <w:right w:type="dxa" w:w="120"/>
+            </w:tcMar>
+          </w:tcPr>
+          <w:p>
+            <w:pPr>
+              <w:spacing w:after="0"/>
+            </w:pPr>
+            <w:r>
+              <w:rPr>
+                <w:sz w:val="28"/>
+                <w:szCs w:val="28"/>
+              </w:rPr>
+              <w:t xml:space="preserve">ไม่บังคับ</w:t>
+            </w:r>
+          </w:p>
+        </w:tc>
+      </w:tr>
+    </w:tbl>
+    <w:p>
+      <w:pPr>
+        <w:spacing w:after="140"/>
+      </w:pPr>
+    </w:p>
+    <w:tbl>
+      <w:tblPr>
+        <w:tblW w:type="dxa" w:w="9600"/>
+        <w:tblBorders>
+          <w:top w:val="dashed" w:color="9DB4D4" w:sz="6"/>
+          <w:left w:val="dashed" w:color="9DB4D4" w:sz="6"/>
+          <w:bottom w:val="dashed" w:color="9DB4D4" w:sz="6"/>
+          <w:right w:val="dashed" w:color="9DB4D4" w:sz="6"/>
+          <w:insideH w:val="single" w:color="auto" w:sz="4"/>
+          <w:insideV w:val="single" w:color="auto" w:sz="4"/>
+        </w:tblBorders>
+      </w:tblPr>
+      <w:tblGrid>
+        <w:gridCol w:w="9600"/>
+      </w:tblGrid>
+      <w:tr>
+        <w:tc>
+          <w:tcPr>
+            <w:tcW w:type="dxa" w:w="9600"/>
+            <w:shd w:fill="F7F8FA" w:color="auto" w:val="clear"/>
+            <w:tcMar>
+              <w:top w:type="dxa" w:w="520"/>
+              <w:left w:type="dxa" w:w="200"/>
+              <w:bottom w:type="dxa" w:w="520"/>
+              <w:right w:type="dxa" w:w="200"/>
+            </w:tcMar>
+            <w:vAlign w:val="center"/>
+          </w:tcPr>
+          <w:p>
+            <w:pPr>
+              <w:spacing w:after="40"/>
+              <w:jc w:val="center"/>
+            </w:pPr>
+            <w:r>
+              <w:rPr>
+                <w:b/>
+                <w:bCs/>
+                <w:color w:val="6C7888"/>
+                <w:sz w:val="30"/>
+                <w:szCs w:val="30"/>
+              </w:rPr>
+              <w:t xml:space="preserve">[ ตำแหน่งภาพหน้าจอ ]</w:t>
+            </w:r>
+          </w:p>
+          <w:p>
+            <w:pPr>
+              <w:spacing w:after="40"/>
+              <w:jc w:val="center"/>
+            </w:pPr>
+            <w:r>
+              <w:rPr>
+                <w:color w:val="1F2D3D"/>
+                <w:sz w:val="32"/>
+                <w:szCs w:val="32"/>
+              </w:rPr>
+              <w:t xml:space="preserve">ช่องวันที่ เวลา ที่แจ้งเหตุผู้ที่ได้รับผลกระทบ พร้อมปุ่มตอนนี้ ในการ์ดตรวจรับของ Tier 2</w:t>
+            </w:r>
+          </w:p>
+          <w:p>
+            <w:pPr>
+              <w:jc w:val="center"/>
+            </w:pPr>
+            <w:r>
+              <w:rPr>
+                <w:rFonts w:ascii="Consolas" w:cs="Consolas" w:eastAsia="Consolas" w:hAnsi="Consolas"/>
+                <w:color w:val="9AA6B4"/>
+                <w:sz w:val="24"/>
+                <w:szCs w:val="24"/>
+              </w:rPr>
+              <w:t xml:space="preserve">SHOT: T2-notified-date</w:t>
+            </w:r>
+          </w:p>
+        </w:tc>
+      </w:tr>
+    </w:tbl>
+    <w:p>
+      <w:pPr>
+        <w:spacing w:after="160" w:before="60"/>
+        <w:jc w:val="center"/>
+      </w:pPr>
       <w:r>
         <w:rPr>
           <w:b/>
           <w:bCs/>
-          <w:sz w:val="32"/>
-          <w:szCs w:val="32"/>
-        </w:rPr>
-        <w:t xml:space="preserve">ผู้จัดการ SOC เป็นผู้อนุมัติหรือปฏิเสธ</w:t>
+          <w:color w:val="245EA8"/>
+          <w:sz w:val="28"/>
+          <w:szCs w:val="28"/>
+        </w:rPr>
+        <w:t xml:space="preserve">รูปที่ 5-5  </w:t>
+      </w:r>
+      <w:r>
+        <w:rPr>
+          <w:i/>
+          <w:iCs/>
+          <w:color w:val="6C7888"/>
+          <w:sz w:val="28"/>
+          <w:szCs w:val="28"/>
+        </w:rPr>
+        <w:t xml:space="preserve">ช่องวันที่ เวลา ที่แจ้งเหตุผู้ที่ได้รับผลกระทบ พร้อมปุ่มตอนนี้ ในการ์ดตรวจรับของ Tier 2</w:t>
+      </w:r>
+    </w:p>
+    <w:tbl>
+      <w:tblPr>
+        <w:tblW w:type="dxa" w:w="9600"/>
+        <w:tblBorders>
+          <w:top w:val="single" w:color="FDECEE" w:sz="2"/>
+          <w:left w:val="single" w:color="E63946" w:sz="28"/>
+          <w:bottom w:val="single" w:color="FDECEE" w:sz="2"/>
+          <w:right w:val="single" w:color="FDECEE" w:sz="2"/>
+          <w:insideH w:val="single" w:color="auto" w:sz="4"/>
+          <w:insideV w:val="single" w:color="auto" w:sz="4"/>
+        </w:tblBorders>
+      </w:tblPr>
+      <w:tblGrid>
+        <w:gridCol w:w="9600"/>
+      </w:tblGrid>
+      <w:tr>
+        <w:tc>
+          <w:tcPr>
+            <w:tcW w:type="dxa" w:w="9600"/>
+            <w:shd w:fill="FDECEE" w:color="auto" w:val="clear"/>
+            <w:tcMar>
+              <w:top w:type="dxa" w:w="140"/>
+              <w:left w:type="dxa" w:w="200"/>
+              <w:bottom w:type="dxa" w:w="140"/>
+              <w:right w:type="dxa" w:w="200"/>
+            </w:tcMar>
+          </w:tcPr>
+          <w:p>
+            <w:pPr>
+              <w:spacing w:after="60"/>
+            </w:pPr>
+            <w:r>
+              <w:rPr>
+                <w:b/>
+                <w:bCs/>
+                <w:color w:val="E63946"/>
+                <w:sz w:val="30"/>
+                <w:szCs w:val="30"/>
+              </w:rPr>
+              <w:t xml:space="preserve">ข้อควรระวัง</w:t>
+            </w:r>
+          </w:p>
+          <w:p>
+            <w:pPr>
+              <w:spacing w:after="0"/>
+            </w:pPr>
+            <w:r>
+              <w:rPr>
+                <w:sz w:val="32"/>
+                <w:szCs w:val="32"/>
+              </w:rPr>
+              <w:t xml:space="preserve">ระบบตรวจความสมเหตุสมผลของเวลาให้ 3 ข้อ — เวลาที่แจ้ง </w:t>
+            </w:r>
+            <w:r>
+              <w:rPr>
+                <w:b/>
+                <w:bCs/>
+                <w:sz w:val="32"/>
+                <w:szCs w:val="32"/>
+              </w:rPr>
+              <w:t xml:space="preserve">ต้องไม่เป็นอนาคต</w:t>
+            </w:r>
+            <w:r>
+              <w:rPr>
+                <w:sz w:val="32"/>
+                <w:szCs w:val="32"/>
+              </w:rPr>
+              <w:t xml:space="preserve">, </w:t>
+            </w:r>
+            <w:r>
+              <w:rPr>
+                <w:b/>
+                <w:bCs/>
+                <w:sz w:val="32"/>
+                <w:szCs w:val="32"/>
+              </w:rPr>
+              <w:t xml:space="preserve">ต้องไม่ก่อนเวลาที่ตรวจพบเหตุการณ์</w:t>
+            </w:r>
+            <w:r>
+              <w:rPr>
+                <w:sz w:val="32"/>
+                <w:szCs w:val="32"/>
+              </w:rPr>
+              <w:t xml:space="preserve"> และ </w:t>
+            </w:r>
+            <w:r>
+              <w:rPr>
+                <w:b/>
+                <w:bCs/>
+                <w:sz w:val="32"/>
+                <w:szCs w:val="32"/>
+              </w:rPr>
+              <w:t xml:space="preserve">ต้องไม่ก่อนเวลาที่เกิดเหตุการณ์</w:t>
+            </w:r>
+            <w:r>
+              <w:rPr>
+                <w:sz w:val="32"/>
+                <w:szCs w:val="32"/>
+              </w:rPr>
+              <w:t xml:space="preserve"> หากขึ้นข้อความเตือน ให้ตรวจว่ากรอกวันหรือเดือนสลับกันหรือไม่</w:t>
+            </w:r>
+          </w:p>
+        </w:tc>
+      </w:tr>
+    </w:tbl>
+    <w:p>
+      <w:pPr>
+        <w:spacing w:after="80"/>
+      </w:pPr>
+    </w:p>
+    <w:p>
+      <w:pPr>
+        <w:spacing w:after="120"/>
+      </w:pPr>
+      <w:r>
+        <w:rPr>
+          <w:sz w:val="32"/>
+          <w:szCs w:val="32"/>
+        </w:rPr>
+        <w:t xml:space="preserve">ค่าที่บันทึกจะไปปรากฏ 4 ที่: หน้ารายละเอียดตั๋ว (แถว </w:t>
+      </w:r>
+      <w:r>
+        <w:rPr>
+          <w:b/>
+          <w:bCs/>
+          <w:color w:val="1F2D3D"/>
+          <w:sz w:val="32"/>
+          <w:szCs w:val="32"/>
+        </w:rPr>
+        <w:t xml:space="preserve">เวลาที่แจ้งผู้ได้รับผลกระทบ</w:t>
+      </w:r>
+      <w:r>
+        <w:rPr>
+          <w:sz w:val="32"/>
+          <w:szCs w:val="32"/>
+        </w:rPr>
+        <w:t xml:space="preserve">), ประวัติการแก้ไขข้อมูล, หน้าแก้ไขตั๋ว (แก้ย้อนหลังได้หากกรอกผิด) และ </w:t>
+      </w:r>
+      <w:r>
+        <w:rPr>
+          <w:b/>
+          <w:bCs/>
+          <w:sz w:val="32"/>
+          <w:szCs w:val="32"/>
+        </w:rPr>
+        <w:t xml:space="preserve">รายงานเหตุการณ์ (Incident) ข้อ 1.4</w:t>
       </w:r>
     </w:p>
     <w:tbl>
@@ -3510,7 +4344,1188 @@
                 <w:sz w:val="32"/>
                 <w:szCs w:val="32"/>
               </w:rPr>
+              <w:t xml:space="preserve">การเพิ่มข้อ 1.4 ทำให้หัวข้อเดิม 1.4–1.18 ในรายงาน Incident </w:t>
+            </w:r>
+            <w:r>
+              <w:rPr>
+                <w:b/>
+                <w:bCs/>
+                <w:sz w:val="32"/>
+                <w:szCs w:val="32"/>
+              </w:rPr>
+              <w:t xml:space="preserve">เลื่อนเป็น 1.5–1.19</w:t>
+            </w:r>
+            <w:r>
+              <w:rPr>
+                <w:sz w:val="32"/>
+                <w:szCs w:val="32"/>
+              </w:rPr>
+              <w:t xml:space="preserve"> — หากคุณมีเอกสารอ้างอิงเลขข้อเดิม ให้ปรับตาม ส่วน </w:t>
+            </w:r>
+            <w:r>
+              <w:rPr>
+                <w:b/>
+                <w:bCs/>
+                <w:sz w:val="32"/>
+                <w:szCs w:val="32"/>
+              </w:rPr>
+              <w:t xml:space="preserve">รายงาน Event ไม่เปลี่ยนแปลง</w:t>
+            </w:r>
+          </w:p>
+        </w:tc>
+      </w:tr>
+    </w:tbl>
+    <w:p>
+      <w:pPr>
+        <w:pStyle w:val="Heading2"/>
+      </w:pPr>
+      <w:r>
+        <w:t xml:space="preserve">5.6 การลงนามรับรอง (Verified)</w:t>
+      </w:r>
+    </w:p>
+    <w:p>
+      <w:pPr>
+        <w:spacing w:after="120"/>
+      </w:pPr>
+      <w:r>
+        <w:rPr>
+          <w:sz w:val="32"/>
+          <w:szCs w:val="32"/>
+        </w:rPr>
+        <w:t xml:space="preserve">เมื่อคุณตัดสินว่าการควบคุมเสร็จสมบูรณ์ (ไม่ว่าจะส่งผู้จัดการต่อหรือปิดเอง) ระบบบันทึกชื่อคุณเป็นผู้ตรวจสอบ (Verified) และเวลาโดยอัตโนมัติ บันทึกได้ครั้งเดียว เขียนทับไม่ได้ คุณไม่ต้องกดปุ่มลงนามแยก</w:t>
+      </w:r>
+    </w:p>
+    <w:p>
+      <w:pPr>
+        <w:pStyle w:val="Heading2"/>
+      </w:pPr>
+      <w:r>
+        <w:t xml:space="preserve">5.7 ดูตัวอย่างไฟล์แนบ (เพิ่ม v1.5.0)</w:t>
+      </w:r>
+    </w:p>
+    <w:p>
+      <w:pPr>
+        <w:spacing w:after="120"/>
+      </w:pPr>
+      <w:r>
+        <w:rPr>
+          <w:sz w:val="32"/>
+          <w:szCs w:val="32"/>
+        </w:rPr>
+        <w:t xml:space="preserve">ไฟล์แนบที่เป็น </w:t>
+      </w:r>
+      <w:r>
+        <w:rPr>
+          <w:b/>
+          <w:bCs/>
+          <w:sz w:val="32"/>
+          <w:szCs w:val="32"/>
+        </w:rPr>
+        <w:t xml:space="preserve">รูปภาพ</w:t>
+      </w:r>
+      <w:r>
+        <w:rPr>
+          <w:sz w:val="32"/>
+          <w:szCs w:val="32"/>
+        </w:rPr>
+        <w:t xml:space="preserve"> และ </w:t>
+      </w:r>
+      <w:r>
+        <w:rPr>
+          <w:b/>
+          <w:bCs/>
+          <w:sz w:val="32"/>
+          <w:szCs w:val="32"/>
+        </w:rPr>
+        <w:t xml:space="preserve">ข้อความ/log/CSV</w:t>
+      </w:r>
+      <w:r>
+        <w:rPr>
+          <w:sz w:val="32"/>
+          <w:szCs w:val="32"/>
+        </w:rPr>
+        <w:t xml:space="preserve"> มีลิงก์ </w:t>
+      </w:r>
+      <w:r>
+        <w:rPr>
+          <w:b/>
+          <w:bCs/>
+          <w:color w:val="1F2D3D"/>
+          <w:sz w:val="32"/>
+          <w:szCs w:val="32"/>
+        </w:rPr>
+        <w:t xml:space="preserve">ดูตัวอย่าง</w:t>
+      </w:r>
+      <w:r>
+        <w:rPr>
+          <w:sz w:val="32"/>
+          <w:szCs w:val="32"/>
+        </w:rPr>
+        <w:t xml:space="preserve"> เปิดดูในแท็บใหม่ได้โดยไม่ต้องดาวน์โหลด — รูปภาพถูกแปลงใหม่เพื่อความปลอดภัย, ข้อความแสดงแบบ escape, และ CSV/TSV แสดงเป็นตาราง ไฟล์ประเภทอื่นยังเป็นการดาวน์โหลดเท่านั้น และทุกกรณีผ่านการตรวจสิทธิ์ก่อน</w:t>
+      </w:r>
+    </w:p>
+    <w:p>
+      <w:pPr>
+        <w:pStyle w:val="Heading2"/>
+      </w:pPr>
+      <w:r>
+        <w:t xml:space="preserve">5.8 ยื่นคำขอยกเลิกตั๋ว (เพิ่ม v1.5.0)</w:t>
+      </w:r>
+    </w:p>
+    <w:p>
+      <w:pPr>
+        <w:spacing w:after="120"/>
+      </w:pPr>
+      <w:r>
+        <w:rPr>
+          <w:sz w:val="32"/>
+          <w:szCs w:val="32"/>
+        </w:rPr>
+        <w:t xml:space="preserve">หากพบว่าตั๋วเป็น </w:t>
+      </w:r>
+      <w:r>
+        <w:rPr>
+          <w:b/>
+          <w:bCs/>
+          <w:sz w:val="32"/>
+          <w:szCs w:val="32"/>
+        </w:rPr>
+        <w:t xml:space="preserve">รายการซ้ำ</w:t>
+      </w:r>
+      <w:r>
+        <w:rPr>
+          <w:sz w:val="32"/>
+          <w:szCs w:val="32"/>
+        </w:rPr>
+        <w:t xml:space="preserve"> หรือ </w:t>
+      </w:r>
+      <w:r>
+        <w:rPr>
+          <w:b/>
+          <w:bCs/>
+          <w:sz w:val="32"/>
+          <w:szCs w:val="32"/>
+        </w:rPr>
+        <w:t xml:space="preserve">เปิดผิด</w:t>
+      </w:r>
+      <w:r>
+        <w:rPr>
+          <w:sz w:val="32"/>
+          <w:szCs w:val="32"/>
+        </w:rPr>
+        <w:t xml:space="preserve"> คุณในฐานะผู้ถือขั้นตอนสามารถ </w:t>
+      </w:r>
+      <w:r>
+        <w:rPr>
+          <w:b/>
+          <w:bCs/>
+          <w:color w:val="1F2D3D"/>
+          <w:sz w:val="32"/>
+          <w:szCs w:val="32"/>
+        </w:rPr>
+        <w:t xml:space="preserve">ยื่นคำขอยกเลิก</w:t>
+      </w:r>
+      <w:r>
+        <w:rPr>
+          <w:sz w:val="32"/>
+          <w:szCs w:val="32"/>
+        </w:rPr>
+        <w:t xml:space="preserve"> ได้จากการ์ดยกเลิกบนหน้ารายละเอียดตั๋ว โดยเลือกเหตุผล (รายการซ้ำ / สร้างรายการผิด / เหตุผลอื่น) และกรอกคำอธิบาย จากนั้น </w:t>
+      </w:r>
+      <w:r>
+        <w:rPr>
+          <w:b/>
+          <w:bCs/>
+          <w:sz w:val="32"/>
+          <w:szCs w:val="32"/>
+        </w:rPr>
+        <w:t xml:space="preserve">ผู้จัดการ SOC เป็นผู้อนุมัติหรือปฏิเสธ</w:t>
+      </w:r>
+    </w:p>
+    <w:tbl>
+      <w:tblPr>
+        <w:tblW w:type="dxa" w:w="9600"/>
+        <w:tblBorders>
+          <w:top w:val="single" w:color="F1F3F6" w:sz="2"/>
+          <w:left w:val="single" w:color="6C7888" w:sz="28"/>
+          <w:bottom w:val="single" w:color="F1F3F6" w:sz="2"/>
+          <w:right w:val="single" w:color="F1F3F6" w:sz="2"/>
+          <w:insideH w:val="single" w:color="auto" w:sz="4"/>
+          <w:insideV w:val="single" w:color="auto" w:sz="4"/>
+        </w:tblBorders>
+      </w:tblPr>
+      <w:tblGrid>
+        <w:gridCol w:w="9600"/>
+      </w:tblGrid>
+      <w:tr>
+        <w:tc>
+          <w:tcPr>
+            <w:tcW w:type="dxa" w:w="9600"/>
+            <w:shd w:fill="F1F3F6" w:color="auto" w:val="clear"/>
+            <w:tcMar>
+              <w:top w:type="dxa" w:w="140"/>
+              <w:left w:type="dxa" w:w="200"/>
+              <w:bottom w:type="dxa" w:w="140"/>
+              <w:right w:type="dxa" w:w="200"/>
+            </w:tcMar>
+          </w:tcPr>
+          <w:p>
+            <w:pPr>
+              <w:spacing w:after="60"/>
+            </w:pPr>
+            <w:r>
+              <w:rPr>
+                <w:b/>
+                <w:bCs/>
+                <w:color w:val="6C7888"/>
+                <w:sz w:val="30"/>
+                <w:szCs w:val="30"/>
+              </w:rPr>
+              <w:t xml:space="preserve">สิ่งที่ต้องจำ</w:t>
+            </w:r>
+          </w:p>
+          <w:p>
+            <w:pPr>
+              <w:spacing w:after="0"/>
+            </w:pPr>
+            <w:r>
+              <w:rPr>
+                <w:sz w:val="32"/>
+                <w:szCs w:val="32"/>
+              </w:rPr>
               <w:t xml:space="preserve">คำขอยกเลิกที่ค้างอยู่ไม่หยุดนาฬิกา OLA และไม่เลื่อนสถานะ งานยังเดินต่อได้ตามปกติ มีคำขอค้างได้ครั้งละหนึ่งรายการ และผู้ยื่นถอนคำขอเองได้</w:t>
+            </w:r>
+          </w:p>
+        </w:tc>
+      </w:tr>
+    </w:tbl>
+    <w:p>
+      <w:pPr>
+        <w:pStyle w:val="Heading2"/>
+      </w:pPr>
+      <w:r>
+        <w:t xml:space="preserve">5.9 แก้ไขข้อมูลเคส (เพิ่ม v1.7.0)</w:t>
+      </w:r>
+    </w:p>
+    <w:p>
+      <w:pPr>
+        <w:spacing w:after="120"/>
+      </w:pPr>
+      <w:r>
+        <w:rPr>
+          <w:sz w:val="32"/>
+          <w:szCs w:val="32"/>
+        </w:rPr>
+        <w:t xml:space="preserve">ระหว่างวิเคราะห์ คุณมักพบข้อมูลที่ระดับ 1 กรอกไว้ไม่ครบหรือคลาดเคลื่อน แก้ได้จากปุ่ม </w:t>
+      </w:r>
+      <w:r>
+        <w:rPr>
+          <w:b/>
+          <w:bCs/>
+          <w:color w:val="1F2D3D"/>
+          <w:sz w:val="32"/>
+          <w:szCs w:val="32"/>
+        </w:rPr>
+        <w:t xml:space="preserve">แก้ไขข้อมูล</w:t>
+      </w:r>
+      <w:r>
+        <w:rPr>
+          <w:sz w:val="32"/>
+          <w:szCs w:val="32"/>
+        </w:rPr>
+        <w:t xml:space="preserve"> บนหน้ารายละเอียดตั๋ว ซึ่งพาไปหน้า </w:t>
+      </w:r>
+      <w:r>
+        <w:rPr>
+          <w:b/>
+          <w:bCs/>
+          <w:sz w:val="32"/>
+          <w:szCs w:val="32"/>
+        </w:rPr>
+        <w:t xml:space="preserve">แก้ไขข้อมูลเคส #&lt;เลขตั๋ว&gt;</w:t>
+      </w:r>
+      <w:r>
+        <w:rPr>
+          <w:sz w:val="32"/>
+          <w:szCs w:val="32"/>
+        </w:rPr>
+        <w:t xml:space="preserve"> — ใช้เติม IOC ที่เพิ่งพบ แก้ความรุนแรง หรือแก้เวลาที่กรอกผิดได้โดยไม่ต้องเปิดตั๋วใหม่</w:t>
+      </w:r>
+    </w:p>
+    <w:p>
+      <w:pPr>
+        <w:pStyle w:val="ListParagraph"/>
+        <w:numPr>
+          <w:ilvl w:val="0"/>
+          <w:numId w:val="6"/>
+        </w:numPr>
+        <w:spacing w:after="80"/>
+      </w:pPr>
+      <w:r>
+        <w:rPr>
+          <w:sz w:val="32"/>
+          <w:szCs w:val="32"/>
+        </w:rPr>
+        <w:t xml:space="preserve">กด </w:t>
+      </w:r>
+      <w:r>
+        <w:rPr>
+          <w:b/>
+          <w:bCs/>
+          <w:color w:val="1F2D3D"/>
+          <w:sz w:val="32"/>
+          <w:szCs w:val="32"/>
+        </w:rPr>
+        <w:t xml:space="preserve">แก้ไขข้อมูล</w:t>
+      </w:r>
+      <w:r>
+        <w:rPr>
+          <w:sz w:val="32"/>
+          <w:szCs w:val="32"/>
+        </w:rPr>
+        <w:t xml:space="preserve"> แล้วแก้เฉพาะช่องที่ต้องแก้ (หัวข้อ </w:t>
+      </w:r>
+      <w:r>
+        <w:rPr>
+          <w:b/>
+          <w:bCs/>
+          <w:color w:val="1F2D3D"/>
+          <w:sz w:val="32"/>
+          <w:szCs w:val="32"/>
+        </w:rPr>
+        <w:t xml:space="preserve">Indicators of Compromise (IOC)</w:t>
+      </w:r>
+      <w:r>
+        <w:rPr>
+          <w:sz w:val="32"/>
+          <w:szCs w:val="32"/>
+        </w:rPr>
+        <w:t xml:space="preserve"> อยู่ในการ์ดเดียวกัน)</w:t>
+      </w:r>
+    </w:p>
+    <w:p>
+      <w:pPr>
+        <w:pStyle w:val="ListParagraph"/>
+        <w:numPr>
+          <w:ilvl w:val="0"/>
+          <w:numId w:val="6"/>
+        </w:numPr>
+        <w:spacing w:after="80"/>
+      </w:pPr>
+      <w:r>
+        <w:rPr>
+          <w:sz w:val="32"/>
+          <w:szCs w:val="32"/>
+        </w:rPr>
+        <w:t xml:space="preserve">กรอก </w:t>
+      </w:r>
+      <w:r>
+        <w:rPr>
+          <w:b/>
+          <w:bCs/>
+          <w:color w:val="1F2D3D"/>
+          <w:sz w:val="32"/>
+          <w:szCs w:val="32"/>
+        </w:rPr>
+        <w:t xml:space="preserve">ระบุเหตุผล</w:t>
+      </w:r>
+      <w:r>
+        <w:rPr>
+          <w:sz w:val="32"/>
+          <w:szCs w:val="32"/>
+        </w:rPr>
+        <w:t xml:space="preserve"> — </w:t>
+      </w:r>
+      <w:r>
+        <w:rPr>
+          <w:b/>
+          <w:bCs/>
+          <w:color w:val="E63946"/>
+          <w:sz w:val="32"/>
+          <w:szCs w:val="32"/>
+        </w:rPr>
+        <w:t xml:space="preserve">บังคับ</w:t>
+      </w:r>
+      <w:r>
+        <w:rPr>
+          <w:sz w:val="32"/>
+          <w:szCs w:val="32"/>
+        </w:rPr>
+        <w:t xml:space="preserve"> เช่น “พบ Hash เพิ่มจากการวิเคราะห์”</w:t>
+      </w:r>
+    </w:p>
+    <w:p>
+      <w:pPr>
+        <w:pStyle w:val="ListParagraph"/>
+        <w:numPr>
+          <w:ilvl w:val="0"/>
+          <w:numId w:val="6"/>
+        </w:numPr>
+        <w:spacing w:after="80"/>
+      </w:pPr>
+      <w:r>
+        <w:rPr>
+          <w:sz w:val="32"/>
+          <w:szCs w:val="32"/>
+        </w:rPr>
+        <w:t xml:space="preserve">กด </w:t>
+      </w:r>
+      <w:r>
+        <w:rPr>
+          <w:b/>
+          <w:bCs/>
+          <w:color w:val="1F2D3D"/>
+          <w:sz w:val="32"/>
+          <w:szCs w:val="32"/>
+        </w:rPr>
+        <w:t xml:space="preserve">บันทึกการแก้ไข</w:t>
+      </w:r>
+      <w:r>
+        <w:rPr>
+          <w:sz w:val="32"/>
+          <w:szCs w:val="32"/>
+        </w:rPr>
+        <w:t xml:space="preserve"> ทุกช่องที่เปลี่ยนถูกเก็บเป็นค่าเดิม → ค่าใหม่ ในหัวข้อ </w:t>
+      </w:r>
+      <w:r>
+        <w:rPr>
+          <w:b/>
+          <w:bCs/>
+          <w:color w:val="1F2D3D"/>
+          <w:sz w:val="32"/>
+          <w:szCs w:val="32"/>
+        </w:rPr>
+        <w:t xml:space="preserve">ประวัติการแก้ไขข้อมูล</w:t>
+      </w:r>
+    </w:p>
+    <w:tbl>
+      <w:tblPr>
+        <w:tblW w:type="dxa" w:w="9600"/>
+        <w:tblBorders>
+          <w:top w:val="dashed" w:color="9DB4D4" w:sz="6"/>
+          <w:left w:val="dashed" w:color="9DB4D4" w:sz="6"/>
+          <w:bottom w:val="dashed" w:color="9DB4D4" w:sz="6"/>
+          <w:right w:val="dashed" w:color="9DB4D4" w:sz="6"/>
+          <w:insideH w:val="single" w:color="auto" w:sz="4"/>
+          <w:insideV w:val="single" w:color="auto" w:sz="4"/>
+        </w:tblBorders>
+      </w:tblPr>
+      <w:tblGrid>
+        <w:gridCol w:w="9600"/>
+      </w:tblGrid>
+      <w:tr>
+        <w:tc>
+          <w:tcPr>
+            <w:tcW w:type="dxa" w:w="9600"/>
+            <w:shd w:fill="F7F8FA" w:color="auto" w:val="clear"/>
+            <w:tcMar>
+              <w:top w:type="dxa" w:w="520"/>
+              <w:left w:type="dxa" w:w="200"/>
+              <w:bottom w:type="dxa" w:w="520"/>
+              <w:right w:type="dxa" w:w="200"/>
+            </w:tcMar>
+            <w:vAlign w:val="center"/>
+          </w:tcPr>
+          <w:p>
+            <w:pPr>
+              <w:spacing w:after="40"/>
+              <w:jc w:val="center"/>
+            </w:pPr>
+            <w:r>
+              <w:rPr>
+                <w:b/>
+                <w:bCs/>
+                <w:color w:val="6C7888"/>
+                <w:sz w:val="30"/>
+                <w:szCs w:val="30"/>
+              </w:rPr>
+              <w:t xml:space="preserve">[ ตำแหน่งภาพหน้าจอ ]</w:t>
+            </w:r>
+          </w:p>
+          <w:p>
+            <w:pPr>
+              <w:spacing w:after="40"/>
+              <w:jc w:val="center"/>
+            </w:pPr>
+            <w:r>
+              <w:rPr>
+                <w:color w:val="1F2D3D"/>
+                <w:sz w:val="32"/>
+                <w:szCs w:val="32"/>
+              </w:rPr>
+              <w:t xml:space="preserve">หน้าแก้ไขข้อมูลเคส แสดงการ์ดข้อมูลเคส หัวข้อ IOC และช่องเหตุผลที่บังคับกรอก</w:t>
+            </w:r>
+          </w:p>
+          <w:p>
+            <w:pPr>
+              <w:jc w:val="center"/>
+            </w:pPr>
+            <w:r>
+              <w:rPr>
+                <w:rFonts w:ascii="Consolas" w:cs="Consolas" w:eastAsia="Consolas" w:hAnsi="Consolas"/>
+                <w:color w:val="9AA6B4"/>
+                <w:sz w:val="24"/>
+                <w:szCs w:val="24"/>
+              </w:rPr>
+              <w:t xml:space="preserve">SHOT: T2-ticket-edit</w:t>
+            </w:r>
+          </w:p>
+        </w:tc>
+      </w:tr>
+    </w:tbl>
+    <w:p>
+      <w:pPr>
+        <w:spacing w:after="160" w:before="60"/>
+        <w:jc w:val="center"/>
+      </w:pPr>
+      <w:r>
+        <w:rPr>
+          <w:b/>
+          <w:bCs/>
+          <w:color w:val="245EA8"/>
+          <w:sz w:val="28"/>
+          <w:szCs w:val="28"/>
+        </w:rPr>
+        <w:t xml:space="preserve">รูปที่ 5-6  </w:t>
+      </w:r>
+      <w:r>
+        <w:rPr>
+          <w:i/>
+          <w:iCs/>
+          <w:color w:val="6C7888"/>
+          <w:sz w:val="28"/>
+          <w:szCs w:val="28"/>
+        </w:rPr>
+        <w:t xml:space="preserve">หน้าแก้ไขข้อมูลเคส แสดงการ์ดข้อมูลเคส หัวข้อ IOC และช่องเหตุผลที่บังคับกรอก</w:t>
+      </w:r>
+    </w:p>
+    <w:tbl>
+      <w:tblPr>
+        <w:tblW w:type="dxa" w:w="9600"/>
+        <w:tblBorders>
+          <w:top w:val="single" w:color="FDECEE" w:sz="2"/>
+          <w:left w:val="single" w:color="E63946" w:sz="28"/>
+          <w:bottom w:val="single" w:color="FDECEE" w:sz="2"/>
+          <w:right w:val="single" w:color="FDECEE" w:sz="2"/>
+          <w:insideH w:val="single" w:color="auto" w:sz="4"/>
+          <w:insideV w:val="single" w:color="auto" w:sz="4"/>
+        </w:tblBorders>
+      </w:tblPr>
+      <w:tblGrid>
+        <w:gridCol w:w="9600"/>
+      </w:tblGrid>
+      <w:tr>
+        <w:tc>
+          <w:tcPr>
+            <w:tcW w:type="dxa" w:w="9600"/>
+            <w:shd w:fill="FDECEE" w:color="auto" w:val="clear"/>
+            <w:tcMar>
+              <w:top w:type="dxa" w:w="140"/>
+              <w:left w:type="dxa" w:w="200"/>
+              <w:bottom w:type="dxa" w:w="140"/>
+              <w:right w:type="dxa" w:w="200"/>
+            </w:tcMar>
+          </w:tcPr>
+          <w:p>
+            <w:pPr>
+              <w:spacing w:after="60"/>
+            </w:pPr>
+            <w:r>
+              <w:rPr>
+                <w:b/>
+                <w:bCs/>
+                <w:color w:val="E63946"/>
+                <w:sz w:val="30"/>
+                <w:szCs w:val="30"/>
+              </w:rPr>
+              <w:t xml:space="preserve">ข้อควรระวัง</w:t>
+            </w:r>
+          </w:p>
+          <w:p>
+            <w:pPr>
+              <w:spacing w:after="60"/>
+            </w:pPr>
+            <w:r>
+              <w:rPr>
+                <w:sz w:val="32"/>
+                <w:szCs w:val="32"/>
+              </w:rPr>
+              <w:t xml:space="preserve">ข้อจำกัดเฉพาะบทบาทคุณ: หากตั๋วอยู่ในคิว Tier 2 และ </w:t>
+            </w:r>
+            <w:r>
+              <w:rPr>
+                <w:b/>
+                <w:bCs/>
+                <w:sz w:val="32"/>
+                <w:szCs w:val="32"/>
+              </w:rPr>
+              <w:t xml:space="preserve">ระดับ 2 คนอื่นรับเรื่อง (Claim) ไว้แล้ว</w:t>
+            </w:r>
+            <w:r>
+              <w:rPr>
+                <w:sz w:val="32"/>
+                <w:szCs w:val="32"/>
+              </w:rPr>
+              <w:t xml:space="preserve"> คุณจะแก้ไขตั๋วนั้นไม่ได้ ต้องรอให้เขาคืนคิวก่อน — เป็นกติกากันแก้ทับกันเองในทีม ไม่ได้ปิดกั้นบทบาทอื่น</w:t>
+            </w:r>
+          </w:p>
+          <w:p>
+            <w:pPr>
+              <w:spacing w:after="0"/>
+            </w:pPr>
+            <w:r>
+              <w:rPr>
+                <w:sz w:val="32"/>
+                <w:szCs w:val="32"/>
+              </w:rPr>
+              <w:t xml:space="preserve">หน้านี้ </w:t>
+            </w:r>
+            <w:r>
+              <w:rPr>
+                <w:b/>
+                <w:bCs/>
+                <w:sz w:val="32"/>
+                <w:szCs w:val="32"/>
+              </w:rPr>
+              <w:t xml:space="preserve">ไม่เปลี่ยนสถานะและไม่เปลี่ยนเส้นทาง</w:t>
+            </w:r>
+            <w:r>
+              <w:rPr>
+                <w:sz w:val="32"/>
+                <w:szCs w:val="32"/>
+              </w:rPr>
+              <w:t xml:space="preserve"> และไม่แตะลายเซ็นผู้ตรวจ/ผู้อนุมัติ หากตั๋วกำลังรอบทบาทอื่น จะมีแถบเหลืองเตือน — เป็นคำเตือน ไม่ใช่การห้าม</w:t>
+            </w:r>
+          </w:p>
+        </w:tc>
+      </w:tr>
+    </w:tbl>
+    <w:p>
+      <w:pPr>
+        <w:spacing w:after="80"/>
+      </w:pPr>
+    </w:p>
+    <w:tbl>
+      <w:tblPr>
+        <w:tblW w:type="dxa" w:w="9600"/>
+        <w:tblBorders>
+          <w:top w:val="single" w:color="F1F3F6" w:sz="2"/>
+          <w:left w:val="single" w:color="6C7888" w:sz="28"/>
+          <w:bottom w:val="single" w:color="F1F3F6" w:sz="2"/>
+          <w:right w:val="single" w:color="F1F3F6" w:sz="2"/>
+          <w:insideH w:val="single" w:color="auto" w:sz="4"/>
+          <w:insideV w:val="single" w:color="auto" w:sz="4"/>
+        </w:tblBorders>
+      </w:tblPr>
+      <w:tblGrid>
+        <w:gridCol w:w="9600"/>
+      </w:tblGrid>
+      <w:tr>
+        <w:tc>
+          <w:tcPr>
+            <w:tcW w:type="dxa" w:w="9600"/>
+            <w:shd w:fill="F1F3F6" w:color="auto" w:val="clear"/>
+            <w:tcMar>
+              <w:top w:type="dxa" w:w="140"/>
+              <w:left w:type="dxa" w:w="200"/>
+              <w:bottom w:type="dxa" w:w="140"/>
+              <w:right w:type="dxa" w:w="200"/>
+            </w:tcMar>
+          </w:tcPr>
+          <w:p>
+            <w:pPr>
+              <w:spacing w:after="60"/>
+            </w:pPr>
+            <w:r>
+              <w:rPr>
+                <w:b/>
+                <w:bCs/>
+                <w:color w:val="6C7888"/>
+                <w:sz w:val="30"/>
+                <w:szCs w:val="30"/>
+              </w:rPr>
+              <w:t xml:space="preserve">สิ่งที่ต้องจำ</w:t>
+            </w:r>
+          </w:p>
+          <w:p>
+            <w:pPr>
+              <w:spacing w:after="0"/>
+            </w:pPr>
+            <w:r>
+              <w:rPr>
+                <w:sz w:val="32"/>
+                <w:szCs w:val="32"/>
+              </w:rPr>
+              <w:t xml:space="preserve">เคสที่ยกเลิกแล้วแก้ไม่ได้เลยไม่ว่าใคร และเคสที่ปิดไปแล้วแก้ได้เฉพาะผู้ดูแลระบบสูงสุด</w:t>
+            </w:r>
+          </w:p>
+        </w:tc>
+      </w:tr>
+    </w:tbl>
+    <w:p>
+      <w:pPr>
+        <w:pStyle w:val="Heading2"/>
+      </w:pPr>
+      <w:r>
+        <w:t xml:space="preserve">5.10 ค้นหา IOC — ค้นอะไรได้บ้าง</w:t>
+      </w:r>
+    </w:p>
+    <w:p>
+      <w:pPr>
+        <w:spacing w:after="120"/>
+      </w:pPr>
+      <w:r>
+        <w:rPr>
+          <w:sz w:val="32"/>
+          <w:szCs w:val="32"/>
+        </w:rPr>
+        <w:t xml:space="preserve">เมนู </w:t>
+      </w:r>
+      <w:r>
+        <w:rPr>
+          <w:b/>
+          <w:bCs/>
+          <w:color w:val="245EA8"/>
+          <w:sz w:val="32"/>
+          <w:szCs w:val="32"/>
+        </w:rPr>
+        <w:t xml:space="preserve">เคส › ค้นหา IOC</w:t>
+      </w:r>
+      <w:r>
+        <w:rPr>
+          <w:sz w:val="32"/>
+          <w:szCs w:val="32"/>
+        </w:rPr>
+        <w:t xml:space="preserve"> (หัวข้อหน้าจอ: ค้นหา IOC / Ticket) เป็นเครื่องมือหลักตอนวินิจฉัย ใช้ตอบว่า </w:t>
+      </w:r>
+      <w:r>
+        <w:rPr>
+          <w:b/>
+          <w:bCs/>
+          <w:sz w:val="32"/>
+          <w:szCs w:val="32"/>
+        </w:rPr>
+        <w:t xml:space="preserve">ค่าที่กำลังดูเคยโผล่ในเคสอื่นมาก่อนหรือไม่</w:t>
+      </w:r>
+      <w:r>
+        <w:rPr>
+          <w:sz w:val="32"/>
+          <w:szCs w:val="32"/>
+        </w:rPr>
+        <w:t xml:space="preserve"> ซึ่งมักชี้ขาดว่าเป็นเหตุการณ์โดด ๆ หรือเป็นชุดเดียวกับเคสเก่า</w:t>
+      </w:r>
+    </w:p>
+    <w:tbl>
+      <w:tblPr>
+        <w:tblW w:type="dxa" w:w="9600"/>
+        <w:tblBorders>
+          <w:top w:val="single" w:color="E1E6ED" w:sz="2"/>
+          <w:left w:val="single" w:color="E1E6ED" w:sz="2"/>
+          <w:bottom w:val="single" w:color="E1E6ED" w:sz="2"/>
+          <w:right w:val="single" w:color="E1E6ED" w:sz="2"/>
+          <w:insideH w:val="single" w:color="E1E6ED" w:sz="2"/>
+          <w:insideV w:val="single" w:color="E1E6ED" w:sz="2"/>
+        </w:tblBorders>
+      </w:tblPr>
+      <w:tblGrid>
+        <w:gridCol w:w="3000"/>
+        <w:gridCol w:w="6600"/>
+      </w:tblGrid>
+      <w:tr>
+        <w:trPr>
+          <w:cantSplit/>
+          <w:tblHeader/>
+        </w:trPr>
+        <w:tc>
+          <w:tcPr>
+            <w:tcW w:type="dxa" w:w="3000"/>
+            <w:shd w:fill="1A1A2E" w:color="auto" w:val="clear"/>
+            <w:tcMar>
+              <w:top w:type="dxa" w:w="80"/>
+              <w:left w:type="dxa" w:w="120"/>
+              <w:bottom w:type="dxa" w:w="80"/>
+              <w:right w:type="dxa" w:w="120"/>
+            </w:tcMar>
+          </w:tcPr>
+          <w:p>
+            <w:r>
+              <w:rPr>
+                <w:b/>
+                <w:bCs/>
+                <w:color w:val="FFFFFF"/>
+                <w:sz w:val="28"/>
+                <w:szCs w:val="28"/>
+              </w:rPr>
+              <w:t xml:space="preserve">การ์ดผลลัพธ์</w:t>
+            </w:r>
+          </w:p>
+        </w:tc>
+        <w:tc>
+          <w:tcPr>
+            <w:tcW w:type="dxa" w:w="6600"/>
+            <w:shd w:fill="1A1A2E" w:color="auto" w:val="clear"/>
+            <w:tcMar>
+              <w:top w:type="dxa" w:w="80"/>
+              <w:left w:type="dxa" w:w="120"/>
+              <w:bottom w:type="dxa" w:w="80"/>
+              <w:right w:type="dxa" w:w="120"/>
+            </w:tcMar>
+          </w:tcPr>
+          <w:p>
+            <w:r>
+              <w:rPr>
+                <w:b/>
+                <w:bCs/>
+                <w:color w:val="FFFFFF"/>
+                <w:sz w:val="28"/>
+                <w:szCs w:val="28"/>
+              </w:rPr>
+              <w:t xml:space="preserve">ค้นจากอะไร</w:t>
+            </w:r>
+          </w:p>
+        </w:tc>
+      </w:tr>
+      <w:tr>
+        <w:trPr>
+          <w:cantSplit/>
+        </w:trPr>
+        <w:tc>
+          <w:tcPr>
+            <w:tcW w:type="dxa" w:w="3000"/>
+            <w:shd w:fill="FFFFFF" w:color="auto" w:val="clear"/>
+            <w:tcMar>
+              <w:top w:type="dxa" w:w="70"/>
+              <w:left w:type="dxa" w:w="120"/>
+              <w:bottom w:type="dxa" w:w="70"/>
+              <w:right w:type="dxa" w:w="120"/>
+            </w:tcMar>
+          </w:tcPr>
+          <w:p>
+            <w:pPr>
+              <w:spacing w:after="0"/>
+            </w:pPr>
+            <w:r>
+              <w:rPr>
+                <w:b/>
+                <w:bCs/>
+                <w:sz w:val="32"/>
+                <w:szCs w:val="32"/>
+              </w:rPr>
+              <w:t xml:space="preserve">เคส</w:t>
+            </w:r>
+          </w:p>
+        </w:tc>
+        <w:tc>
+          <w:tcPr>
+            <w:tcW w:type="dxa" w:w="6600"/>
+            <w:shd w:fill="FFFFFF" w:color="auto" w:val="clear"/>
+            <w:tcMar>
+              <w:top w:type="dxa" w:w="70"/>
+              <w:left w:type="dxa" w:w="120"/>
+              <w:bottom w:type="dxa" w:w="70"/>
+              <w:right w:type="dxa" w:w="120"/>
+            </w:tcMar>
+          </w:tcPr>
+          <w:p>
+            <w:pPr>
+              <w:spacing w:after="0"/>
+            </w:pPr>
+            <w:r>
+              <w:rPr>
+                <w:sz w:val="28"/>
+                <w:szCs w:val="28"/>
+              </w:rPr>
+              <w:t xml:space="preserve">เลข Ticket, ชื่อระบบ, IP ต้นทาง/ปลายทาง, รายละเอียดเหตุการณ์, MITRE, หมายเลขอ้างอิง, บัญชีผู้ใช้/คำสั่ง และค่าตัวบ่งชี้ทั้ง 6 ประเภท</w:t>
+            </w:r>
+          </w:p>
+        </w:tc>
+      </w:tr>
+      <w:tr>
+        <w:trPr>
+          <w:cantSplit/>
+        </w:trPr>
+        <w:tc>
+          <w:tcPr>
+            <w:tcW w:type="dxa" w:w="3000"/>
+            <w:shd w:fill="F7F8FA" w:color="auto" w:val="clear"/>
+            <w:tcMar>
+              <w:top w:type="dxa" w:w="70"/>
+              <w:left w:type="dxa" w:w="120"/>
+              <w:bottom w:type="dxa" w:w="70"/>
+              <w:right w:type="dxa" w:w="120"/>
+            </w:tcMar>
+          </w:tcPr>
+          <w:p>
+            <w:pPr>
+              <w:spacing w:after="0"/>
+            </w:pPr>
+            <w:r>
+              <w:rPr>
+                <w:b/>
+                <w:bCs/>
+                <w:sz w:val="32"/>
+                <w:szCs w:val="32"/>
+              </w:rPr>
+              <w:t xml:space="preserve">บันทึกการคัดกรอง</w:t>
+            </w:r>
+          </w:p>
+        </w:tc>
+        <w:tc>
+          <w:tcPr>
+            <w:tcW w:type="dxa" w:w="6600"/>
+            <w:shd w:fill="F7F8FA" w:color="auto" w:val="clear"/>
+            <w:tcMar>
+              <w:top w:type="dxa" w:w="70"/>
+              <w:left w:type="dxa" w:w="120"/>
+              <w:bottom w:type="dxa" w:w="70"/>
+              <w:right w:type="dxa" w:w="120"/>
+            </w:tcMar>
+          </w:tcPr>
+          <w:p>
+            <w:pPr>
+              <w:spacing w:after="0"/>
+            </w:pPr>
+            <w:r>
+              <w:rPr>
+                <w:sz w:val="28"/>
+                <w:szCs w:val="28"/>
+              </w:rPr>
+              <w:t xml:space="preserve">ประวัติการคัดแยก Alert รวมถึงบันทึกของผู้คัดแยกและบันทึกของ Tier 2</w:t>
+            </w:r>
+          </w:p>
+        </w:tc>
+      </w:tr>
+    </w:tbl>
+    <w:p>
+      <w:pPr>
+        <w:spacing w:after="140"/>
+      </w:pPr>
+    </w:p>
+    <w:tbl>
+      <w:tblPr>
+        <w:tblW w:type="dxa" w:w="9600"/>
+        <w:tblBorders>
+          <w:top w:val="dashed" w:color="9DB4D4" w:sz="6"/>
+          <w:left w:val="dashed" w:color="9DB4D4" w:sz="6"/>
+          <w:bottom w:val="dashed" w:color="9DB4D4" w:sz="6"/>
+          <w:right w:val="dashed" w:color="9DB4D4" w:sz="6"/>
+          <w:insideH w:val="single" w:color="auto" w:sz="4"/>
+          <w:insideV w:val="single" w:color="auto" w:sz="4"/>
+        </w:tblBorders>
+      </w:tblPr>
+      <w:tblGrid>
+        <w:gridCol w:w="9600"/>
+      </w:tblGrid>
+      <w:tr>
+        <w:tc>
+          <w:tcPr>
+            <w:tcW w:type="dxa" w:w="9600"/>
+            <w:shd w:fill="F7F8FA" w:color="auto" w:val="clear"/>
+            <w:tcMar>
+              <w:top w:type="dxa" w:w="520"/>
+              <w:left w:type="dxa" w:w="200"/>
+              <w:bottom w:type="dxa" w:w="520"/>
+              <w:right w:type="dxa" w:w="200"/>
+            </w:tcMar>
+            <w:vAlign w:val="center"/>
+          </w:tcPr>
+          <w:p>
+            <w:pPr>
+              <w:spacing w:after="40"/>
+              <w:jc w:val="center"/>
+            </w:pPr>
+            <w:r>
+              <w:rPr>
+                <w:b/>
+                <w:bCs/>
+                <w:color w:val="6C7888"/>
+                <w:sz w:val="30"/>
+                <w:szCs w:val="30"/>
+              </w:rPr>
+              <w:t xml:space="preserve">[ ตำแหน่งภาพหน้าจอ ]</w:t>
+            </w:r>
+          </w:p>
+          <w:p>
+            <w:pPr>
+              <w:spacing w:after="40"/>
+              <w:jc w:val="center"/>
+            </w:pPr>
+            <w:r>
+              <w:rPr>
+                <w:color w:val="1F2D3D"/>
+                <w:sz w:val="32"/>
+                <w:szCs w:val="32"/>
+              </w:rPr>
+              <w:t xml:space="preserve">หน้าค้นหา IOC แสดงผลแยกเป็นการ์ดเคสและการ์ดบันทึกการคัดกรอง</w:t>
+            </w:r>
+          </w:p>
+          <w:p>
+            <w:pPr>
+              <w:jc w:val="center"/>
+            </w:pPr>
+            <w:r>
+              <w:rPr>
+                <w:rFonts w:ascii="Consolas" w:cs="Consolas" w:eastAsia="Consolas" w:hAnsi="Consolas"/>
+                <w:color w:val="9AA6B4"/>
+                <w:sz w:val="24"/>
+                <w:szCs w:val="24"/>
+              </w:rPr>
+              <w:t xml:space="preserve">SHOT: T2-ioc-search</w:t>
+            </w:r>
+          </w:p>
+        </w:tc>
+      </w:tr>
+    </w:tbl>
+    <w:p>
+      <w:pPr>
+        <w:spacing w:after="160" w:before="60"/>
+        <w:jc w:val="center"/>
+      </w:pPr>
+      <w:r>
+        <w:rPr>
+          <w:b/>
+          <w:bCs/>
+          <w:color w:val="245EA8"/>
+          <w:sz w:val="28"/>
+          <w:szCs w:val="28"/>
+        </w:rPr>
+        <w:t xml:space="preserve">รูปที่ 5-7  </w:t>
+      </w:r>
+      <w:r>
+        <w:rPr>
+          <w:i/>
+          <w:iCs/>
+          <w:color w:val="6C7888"/>
+          <w:sz w:val="28"/>
+          <w:szCs w:val="28"/>
+        </w:rPr>
+        <w:t xml:space="preserve">หน้าค้นหา IOC แสดงผลแยกเป็นการ์ดเคสและการ์ดบันทึกการคัดกรอง</w:t>
+      </w:r>
+    </w:p>
+    <w:tbl>
+      <w:tblPr>
+        <w:tblW w:type="dxa" w:w="9600"/>
+        <w:tblBorders>
+          <w:top w:val="single" w:color="EAF1FB" w:sz="2"/>
+          <w:left w:val="single" w:color="245EA8" w:sz="28"/>
+          <w:bottom w:val="single" w:color="EAF1FB" w:sz="2"/>
+          <w:right w:val="single" w:color="EAF1FB" w:sz="2"/>
+          <w:insideH w:val="single" w:color="auto" w:sz="4"/>
+          <w:insideV w:val="single" w:color="auto" w:sz="4"/>
+        </w:tblBorders>
+      </w:tblPr>
+      <w:tblGrid>
+        <w:gridCol w:w="9600"/>
+      </w:tblGrid>
+      <w:tr>
+        <w:tc>
+          <w:tcPr>
+            <w:tcW w:type="dxa" w:w="9600"/>
+            <w:shd w:fill="EAF1FB" w:color="auto" w:val="clear"/>
+            <w:tcMar>
+              <w:top w:type="dxa" w:w="140"/>
+              <w:left w:type="dxa" w:w="200"/>
+              <w:bottom w:type="dxa" w:w="140"/>
+              <w:right w:type="dxa" w:w="200"/>
+            </w:tcMar>
+          </w:tcPr>
+          <w:p>
+            <w:pPr>
+              <w:spacing w:after="60"/>
+            </w:pPr>
+            <w:r>
+              <w:rPr>
+                <w:b/>
+                <w:bCs/>
+                <w:color w:val="245EA8"/>
+                <w:sz w:val="30"/>
+                <w:szCs w:val="30"/>
+              </w:rPr>
+              <w:t xml:space="preserve">เคล็ดลับ</w:t>
+            </w:r>
+          </w:p>
+          <w:p>
+            <w:pPr>
+              <w:spacing w:after="0"/>
+            </w:pPr>
+            <w:r>
+              <w:rPr>
+                <w:sz w:val="32"/>
+                <w:szCs w:val="32"/>
+              </w:rPr>
+              <w:t xml:space="preserve">ค้นค่าที่ถอดพิษไว้ เช่น </w:t>
+            </w:r>
+            <w:r>
+              <w:rPr>
+                <w:rFonts w:ascii="Consolas" w:cs="Consolas" w:eastAsia="Consolas" w:hAnsi="Consolas"/>
+                <w:sz w:val="32"/>
+                <w:szCs w:val="32"/>
+              </w:rPr>
+              <w:t xml:space="preserve">79[.]124[.]59[.]146</w:t>
+            </w:r>
+            <w:r>
+              <w:rPr>
+                <w:sz w:val="32"/>
+                <w:szCs w:val="32"/>
+              </w:rPr>
+              <w:t xml:space="preserve"> ได้เลย และค้นบางส่วนได้ เช่น พิมพ์เฉพาะต้น IP เพื่อดูทั้งวงเครือข่าย</w:t>
+            </w:r>
+          </w:p>
+        </w:tc>
+      </w:tr>
+    </w:tbl>
+    <w:tbl>
+      <w:tblPr>
+        <w:tblW w:type="dxa" w:w="9600"/>
+        <w:tblBorders>
+          <w:top w:val="single" w:color="F1F3F6" w:sz="2"/>
+          <w:left w:val="single" w:color="6C7888" w:sz="28"/>
+          <w:bottom w:val="single" w:color="F1F3F6" w:sz="2"/>
+          <w:right w:val="single" w:color="F1F3F6" w:sz="2"/>
+          <w:insideH w:val="single" w:color="auto" w:sz="4"/>
+          <w:insideV w:val="single" w:color="auto" w:sz="4"/>
+        </w:tblBorders>
+      </w:tblPr>
+      <w:tblGrid>
+        <w:gridCol w:w="9600"/>
+      </w:tblGrid>
+      <w:tr>
+        <w:tc>
+          <w:tcPr>
+            <w:tcW w:type="dxa" w:w="9600"/>
+            <w:shd w:fill="F1F3F6" w:color="auto" w:val="clear"/>
+            <w:tcMar>
+              <w:top w:type="dxa" w:w="140"/>
+              <w:left w:type="dxa" w:w="200"/>
+              <w:bottom w:type="dxa" w:w="140"/>
+              <w:right w:type="dxa" w:w="200"/>
+            </w:tcMar>
+          </w:tcPr>
+          <w:p>
+            <w:pPr>
+              <w:spacing w:after="60"/>
+            </w:pPr>
+            <w:r>
+              <w:rPr>
+                <w:b/>
+                <w:bCs/>
+                <w:color w:val="6C7888"/>
+                <w:sz w:val="30"/>
+                <w:szCs w:val="30"/>
+              </w:rPr>
+              <w:t xml:space="preserve">สิ่งที่ต้องจำ</w:t>
+            </w:r>
+          </w:p>
+          <w:p>
+            <w:pPr>
+              <w:spacing w:after="0"/>
+            </w:pPr>
+            <w:r>
+              <w:rPr>
+                <w:sz w:val="32"/>
+                <w:szCs w:val="32"/>
+              </w:rPr>
+              <w:t xml:space="preserve">หน้านี้ค้นจากตั๋วและประวัติการคัดกรองเท่านั้น ไม่ได้ค้นจากฐานข้อมูล IOC ซึ่งเป็นหน้าของทีมพิสูจน์หลักฐาน</w:t>
             </w:r>
           </w:p>
         </w:tc>
@@ -3792,7 +5807,7 @@
                 <w:sz w:val="28"/>
                 <w:szCs w:val="28"/>
               </w:rPr>
-              <w:t xml:space="preserve">ตรวจรับ 1 ใน 4 ทาง (ดู 5.3)</w:t>
+              <w:t xml:space="preserve">ตรวจรับ 1 ใน 4 ทาง (ดู 5.3) — กรอกเวลาที่แจ้งผู้ได้รับผลกระทบก่อนอนุมัติปิด (ดู 5.5)</w:t>
             </w:r>
           </w:p>
         </w:tc>
@@ -3881,7 +5896,7 @@
                 <w:sz w:val="28"/>
                 <w:szCs w:val="28"/>
               </w:rPr>
-              <w:t xml:space="preserve">ตรวจรับ 1 ใน 4 ทาง (ดู 5.4)</w:t>
+              <w:t xml:space="preserve">ตรวจรับ 1 ใน 4 ทาง (ดู 5.4) — กรอกเวลาที่แจ้งผู้ได้รับผลกระทบก่อนอนุมัติปิด (ดู 5.5)</w:t>
             </w:r>
           </w:p>
         </w:tc>
@@ -4352,7 +6367,47 @@
           <w:sz w:val="32"/>
           <w:szCs w:val="32"/>
         </w:rPr>
-        <w:t xml:space="preserve">เมื่อเคสที่ถูกส่งต่อยังไม่ชัดว่าเป็นภัยจริงหรือไม่ และยังไม่ควรปิดหรือดำเนินการเต็มรูปแบบ กด “เฝ้าระวัง 30 วัน” เคสจะกลับไปอยู่กับระดับ 1 พร้อมนับถอยหลังในหน้า My Queue เฝ้าระวังได้ครั้งเดียวต่อเคส และใช้กับเคสในกลุ่ม Project Incident ไม่ได้ เมื่อครบกำหนดหรือมีเหตุ ระดับ 1 จะสรุปเป็น Event (ส่งคุณยืนยันปิด) หรือ Incident เอง</w:t>
+        <w:t xml:space="preserve">เมื่อเคสที่ถูกส่งต่อยังไม่ชัดว่าเป็นภัยจริงหรือไม่ และยังไม่ควรปิดหรือดำเนินการเต็มรูปแบบ กด “เฝ้าระวัง 30 วัน” เคสจะกลับไปอยู่กับระดับ 1 พร้อมนับถอยหลังในหน้าคิวงาน Tier 1 เฝ้าระวังได้ครั้งเดียวต่อเคส และใช้กับเคสในกลุ่ม Project Incident ไม่ได้ เมื่อครบกำหนดหรือมีเหตุ ระดับ 1 จะสรุปเป็น Event (ส่งคุณยืนยันปิด) หรือ Incident เอง</w:t>
+      </w:r>
+    </w:p>
+    <w:p>
+      <w:pPr>
+        <w:pStyle w:val="Heading3"/>
+      </w:pPr>
+      <w:r>
+        <w:t xml:space="preserve">ทำไมปุ่มอนุมัติปิดงานยังกดไม่ได้ ทั้งที่ตรวจรับผ่านแล้ว?</w:t>
+      </w:r>
+    </w:p>
+    <w:p>
+      <w:pPr>
+        <w:spacing w:after="120"/>
+      </w:pPr>
+      <w:r>
+        <w:rPr>
+          <w:sz w:val="32"/>
+          <w:szCs w:val="32"/>
+        </w:rPr>
+        <w:t xml:space="preserve">ตรวจสองอย่าง: (1) ยังมีคำขอทีมตอบสนองที่ไม่เสร็จหรือไม่ และ (2) กรอกช่อง “วันที่ เวลา ที่แจ้งเหตุผู้ที่ได้รับผลกระทบ” แล้วหรือยัง — ช่องนี้บังคับก่อนอนุมัติปิดหรือส่งผู้จัดการ (ดู 5.5)</w:t>
+      </w:r>
+    </w:p>
+    <w:p>
+      <w:pPr>
+        <w:pStyle w:val="Heading3"/>
+      </w:pPr>
+      <w:r>
+        <w:t xml:space="preserve">แก้ข้อมูลที่ระดับ 1 กรอกผิดได้ไหม?</w:t>
+      </w:r>
+    </w:p>
+    <w:p>
+      <w:pPr>
+        <w:spacing w:after="120"/>
+      </w:pPr>
+      <w:r>
+        <w:rPr>
+          <w:sz w:val="32"/>
+          <w:szCs w:val="32"/>
+        </w:rPr>
+        <w:t xml:space="preserve">ได้ ใช้ปุ่ม “แก้ไขข้อมูล” บนหน้ารายละเอียดตั๋ว และต้องระบุเหตุผลทุกครั้ง แต่ถ้าระดับ 2 คนอื่นรับเรื่องตั๋วนั้นไว้ คุณจะแก้ไม่ได้จนกว่าเขาจะคืนคิว (ดู 5.9)</w:t>
       </w:r>
     </w:p>
     <w:p>
@@ -5040,6 +7095,24 @@
       </w:rPr>
     </w:lvl>
   </w:abstractNum>
+  <w:abstractNum w:abstractNumId="6" w15:restartNumberingAfterBreak="0">
+    <w:multiLevelType w:val="hybridMultilevel"/>
+    <w:lvl w:ilvl="0" w15:tentative="1">
+      <w:start w:val="1"/>
+      <w:numFmt w:val="decimal"/>
+      <w:lvlText w:val="%1."/>
+      <w:lvlJc w:val="start"/>
+      <w:pPr>
+        <w:ind w:left="460" w:hanging="300"/>
+      </w:pPr>
+      <w:rPr>
+        <w:rFonts w:ascii="TH Sarabun New" w:cs="TH Sarabun New" w:eastAsia="TH Sarabun New" w:hAnsi="TH Sarabun New"/>
+        <w:b/>
+        <w:bCs/>
+        <w:color w:val="245EA8"/>
+      </w:rPr>
+    </w:lvl>
+  </w:abstractNum>
   <w:num w:numId="1">
     <w:abstractNumId w:val="1"/>
     <w:lvlOverride w:ilvl="0">
@@ -5066,6 +7139,12 @@
   </w:num>
   <w:num w:numId="5">
     <w:abstractNumId w:val="5"/>
+    <w:lvlOverride w:ilvl="0">
+      <w:startOverride w:val="1"/>
+    </w:lvlOverride>
+  </w:num>
+  <w:num w:numId="6">
+    <w:abstractNumId w:val="6"/>
     <w:lvlOverride w:ilvl="0">
       <w:startOverride w:val="1"/>
     </w:lvlOverride>

--- a/docs/user-guides/manuals/user-manual-soc-analyst-tier2.th.docx
+++ b/docs/user-guides/manuals/user-manual-soc-analyst-tier2.th.docx
@@ -1064,23 +1064,23 @@
                 <w:sz w:val="32"/>
                 <w:szCs w:val="32"/>
               </w:rPr>
-              <w:t xml:space="preserve">บนตั๋วที่ถูกส่งต่อ (Escalation) คุณตัดสินได้เอง: ปิดเป็น Event (เมื่อไม่ใช่ภัยจริง), ยืนยันเป็น Incident แล้วส่งกลับให้ระดับ 1, หรือ </w:t>
-            </w:r>
-            <w:r>
-              <w:rPr>
-                <w:b/>
-                <w:bCs/>
-                <w:sz w:val="32"/>
-                <w:szCs w:val="32"/>
-              </w:rPr>
-              <w:t xml:space="preserve">ให้เฝ้าระวังก่อน 30 วัน</w:t>
-            </w:r>
-            <w:r>
-              <w:rPr>
-                <w:sz w:val="32"/>
-                <w:szCs w:val="32"/>
-              </w:rPr>
-              <w:t xml:space="preserve"> เมื่อยังไม่ชัดว่าเป็น Event หรือ Incident — แต่คุณมอบหมายผู้ดูแลระบบเองไม่ได้</w:t>
+              <w:t xml:space="preserve">บนตั๋วที่ถูกส่งต่อ (Escalation) คุณตัดสินได้เอง: ปิดเป็น Event (เมื่อไม่ใช่ภัยจริง), ยืนยันเป็น Incident แล้วส่งกลับให้ระดับ 1, หรือจัดเป็น Event แล้ว </w:t>
+            </w:r>
+            <w:r>
+              <w:rPr>
+                <w:b/>
+                <w:bCs/>
+                <w:sz w:val="32"/>
+                <w:szCs w:val="32"/>
+              </w:rPr>
+              <w:t xml:space="preserve">เฝ้าระวังก่อน 30 วัน</w:t>
+            </w:r>
+            <w:r>
+              <w:rPr>
+                <w:sz w:val="32"/>
+                <w:szCs w:val="32"/>
+              </w:rPr>
+              <w:t xml:space="preserve"> เมื่อต้องการเฝ้าดูก่อนปิด — และคุณเป็นผู้สรุปผลการเฝ้าระวังเอง แต่จะมอบหมายผู้ดูแลระบบเองไม่ได้</w:t>
             </w:r>
           </w:p>
         </w:tc>
@@ -2032,7 +2032,7 @@
           <w:sz w:val="32"/>
           <w:szCs w:val="32"/>
         </w:rPr>
-        <w:t xml:space="preserve"> จะให้คุณกรอก </w:t>
+        <w:t xml:space="preserve"> ให้คุณตรวจแก้ข้อมูล เลือก </w:t>
       </w:r>
       <w:r>
         <w:rPr>
@@ -2042,6 +2042,23 @@
           <w:sz w:val="32"/>
           <w:szCs w:val="32"/>
         </w:rPr>
+        <w:t xml:space="preserve">การตัดสินใจ</w:t>
+      </w:r>
+      <w:r>
+        <w:rPr>
+          <w:sz w:val="32"/>
+          <w:szCs w:val="32"/>
+        </w:rPr>
+        <w:t xml:space="preserve"> Incident หรือ Event (ถ้าเป็น Incident ระบบจะแสดงช่องเลือกเส้นทางการจัดการ) กรอก </w:t>
+      </w:r>
+      <w:r>
+        <w:rPr>
+          <w:b/>
+          <w:bCs/>
+          <w:color w:val="1F2D3D"/>
+          <w:sz w:val="32"/>
+          <w:szCs w:val="32"/>
+        </w:rPr>
         <w:t xml:space="preserve">บันทึกการตัดสินใจ</w:t>
       </w:r>
       <w:r>
@@ -2049,7 +2066,7 @@
           <w:sz w:val="32"/>
           <w:szCs w:val="32"/>
         </w:rPr>
-        <w:t xml:space="preserve"> แล้วเลือกผลลัพธ์</w:t>
+        <w:t xml:space="preserve"> แล้วกดปุ่มผลลัพธ์</w:t>
       </w:r>
     </w:p>
     <w:tbl>
@@ -2167,10 +2184,26 @@
             </w:pPr>
             <w:r>
               <w:rPr>
-                <w:sz w:val="28"/>
-                <w:szCs w:val="28"/>
-              </w:rPr>
-              <w:t xml:space="preserve">ส่งกลับให้ระดับ 1 (ผู้เปิดตั๋ว) เลือกเส้นทางต่อ</w:t>
+                <w:sz w:val="32"/>
+                <w:szCs w:val="32"/>
+              </w:rPr>
+              <w:t xml:space="preserve">เลือกเส้นทางการจัดการ (ผู้ดูแลระบบ + ผู้รับผิดชอบ หรือเจ้าของระบบ) แล้ว</w:t>
+            </w:r>
+            <w:r>
+              <w:rPr>
+                <w:b/>
+                <w:bCs/>
+                <w:sz w:val="32"/>
+                <w:szCs w:val="32"/>
+              </w:rPr>
+              <w:t xml:space="preserve">ส่งผู้จัดการ SOC ตรวจทันที</w:t>
+            </w:r>
+            <w:r>
+              <w:rPr>
+                <w:sz w:val="32"/>
+                <w:szCs w:val="32"/>
+              </w:rPr>
+              <w:t xml:space="preserve"> — ระดับ 1 ไม่ต้องดำเนินการต่อ แต่จะเห็นการแก้ไขของคุณในแท็บ Tier 2 แก้ไข</w:t>
             </w:r>
           </w:p>
         </w:tc>
@@ -2314,7 +2347,7 @@
                 <w:sz w:val="28"/>
                 <w:szCs w:val="28"/>
               </w:rPr>
-              <w:t xml:space="preserve">ยังไม่ชัดว่าเป็น Event หรือ Incident → เฝ้าระวัง 30 วัน</w:t>
+              <w:t xml:space="preserve">เป็น Event แต่ต้องการเฝ้าดูก่อนปิด → เฝ้าระวัง 30 วัน</w:t>
             </w:r>
           </w:p>
         </w:tc>
@@ -2338,16 +2371,25 @@
                 <w:sz w:val="32"/>
                 <w:szCs w:val="32"/>
               </w:rPr>
-              <w:t xml:space="preserve">ส่งกลับให้ระดับ 1 (ผู้เปิดตั๋ว) เฝ้าระวัง แล้วปรากฏในคิวงาน Tier 1 พร้อมนับถอยหลัง</w:t>
-            </w:r>
-            <w:r>
-              <w:rPr>
-                <w:b/>
-                <w:bCs/>
-                <w:sz w:val="32"/>
-                <w:szCs w:val="32"/>
-              </w:rPr>
-              <w:t xml:space="preserve"> (เฝ้าระวังได้ครั้งเดียวต่อเคส ไม่รองรับเคสในกลุ่ม Project Incident)</w:t>
+              <w:t xml:space="preserve">จัดเป็น Event แล้วเริ่มเฝ้าระวัง เคสจะไปแสดงในคิวงาน Tier 1 (ผู้เปิดตั๋ว) พร้อมนับถอยหลังเพื่อการมองเห็น แต่ </w:t>
+            </w:r>
+            <w:r>
+              <w:rPr>
+                <w:b/>
+                <w:bCs/>
+                <w:sz w:val="32"/>
+                <w:szCs w:val="32"/>
+              </w:rPr>
+              <w:t xml:space="preserve">คุณเป็นผู้สรุปผลเอง</w:t>
+            </w:r>
+            <w:r>
+              <w:rPr>
+                <w:b/>
+                <w:bCs/>
+                <w:sz w:val="32"/>
+                <w:szCs w:val="32"/>
+              </w:rPr>
+              <w:t xml:space="preserve"> (เฝ้าระวังได้ครั้งเดียวต่อเคส เฉพาะ Event ไม่รองรับเคสในกลุ่ม Project Incident)</w:t>
             </w:r>
           </w:p>
         </w:tc>
@@ -2372,7 +2414,7 @@
           <w:sz w:val="32"/>
           <w:szCs w:val="32"/>
         </w:rPr>
-        <w:t xml:space="preserve">เฝ้าระวัง 30 วัน (ยังไม่ชี้ขาด)</w:t>
+        <w:t xml:space="preserve">Event → เฝ้าระวัง 30 วัน</w:t>
       </w:r>
       <w:r>
         <w:rPr>
@@ -2396,7 +2438,39 @@
           <w:sz w:val="32"/>
           <w:szCs w:val="32"/>
         </w:rPr>
-        <w:t xml:space="preserve"> ช่องเดียวกัน หากระดับ 1 ติ๊ก “แนะนำให้เฝ้าระวัง” ตอนเปิดเคส จะมีป้ายแจ้งให้คุณเห็น การเฝ้าระวังจะรีเซ็ตการจัดประเภทเป็น “ยังไม่ระบุ” และเมื่อครบ 30 วันหรือมีเหตุเกิดขึ้น ระดับ 1 จะสรุปเป็น Event หรือ Incident เอง</w:t>
+        <w:t xml:space="preserve"> ช่องเดียวกัน การเฝ้าระวังคือการเฝ้าดู Event หนึ่งก่อนปิด ประเภทจึง </w:t>
+      </w:r>
+      <w:r>
+        <w:rPr>
+          <w:b/>
+          <w:bCs/>
+          <w:sz w:val="32"/>
+          <w:szCs w:val="32"/>
+        </w:rPr>
+        <w:t xml:space="preserve">คงเป็น Event</w:t>
+      </w:r>
+      <w:r>
+        <w:rPr>
+          <w:sz w:val="32"/>
+          <w:szCs w:val="32"/>
+        </w:rPr>
+        <w:t xml:space="preserve"> ตลอดช่วงเฝ้าระวัง (Incident เฝ้าระวังไม่ได้) เมื่อครบ 30 วันหรือมีเหตุเกิดขึ้น </w:t>
+      </w:r>
+      <w:r>
+        <w:rPr>
+          <w:b/>
+          <w:bCs/>
+          <w:sz w:val="32"/>
+          <w:szCs w:val="32"/>
+        </w:rPr>
+        <w:t xml:space="preserve">คุณ (Tier 2) เป็นผู้สรุปผลเอง</w:t>
+      </w:r>
+      <w:r>
+        <w:rPr>
+          <w:sz w:val="32"/>
+          <w:szCs w:val="32"/>
+        </w:rPr>
+        <w:t xml:space="preserve"> — ดู 5.2.3</w:t>
       </w:r>
     </w:p>
     <w:tbl>
@@ -2454,7 +2528,7 @@
                 <w:sz w:val="32"/>
                 <w:szCs w:val="32"/>
               </w:rPr>
-              <w:t xml:space="preserve">การ์ดการตรวจสอบโดย Tier 2 บนหน้ารายละเอียดตั๋ว (มีปุ่มเฝ้าระวัง 30 วัน)</w:t>
+              <w:t xml:space="preserve">การ์ดการตรวจสอบโดย Tier 2 บนหน้ารายละเอียดตั๋ว (มีปุ่ม Event → เฝ้าระวัง 30 วัน)</w:t>
             </w:r>
           </w:p>
           <w:p>
@@ -2497,7 +2571,7 @@
           <w:sz w:val="28"/>
           <w:szCs w:val="28"/>
         </w:rPr>
-        <w:t xml:space="preserve">การ์ดการตรวจสอบโดย Tier 2 บนหน้ารายละเอียดตั๋ว (มีปุ่มเฝ้าระวัง 30 วัน)</w:t>
+        <w:t xml:space="preserve">การ์ดการตรวจสอบโดย Tier 2 บนหน้ารายละเอียดตั๋ว (มีปุ่ม Event → เฝ้าระวัง 30 วัน)</w:t>
       </w:r>
     </w:p>
     <w:p>
@@ -2910,10 +2984,10 @@
     </w:p>
     <w:p>
       <w:pPr>
-        <w:pStyle w:val="Heading2"/>
-      </w:pPr>
-      <w:r>
-        <w:t xml:space="preserve">5.3 ตรวจรับมาตรการควบคุม (Containment Review)</w:t>
+        <w:pStyle w:val="Heading3"/>
+      </w:pPr>
+      <w:r>
+        <w:t xml:space="preserve">5.2.3 สรุปผลการเฝ้าระวัง (Monitoring)</w:t>
       </w:r>
     </w:p>
     <w:p>
@@ -2925,55 +2999,72 @@
           <w:sz w:val="32"/>
           <w:szCs w:val="32"/>
         </w:rPr>
-        <w:t xml:space="preserve">เมื่อผู้ดูแลระบบส่งรายงานแล้ว ตั๋วเข้าสถานะ </w:t>
-      </w:r>
-      <w:r>
-        <w:rPr>
-          <w:b/>
-          <w:bCs/>
-          <w:sz w:val="32"/>
-          <w:szCs w:val="32"/>
-        </w:rPr>
-        <w:t xml:space="preserve">รายงานการควบคุมแล้ว</w:t>
-      </w:r>
-      <w:r>
-        <w:rPr>
-          <w:sz w:val="32"/>
-          <w:szCs w:val="32"/>
-        </w:rPr>
-        <w:t xml:space="preserve"> และเข้าคิวตรวจรับของคุณ อ่าน </w:t>
-      </w:r>
-      <w:r>
-        <w:rPr>
-          <w:b/>
-          <w:bCs/>
-          <w:sz w:val="32"/>
-          <w:szCs w:val="32"/>
-        </w:rPr>
-        <w:t xml:space="preserve">ผลการตรวจสอบ</w:t>
-      </w:r>
-      <w:r>
-        <w:rPr>
-          <w:sz w:val="32"/>
-          <w:szCs w:val="32"/>
-        </w:rPr>
-        <w:t xml:space="preserve"> และ </w:t>
-      </w:r>
-      <w:r>
-        <w:rPr>
-          <w:b/>
-          <w:bCs/>
-          <w:sz w:val="32"/>
-          <w:szCs w:val="32"/>
-        </w:rPr>
-        <w:t xml:space="preserve">มาตรการควบคุม</w:t>
-      </w:r>
-      <w:r>
-        <w:rPr>
-          <w:sz w:val="32"/>
-          <w:szCs w:val="32"/>
-        </w:rPr>
-        <w:t xml:space="preserve"> แล้วเลือกหนึ่งใน 4 ทาง</w:t>
+        <w:t xml:space="preserve">เคสที่คุณจัดเป็น Event แล้วกด “เฝ้าระวัง 30 วัน” จะอยู่ในสถานะ </w:t>
+      </w:r>
+      <w:r>
+        <w:rPr>
+          <w:b/>
+          <w:bCs/>
+          <w:sz w:val="32"/>
+          <w:szCs w:val="32"/>
+        </w:rPr>
+        <w:t xml:space="preserve">กำลังเฝ้าระวัง</w:t>
+      </w:r>
+      <w:r>
+        <w:rPr>
+          <w:sz w:val="32"/>
+          <w:szCs w:val="32"/>
+        </w:rPr>
+        <w:t xml:space="preserve"> โดยแสดงในคิวงาน Tier 1 (ผู้เปิดตั๋ว) เพื่อการมองเห็น แต่ </w:t>
+      </w:r>
+      <w:r>
+        <w:rPr>
+          <w:b/>
+          <w:bCs/>
+          <w:sz w:val="32"/>
+          <w:szCs w:val="32"/>
+        </w:rPr>
+        <w:t xml:space="preserve">ผู้สรุปผลคือคุณ (Tier 2)</w:t>
+      </w:r>
+      <w:r>
+        <w:rPr>
+          <w:sz w:val="32"/>
+          <w:szCs w:val="32"/>
+        </w:rPr>
+        <w:t xml:space="preserve"> เปิดเคสได้จาก </w:t>
+      </w:r>
+      <w:r>
+        <w:rPr>
+          <w:b/>
+          <w:bCs/>
+          <w:color w:val="245EA8"/>
+          <w:sz w:val="32"/>
+          <w:szCs w:val="32"/>
+        </w:rPr>
+        <w:t xml:space="preserve">เคส › เคสที่กำลังดำเนินการอยู่</w:t>
+      </w:r>
+      <w:r>
+        <w:rPr>
+          <w:sz w:val="32"/>
+          <w:szCs w:val="32"/>
+        </w:rPr>
+        <w:t xml:space="preserve"> หรือค้นหา แล้วสรุปด้วยการ์ด </w:t>
+      </w:r>
+      <w:r>
+        <w:rPr>
+          <w:b/>
+          <w:bCs/>
+          <w:sz w:val="32"/>
+          <w:szCs w:val="32"/>
+        </w:rPr>
+        <w:t xml:space="preserve">สรุปผลการเฝ้าระวัง</w:t>
+      </w:r>
+      <w:r>
+        <w:rPr>
+          <w:sz w:val="32"/>
+          <w:szCs w:val="32"/>
+        </w:rPr>
+        <w:t xml:space="preserve"> — ทำได้ทุกเมื่อ ไม่ต้องรอครบ 30 วัน</w:t>
       </w:r>
     </w:p>
     <w:p>
@@ -2981,7 +3072,7 @@
         <w:pStyle w:val="ListParagraph"/>
         <w:numPr>
           <w:ilvl w:val="0"/>
-          <w:numId w:val="5"/>
+          <w:numId w:val="{s523-0}"/>
         </w:numPr>
         <w:spacing w:after="80"/>
       </w:pPr>
@@ -2990,7 +3081,24 @@
           <w:sz w:val="32"/>
           <w:szCs w:val="32"/>
         </w:rPr>
-        <w:t xml:space="preserve">ยังควบคุมไม่สำเร็จ → ส่งกลับให้ผู้ดูแลระบบแก้ไข พร้อมระบุสิ่งที่ต้องแก้</w:t>
+        <w:t xml:space="preserve">ครบกำหนด/ไม่มีเหตุ → กด </w:t>
+      </w:r>
+      <w:r>
+        <w:rPr>
+          <w:b/>
+          <w:bCs/>
+          <w:color w:val="1F2D3D"/>
+          <w:sz w:val="32"/>
+          <w:szCs w:val="32"/>
+        </w:rPr>
+        <w:t xml:space="preserve">ครบกำหนด/ไม่มีเหตุ → ปิดเป็น Event</w:t>
+      </w:r>
+      <w:r>
+        <w:rPr>
+          <w:sz w:val="32"/>
+          <w:szCs w:val="32"/>
+        </w:rPr>
+        <w:t xml:space="preserve"> เคสจะปิดเป็น Event ทันที (ไม่ต้องผ่านผู้จัดการ SOC เพราะเป็น Event ที่คุณเฝ้าดูมาแล้ว)</w:t>
       </w:r>
     </w:p>
     <w:p>
@@ -2998,7 +3106,7 @@
         <w:pStyle w:val="ListParagraph"/>
         <w:numPr>
           <w:ilvl w:val="0"/>
-          <w:numId w:val="5"/>
+          <w:numId w:val="{s523-0}"/>
         </w:numPr>
         <w:spacing w:after="80"/>
       </w:pPr>
@@ -3007,41 +3115,7 @@
           <w:sz w:val="32"/>
           <w:szCs w:val="32"/>
         </w:rPr>
-        <w:t xml:space="preserve">ตรวจรับผ่าน และตั๋วถูกทำเครื่องหมายฉุกเฉิน → ส่งให้ผู้จัดการ SOC อนุมัติ</w:t>
-      </w:r>
-    </w:p>
-    <w:p>
-      <w:pPr>
-        <w:pStyle w:val="ListParagraph"/>
-        <w:numPr>
-          <w:ilvl w:val="0"/>
-          <w:numId w:val="5"/>
-        </w:numPr>
-        <w:spacing w:after="80"/>
-      </w:pPr>
-      <w:r>
-        <w:rPr>
-          <w:sz w:val="32"/>
-          <w:szCs w:val="32"/>
-        </w:rPr>
-        <w:t xml:space="preserve">ตรวจรับผ่าน และไม่ใช่ตั๋วฉุกเฉิน → ปิดงาน (อนุมัติ) ได้เลย</w:t>
-      </w:r>
-    </w:p>
-    <w:p>
-      <w:pPr>
-        <w:pStyle w:val="ListParagraph"/>
-        <w:numPr>
-          <w:ilvl w:val="0"/>
-          <w:numId w:val="5"/>
-        </w:numPr>
-        <w:spacing w:after="80"/>
-      </w:pPr>
-      <w:r>
-        <w:rPr>
-          <w:sz w:val="32"/>
-          <w:szCs w:val="32"/>
-        </w:rPr>
-        <w:t xml:space="preserve">ตรวจแล้วพบว่าไม่ใช่ภัยจริง → กด </w:t>
+        <w:t xml:space="preserve">มีเหตุเกิดขึ้นระหว่างเฝ้าระวัง → กด </w:t>
       </w:r>
       <w:r>
         <w:rPr>
@@ -3051,14 +3125,23 @@
           <w:sz w:val="32"/>
           <w:szCs w:val="32"/>
         </w:rPr>
-        <w:t xml:space="preserve">จัดเป็น Event และปิดเคส</w:t>
-      </w:r>
-      <w:r>
-        <w:rPr>
-          <w:sz w:val="32"/>
-          <w:szCs w:val="32"/>
-        </w:rPr>
-        <w:t xml:space="preserve"> (การ์ด “จัดประเภทใหม่เป็น Event”)</w:t>
+        <w:t xml:space="preserve">มีเหตุการณ์ → ออกเป็น Incident</w:t>
+      </w:r>
+      <w:r>
+        <w:rPr>
+          <w:sz w:val="32"/>
+          <w:szCs w:val="32"/>
+        </w:rPr>
+        <w:t xml:space="preserve"> เลือกเส้นทางการจัดการ (ผู้ดูแลระบบ/เจ้าของระบบ) แล้วส่ง </w:t>
+      </w:r>
+      <w:r>
+        <w:rPr>
+          <w:b/>
+          <w:bCs/>
+          <w:sz w:val="32"/>
+          <w:szCs w:val="32"/>
+        </w:rPr>
+        <w:t xml:space="preserve">ผู้จัดการ SOC ตรวจก่อนมอบหมาย</w:t>
       </w:r>
     </w:p>
     <w:tbl>
@@ -3116,7 +3199,7 @@
                 <w:sz w:val="32"/>
                 <w:szCs w:val="32"/>
               </w:rPr>
-              <w:t xml:space="preserve">การ์ด Tier 2 ตรวจสอบมาตรการควบคุม พร้อมปุ่มตัดสินใจทั้งสี่ทาง</w:t>
+              <w:t xml:space="preserve">การ์ดสรุปผลการเฝ้าระวังบนหน้ารายละเอียดตั๋ว พร้อมปุ่มปิดเป็น Event และออกเป็น Incident</w:t>
             </w:r>
           </w:p>
           <w:p>
@@ -3130,7 +3213,7 @@
                 <w:sz w:val="24"/>
                 <w:szCs w:val="24"/>
               </w:rPr>
-              <w:t xml:space="preserve">SHOT: T2-containment-review</w:t>
+              <w:t xml:space="preserve">SHOT: T2-monitoring-conclude</w:t>
             </w:r>
           </w:p>
         </w:tc>
@@ -3150,6 +3233,317 @@
           <w:szCs w:val="28"/>
         </w:rPr>
         <w:t xml:space="preserve">รูปที่ 5-3  </w:t>
+      </w:r>
+      <w:r>
+        <w:rPr>
+          <w:i/>
+          <w:iCs/>
+          <w:color w:val="6C7888"/>
+          <w:sz w:val="28"/>
+          <w:szCs w:val="28"/>
+        </w:rPr>
+        <w:t xml:space="preserve">การ์ดสรุปผลการเฝ้าระวังบนหน้ารายละเอียดตั๋ว พร้อมปุ่มปิดเป็น Event และออกเป็น Incident</w:t>
+      </w:r>
+    </w:p>
+    <w:tbl>
+      <w:tblPr>
+        <w:tblW w:type="dxa" w:w="9600"/>
+        <w:tblBorders>
+          <w:top w:val="single" w:color="F1F3F6" w:sz="2"/>
+          <w:left w:val="single" w:color="6C7888" w:sz="28"/>
+          <w:bottom w:val="single" w:color="F1F3F6" w:sz="2"/>
+          <w:right w:val="single" w:color="F1F3F6" w:sz="2"/>
+          <w:insideH w:val="single" w:color="auto" w:sz="4"/>
+          <w:insideV w:val="single" w:color="auto" w:sz="4"/>
+        </w:tblBorders>
+      </w:tblPr>
+      <w:tblGrid>
+        <w:gridCol w:w="9600"/>
+      </w:tblGrid>
+      <w:tr>
+        <w:tc>
+          <w:tcPr>
+            <w:tcW w:type="dxa" w:w="9600"/>
+            <w:shd w:fill="F1F3F6" w:color="auto" w:val="clear"/>
+            <w:tcMar>
+              <w:top w:type="dxa" w:w="140"/>
+              <w:left w:type="dxa" w:w="200"/>
+              <w:bottom w:type="dxa" w:w="140"/>
+              <w:right w:type="dxa" w:w="200"/>
+            </w:tcMar>
+          </w:tcPr>
+          <w:p>
+            <w:pPr>
+              <w:spacing w:after="60"/>
+            </w:pPr>
+            <w:r>
+              <w:rPr>
+                <w:b/>
+                <w:bCs/>
+                <w:color w:val="6C7888"/>
+                <w:sz w:val="30"/>
+                <w:szCs w:val="30"/>
+              </w:rPr>
+              <w:t xml:space="preserve">สิ่งที่ต้องจำ</w:t>
+            </w:r>
+          </w:p>
+          <w:p>
+            <w:pPr>
+              <w:spacing w:after="0"/>
+            </w:pPr>
+            <w:r>
+              <w:rPr>
+                <w:sz w:val="32"/>
+                <w:szCs w:val="32"/>
+              </w:rPr>
+              <w:t xml:space="preserve">เฝ้าระวังได้ครั้งเดียวต่อเคส (30 วันคือกำหนดสูงสุด ขยายไม่ได้) เฉพาะเคสที่เป็น Event และไม่รองรับเคสในกลุ่ม Project Incident</w:t>
+            </w:r>
+          </w:p>
+        </w:tc>
+      </w:tr>
+    </w:tbl>
+    <w:p>
+      <w:pPr>
+        <w:pStyle w:val="Heading2"/>
+      </w:pPr>
+      <w:r>
+        <w:t xml:space="preserve">5.3 ตรวจรับมาตรการควบคุม (Containment Review)</w:t>
+      </w:r>
+    </w:p>
+    <w:p>
+      <w:pPr>
+        <w:spacing w:after="120"/>
+      </w:pPr>
+      <w:r>
+        <w:rPr>
+          <w:sz w:val="32"/>
+          <w:szCs w:val="32"/>
+        </w:rPr>
+        <w:t xml:space="preserve">เมื่อผู้ดูแลระบบส่งรายงานแล้ว ตั๋วเข้าสถานะ </w:t>
+      </w:r>
+      <w:r>
+        <w:rPr>
+          <w:b/>
+          <w:bCs/>
+          <w:sz w:val="32"/>
+          <w:szCs w:val="32"/>
+        </w:rPr>
+        <w:t xml:space="preserve">รายงานการควบคุมแล้ว</w:t>
+      </w:r>
+      <w:r>
+        <w:rPr>
+          <w:sz w:val="32"/>
+          <w:szCs w:val="32"/>
+        </w:rPr>
+        <w:t xml:space="preserve"> และเข้าคิวตรวจรับของคุณ อ่าน </w:t>
+      </w:r>
+      <w:r>
+        <w:rPr>
+          <w:b/>
+          <w:bCs/>
+          <w:sz w:val="32"/>
+          <w:szCs w:val="32"/>
+        </w:rPr>
+        <w:t xml:space="preserve">ผลการตรวจสอบ</w:t>
+      </w:r>
+      <w:r>
+        <w:rPr>
+          <w:sz w:val="32"/>
+          <w:szCs w:val="32"/>
+        </w:rPr>
+        <w:t xml:space="preserve"> และ </w:t>
+      </w:r>
+      <w:r>
+        <w:rPr>
+          <w:b/>
+          <w:bCs/>
+          <w:sz w:val="32"/>
+          <w:szCs w:val="32"/>
+        </w:rPr>
+        <w:t xml:space="preserve">มาตรการควบคุม</w:t>
+      </w:r>
+      <w:r>
+        <w:rPr>
+          <w:sz w:val="32"/>
+          <w:szCs w:val="32"/>
+        </w:rPr>
+        <w:t xml:space="preserve"> แล้วเลือกหนึ่งใน 4 ทาง</w:t>
+      </w:r>
+    </w:p>
+    <w:p>
+      <w:pPr>
+        <w:pStyle w:val="ListParagraph"/>
+        <w:numPr>
+          <w:ilvl w:val="0"/>
+          <w:numId w:val="5"/>
+        </w:numPr>
+        <w:spacing w:after="80"/>
+      </w:pPr>
+      <w:r>
+        <w:rPr>
+          <w:sz w:val="32"/>
+          <w:szCs w:val="32"/>
+        </w:rPr>
+        <w:t xml:space="preserve">ยังควบคุมไม่สำเร็จ → ส่งกลับให้ผู้ดูแลระบบแก้ไข พร้อมระบุสิ่งที่ต้องแก้</w:t>
+      </w:r>
+    </w:p>
+    <w:p>
+      <w:pPr>
+        <w:pStyle w:val="ListParagraph"/>
+        <w:numPr>
+          <w:ilvl w:val="0"/>
+          <w:numId w:val="5"/>
+        </w:numPr>
+        <w:spacing w:after="80"/>
+      </w:pPr>
+      <w:r>
+        <w:rPr>
+          <w:sz w:val="32"/>
+          <w:szCs w:val="32"/>
+        </w:rPr>
+        <w:t xml:space="preserve">ตรวจรับผ่าน และตั๋วถูกทำเครื่องหมายฉุกเฉิน → ส่งให้ผู้จัดการ SOC อนุมัติ</w:t>
+      </w:r>
+    </w:p>
+    <w:p>
+      <w:pPr>
+        <w:pStyle w:val="ListParagraph"/>
+        <w:numPr>
+          <w:ilvl w:val="0"/>
+          <w:numId w:val="5"/>
+        </w:numPr>
+        <w:spacing w:after="80"/>
+      </w:pPr>
+      <w:r>
+        <w:rPr>
+          <w:sz w:val="32"/>
+          <w:szCs w:val="32"/>
+        </w:rPr>
+        <w:t xml:space="preserve">ตรวจรับผ่าน และไม่ใช่ตั๋วฉุกเฉิน → ปิดงาน (อนุมัติ) ได้เลย</w:t>
+      </w:r>
+    </w:p>
+    <w:p>
+      <w:pPr>
+        <w:pStyle w:val="ListParagraph"/>
+        <w:numPr>
+          <w:ilvl w:val="0"/>
+          <w:numId w:val="5"/>
+        </w:numPr>
+        <w:spacing w:after="80"/>
+      </w:pPr>
+      <w:r>
+        <w:rPr>
+          <w:sz w:val="32"/>
+          <w:szCs w:val="32"/>
+        </w:rPr>
+        <w:t xml:space="preserve">ตรวจแล้วพบว่าไม่ใช่ภัยจริง → กด </w:t>
+      </w:r>
+      <w:r>
+        <w:rPr>
+          <w:b/>
+          <w:bCs/>
+          <w:color w:val="1F2D3D"/>
+          <w:sz w:val="32"/>
+          <w:szCs w:val="32"/>
+        </w:rPr>
+        <w:t xml:space="preserve">จัดเป็น Event และปิดเคส</w:t>
+      </w:r>
+      <w:r>
+        <w:rPr>
+          <w:sz w:val="32"/>
+          <w:szCs w:val="32"/>
+        </w:rPr>
+        <w:t xml:space="preserve"> (การ์ด “จัดประเภทใหม่เป็น Event”)</w:t>
+      </w:r>
+    </w:p>
+    <w:tbl>
+      <w:tblPr>
+        <w:tblW w:type="dxa" w:w="9600"/>
+        <w:tblBorders>
+          <w:top w:val="dashed" w:color="9DB4D4" w:sz="6"/>
+          <w:left w:val="dashed" w:color="9DB4D4" w:sz="6"/>
+          <w:bottom w:val="dashed" w:color="9DB4D4" w:sz="6"/>
+          <w:right w:val="dashed" w:color="9DB4D4" w:sz="6"/>
+          <w:insideH w:val="single" w:color="auto" w:sz="4"/>
+          <w:insideV w:val="single" w:color="auto" w:sz="4"/>
+        </w:tblBorders>
+      </w:tblPr>
+      <w:tblGrid>
+        <w:gridCol w:w="9600"/>
+      </w:tblGrid>
+      <w:tr>
+        <w:tc>
+          <w:tcPr>
+            <w:tcW w:type="dxa" w:w="9600"/>
+            <w:shd w:fill="F7F8FA" w:color="auto" w:val="clear"/>
+            <w:tcMar>
+              <w:top w:type="dxa" w:w="520"/>
+              <w:left w:type="dxa" w:w="200"/>
+              <w:bottom w:type="dxa" w:w="520"/>
+              <w:right w:type="dxa" w:w="200"/>
+            </w:tcMar>
+            <w:vAlign w:val="center"/>
+          </w:tcPr>
+          <w:p>
+            <w:pPr>
+              <w:spacing w:after="40"/>
+              <w:jc w:val="center"/>
+            </w:pPr>
+            <w:r>
+              <w:rPr>
+                <w:b/>
+                <w:bCs/>
+                <w:color w:val="6C7888"/>
+                <w:sz w:val="30"/>
+                <w:szCs w:val="30"/>
+              </w:rPr>
+              <w:t xml:space="preserve">[ ตำแหน่งภาพหน้าจอ ]</w:t>
+            </w:r>
+          </w:p>
+          <w:p>
+            <w:pPr>
+              <w:spacing w:after="40"/>
+              <w:jc w:val="center"/>
+            </w:pPr>
+            <w:r>
+              <w:rPr>
+                <w:color w:val="1F2D3D"/>
+                <w:sz w:val="32"/>
+                <w:szCs w:val="32"/>
+              </w:rPr>
+              <w:t xml:space="preserve">การ์ด Tier 2 ตรวจสอบมาตรการควบคุม พร้อมปุ่มตัดสินใจทั้งสี่ทาง</w:t>
+            </w:r>
+          </w:p>
+          <w:p>
+            <w:pPr>
+              <w:jc w:val="center"/>
+            </w:pPr>
+            <w:r>
+              <w:rPr>
+                <w:rFonts w:ascii="Consolas" w:cs="Consolas" w:eastAsia="Consolas" w:hAnsi="Consolas"/>
+                <w:color w:val="9AA6B4"/>
+                <w:sz w:val="24"/>
+                <w:szCs w:val="24"/>
+              </w:rPr>
+              <w:t xml:space="preserve">SHOT: T2-containment-review</w:t>
+            </w:r>
+          </w:p>
+        </w:tc>
+      </w:tr>
+    </w:tbl>
+    <w:p>
+      <w:pPr>
+        <w:spacing w:after="160" w:before="60"/>
+        <w:jc w:val="center"/>
+      </w:pPr>
+      <w:r>
+        <w:rPr>
+          <w:b/>
+          <w:bCs/>
+          <w:color w:val="245EA8"/>
+          <w:sz w:val="28"/>
+          <w:szCs w:val="28"/>
+        </w:rPr>
+        <w:t xml:space="preserve">รูปที่ 5-4  </w:t>
       </w:r>
       <w:r>
         <w:rPr>
@@ -3660,7 +4054,7 @@
           <w:sz w:val="28"/>
           <w:szCs w:val="28"/>
         </w:rPr>
-        <w:t xml:space="preserve">รูปที่ 5-4  </w:t>
+        <w:t xml:space="preserve">รูปที่ 5-5  </w:t>
       </w:r>
       <w:r>
         <w:rPr>
@@ -4132,7 +4526,7 @@
           <w:sz w:val="28"/>
           <w:szCs w:val="28"/>
         </w:rPr>
-        <w:t xml:space="preserve">รูปที่ 5-5  </w:t>
+        <w:t xml:space="preserve">รูปที่ 5-6  </w:t>
       </w:r>
       <w:r>
         <w:rPr>
@@ -4886,7 +5280,7 @@
           <w:sz w:val="28"/>
           <w:szCs w:val="28"/>
         </w:rPr>
-        <w:t xml:space="preserve">รูปที่ 5-6  </w:t>
+        <w:t xml:space="preserve">รูปที่ 5-7  </w:t>
       </w:r>
       <w:r>
         <w:rPr>
@@ -5389,7 +5783,7 @@
           <w:sz w:val="28"/>
           <w:szCs w:val="28"/>
         </w:rPr>
-        <w:t xml:space="preserve">รูปที่ 5-7  </w:t>
+        <w:t xml:space="preserve">รูปที่ 5-8  </w:t>
       </w:r>
       <w:r>
         <w:rPr>
@@ -6355,7 +6749,7 @@
         <w:pStyle w:val="Heading3"/>
       </w:pPr>
       <w:r>
-        <w:t xml:space="preserve">ควรเลือก “เฝ้าระวัง 30 วัน” เมื่อไร?</w:t>
+        <w:t xml:space="preserve">ควรเลือก “Event → เฝ้าระวัง 30 วัน” เมื่อไร?</w:t>
       </w:r>
     </w:p>
     <w:p>
@@ -6367,7 +6761,7 @@
           <w:sz w:val="32"/>
           <w:szCs w:val="32"/>
         </w:rPr>
-        <w:t xml:space="preserve">เมื่อเคสที่ถูกส่งต่อยังไม่ชัดว่าเป็นภัยจริงหรือไม่ และยังไม่ควรปิดหรือดำเนินการเต็มรูปแบบ กด “เฝ้าระวัง 30 วัน” เคสจะกลับไปอยู่กับระดับ 1 พร้อมนับถอยหลังในหน้าคิวงาน Tier 1 เฝ้าระวังได้ครั้งเดียวต่อเคส และใช้กับเคสในกลุ่ม Project Incident ไม่ได้ เมื่อครบกำหนดหรือมีเหตุ ระดับ 1 จะสรุปเป็น Event (ส่งคุณยืนยันปิด) หรือ Incident เอง</w:t>
+        <w:t xml:space="preserve">เมื่อคุณเห็นว่าเคสที่ถูกส่งต่อเป็น Event แต่ยังอยากเฝ้าดูสักระยะก่อนปิด กด “Event → เฝ้าระวัง 30 วัน” ประเภทจะคงเป็น Event และเคสจะไปแสดงในคิวงาน Tier 1 พร้อมนับถอยหลังเพื่อการมองเห็น เฝ้าระวังได้ครั้งเดียวต่อเคส เฉพาะ Event (Incident เฝ้าระวังไม่ได้) และใช้กับเคสในกลุ่ม Project Incident ไม่ได้ เมื่อครบกำหนดหรือมีเหตุ คุณ (Tier 2) เป็นผู้สรุปผล: ปิดเป็น Event ได้ทันที หรือยกระดับเป็น Incident (ดู 5.2.3)</w:t>
       </w:r>
     </w:p>
     <w:p>

--- a/docs/user-guides/manuals/user-manual-soc-analyst-tier2.th.docx
+++ b/docs/user-guides/manuals/user-manual-soc-analyst-tier2.th.docx
@@ -3681,7 +3681,7 @@
                 <w:sz w:val="32"/>
                 <w:szCs w:val="32"/>
               </w:rPr>
-              <w:t xml:space="preserve">หากตั๋วยังมีคำขอทีมตอบสนองที่ยังไม่เสร็จ ปุ่มปิดงาน (อนุมัติ) จะไม่ปรากฏจนกว่าคำขอทั้งหมดจะเสร็จสิ้น (การปิดเป็น Event ไม่ติดเงื่อนไขนี้)</w:t>
+              <w:t xml:space="preserve">หากตั๋วยังมีคำขอทีมตอบสนองที่ยังไม่เสร็จ ปุ่มปิดงาน (อนุมัติ) จะไม่ปรากฏจนกว่าคำขอทั้งหมดจะเสร็จสิ้น (การปิดเป็น Event ไม่ติดเงื่อนไขนี้) — คุณปิดคำขอแทนทีมตอบสนองไม่ได้ ต้องให้ผู้รับผิดชอบคำขอหรือผู้จัดการ SOC เป็นผู้ปิด</w:t>
             </w:r>
           </w:p>
         </w:tc>
@@ -6789,6 +6789,26 @@
         <w:pStyle w:val="Heading3"/>
       </w:pPr>
       <w:r>
+        <w:t xml:space="preserve">ปิดคำขอทีมตอบสนองแทนทีมตอบสนองได้ไหม?</w:t>
+      </w:r>
+    </w:p>
+    <w:p>
+      <w:pPr>
+        <w:spacing w:after="120"/>
+      </w:pPr>
+      <w:r>
+        <w:rPr>
+          <w:sz w:val="32"/>
+          <w:szCs w:val="32"/>
+        </w:rPr>
+        <w:t xml:space="preserve">ไม่ได้ — การเปลี่ยนสถานะของคำขอ (เช่น ปิดเป็น “เสร็จสิ้น”) และการระบุเลขที่รายงาน ทำได้เฉพาะผู้รับผิดชอบคำขอหรือผู้จัดการ SOC เพราะการปิดคำขอคือสิ่งที่ปลดล็อกให้อนุมัติปิดเคสได้ คุณกด “อัปเดตงาน” ในหัวข้อคำขอทีมตอบสนองเพื่อเพิ่มหมายเหตุได้ แต่ช่องสถานะจะล็อกไว้ หากคำขอค้างนาน ให้ประสานผู้จัดการ SOC</w:t>
+      </w:r>
+    </w:p>
+    <w:p>
+      <w:pPr>
+        <w:pStyle w:val="Heading3"/>
+      </w:pPr>
+      <w:r>
         <w:t xml:space="preserve">แก้ข้อมูลที่ระดับ 1 กรอกผิดได้ไหม?</w:t>
       </w:r>
     </w:p>
@@ -7172,7 +7192,7 @@
                 <w:sz w:val="28"/>
                 <w:szCs w:val="28"/>
               </w:rPr>
-              <w:t xml:space="preserve">งานเฉพาะทางที่ผู้จัดการส่งให้ทีมนอก SOC ทำคู่ขนาน</w:t>
+              <w:t xml:space="preserve">งานเฉพาะทางที่ผู้จัดการส่งให้ทีมนอก SOC ทำคู่ขนาน ปิดได้เฉพาะผู้รับผิดชอบคำขอหรือผู้จัดการ SOC (Tier 2 เพิ่มหมายเหตุได้)</w:t>
             </w:r>
           </w:p>
         </w:tc>

--- a/docs/user-guides/manuals/user-manual-soc-analyst-tier2.th.docx
+++ b/docs/user-guides/manuals/user-manual-soc-analyst-tier2.th.docx
@@ -181,7 +181,7 @@
           <w:sz w:val="28"/>
           <w:szCs w:val="28"/>
         </w:rPr>
-        <w:t xml:space="preserve">เวอร์ชันระบบ v1.7.1</w:t>
+        <w:t xml:space="preserve">เวอร์ชันระบบ v1.7.6</w:t>
       </w:r>
       <w:r>
         <w:rPr>
@@ -197,7 +197,7 @@
           <w:sz w:val="28"/>
           <w:szCs w:val="28"/>
         </w:rPr>
-        <w:t xml:space="preserve">ปรับปรุงล่าสุด 18 กันยายน 2026</w:t>
+        <w:t xml:space="preserve">ปรับปรุงล่าสุด 24 กันยายน 2026</w:t>
       </w:r>
     </w:p>
     <w:p>
@@ -211,7 +211,7 @@
           <w:sz w:val="28"/>
           <w:szCs w:val="28"/>
         </w:rPr>
-        <w:t xml:space="preserve">คู่มือฉบับที่ 1.3</w:t>
+        <w:t xml:space="preserve">คู่มือฉบับที่ 1.4</w:t>
       </w:r>
     </w:p>
     <w:p>

--- a/docs/user-guides/manuals/user-manual-soc-analyst-tier2.th.docx
+++ b/docs/user-guides/manuals/user-manual-soc-analyst-tier2.th.docx
@@ -181,7 +181,7 @@
           <w:sz w:val="28"/>
           <w:szCs w:val="28"/>
         </w:rPr>
-        <w:t xml:space="preserve">เวอร์ชันระบบ v1.7.6</w:t>
+        <w:t xml:space="preserve">เวอร์ชันระบบ v1.7.8</w:t>
       </w:r>
       <w:r>
         <w:rPr>
@@ -197,7 +197,7 @@
           <w:sz w:val="28"/>
           <w:szCs w:val="28"/>
         </w:rPr>
-        <w:t xml:space="preserve">ปรับปรุงล่าสุด 24 กันยายน 2026</w:t>
+        <w:t xml:space="preserve">ปรับปรุงล่าสุด 25 กันยายน 2026</w:t>
       </w:r>
     </w:p>
     <w:p>
@@ -211,7 +211,7 @@
           <w:sz w:val="28"/>
           <w:szCs w:val="28"/>
         </w:rPr>
-        <w:t xml:space="preserve">คู่มือฉบับที่ 1.4</w:t>
+        <w:t xml:space="preserve">คู่มือฉบับที่ 1.5</w:t>
       </w:r>
     </w:p>
     <w:p>
@@ -1811,6 +1811,870 @@
     </w:p>
     <w:p>
       <w:pPr>
+        <w:pStyle w:val="Heading2"/>
+      </w:pPr>
+      <w:r>
+        <w:t xml:space="preserve">4.1 ค้นหา กรอง และเรียงลำดับรายการ (ปรับปรุง v1.7.8)</w:t>
+      </w:r>
+    </w:p>
+    <w:p>
+      <w:pPr>
+        <w:spacing w:after="120"/>
+      </w:pPr>
+      <w:r>
+        <w:rPr>
+          <w:sz w:val="32"/>
+          <w:szCs w:val="32"/>
+        </w:rPr>
+        <w:t xml:space="preserve">ทุกหน้าที่เป็นรายการใช้แถบค้นหาและการเรียงลำดับแบบเดียวกัน:</w:t>
+      </w:r>
+    </w:p>
+    <w:p>
+      <w:pPr>
+        <w:pStyle w:val="ListParagraph"/>
+        <w:numPr>
+          <w:ilvl w:val="0"/>
+          <w:numId w:val="2"/>
+        </w:numPr>
+        <w:spacing w:after="60"/>
+      </w:pPr>
+      <w:r>
+        <w:rPr>
+          <w:b/>
+          <w:bCs/>
+          <w:sz w:val="32"/>
+          <w:szCs w:val="32"/>
+        </w:rPr>
+        <w:t xml:space="preserve">ค้นหา: </w:t>
+      </w:r>
+      <w:r>
+        <w:rPr>
+          <w:sz w:val="32"/>
+          <w:szCs w:val="32"/>
+        </w:rPr>
+        <w:t xml:space="preserve">พิมพ์คำค้นแล้วกด Enter หรือกดปุ่มแว่นขยาย โดยทั่วไปค้นได้จากเลข Ticket ชื่อเรื่อง ระบบ/บริการ IP และรายละเอียด</w:t>
+      </w:r>
+    </w:p>
+    <w:p>
+      <w:pPr>
+        <w:pStyle w:val="ListParagraph"/>
+        <w:numPr>
+          <w:ilvl w:val="0"/>
+          <w:numId w:val="2"/>
+        </w:numPr>
+        <w:spacing w:after="60"/>
+      </w:pPr>
+      <w:r>
+        <w:rPr>
+          <w:b/>
+          <w:bCs/>
+          <w:sz w:val="32"/>
+          <w:szCs w:val="32"/>
+        </w:rPr>
+        <w:t xml:space="preserve">ตัวเลือกกรอง </w:t>
+      </w:r>
+      <w:r>
+        <w:rPr>
+          <w:sz w:val="32"/>
+          <w:szCs w:val="32"/>
+        </w:rPr>
+        <w:t xml:space="preserve">เช่น ความรุนแรง หรือสถานะ มีผลทันทีที่เลือก </w:t>
+      </w:r>
+      <w:r>
+        <w:rPr>
+          <w:b/>
+          <w:bCs/>
+          <w:sz w:val="32"/>
+          <w:szCs w:val="32"/>
+        </w:rPr>
+        <w:t xml:space="preserve">ไม่มีปุ่ม “กรอง” แล้ว</w:t>
+      </w:r>
+    </w:p>
+    <w:p>
+      <w:pPr>
+        <w:pStyle w:val="ListParagraph"/>
+        <w:numPr>
+          <w:ilvl w:val="0"/>
+          <w:numId w:val="2"/>
+        </w:numPr>
+        <w:spacing w:after="60"/>
+      </w:pPr>
+      <w:r>
+        <w:rPr>
+          <w:b/>
+          <w:bCs/>
+          <w:sz w:val="32"/>
+          <w:szCs w:val="32"/>
+        </w:rPr>
+        <w:t xml:space="preserve">ป้ายตัวกรอง: </w:t>
+      </w:r>
+      <w:r>
+        <w:rPr>
+          <w:sz w:val="32"/>
+          <w:szCs w:val="32"/>
+        </w:rPr>
+        <w:t xml:space="preserve">ทุกเงื่อนไขที่ใช้อยู่แสดงเป็นป้ายใต้แถบ กด × บนป้ายเพื่อเอาเงื่อนไขนั้นออก หรือกด </w:t>
+      </w:r>
+      <w:r>
+        <w:rPr>
+          <w:b/>
+          <w:bCs/>
+          <w:color w:val="1F2D3D"/>
+          <w:sz w:val="32"/>
+          <w:szCs w:val="32"/>
+        </w:rPr>
+        <w:t xml:space="preserve">ล้างทั้งหมด</w:t>
+      </w:r>
+      <w:r>
+        <w:rPr>
+          <w:sz w:val="32"/>
+          <w:szCs w:val="32"/>
+        </w:rPr>
+        <w:t xml:space="preserve"> ช่องที่กำลังกรองอยู่จะมีกรอบสีน้ำเงิน — ถ้ารายการดูสั้นผิดปกติ ให้ดูป้ายก่อน</w:t>
+      </w:r>
+    </w:p>
+    <w:p>
+      <w:pPr>
+        <w:pStyle w:val="ListParagraph"/>
+        <w:numPr>
+          <w:ilvl w:val="0"/>
+          <w:numId w:val="2"/>
+        </w:numPr>
+        <w:spacing w:after="60"/>
+      </w:pPr>
+      <w:r>
+        <w:rPr>
+          <w:b/>
+          <w:bCs/>
+          <w:sz w:val="32"/>
+          <w:szCs w:val="32"/>
+        </w:rPr>
+        <w:t xml:space="preserve">ตัวกรองเพิ่มเติม: </w:t>
+      </w:r>
+      <w:r>
+        <w:rPr>
+          <w:sz w:val="32"/>
+          <w:szCs w:val="32"/>
+        </w:rPr>
+        <w:t xml:space="preserve">ในบางหน้า ตัวกรองที่ใช้ไม่บ่อยซ่อนอยู่ใต้ปุ่ม </w:t>
+      </w:r>
+      <w:r>
+        <w:rPr>
+          <w:b/>
+          <w:bCs/>
+          <w:color w:val="1F2D3D"/>
+          <w:sz w:val="32"/>
+          <w:szCs w:val="32"/>
+        </w:rPr>
+        <w:t xml:space="preserve">ตัวกรองเพิ่มเติม</w:t>
+      </w:r>
+      <w:r>
+        <w:rPr>
+          <w:sz w:val="32"/>
+          <w:szCs w:val="32"/>
+        </w:rPr>
+        <w:t xml:space="preserve"> ตัวเลขบนปุ่มบอกว่าตั้งไว้กี่รายการ และส่วนนี้จะเปิดค้างไว้เองเมื่อมีรายการที่ตั้งอยู่</w:t>
+      </w:r>
+    </w:p>
+    <w:p>
+      <w:pPr>
+        <w:pStyle w:val="ListParagraph"/>
+        <w:numPr>
+          <w:ilvl w:val="0"/>
+          <w:numId w:val="2"/>
+        </w:numPr>
+        <w:spacing w:after="60"/>
+      </w:pPr>
+      <w:r>
+        <w:rPr>
+          <w:b/>
+          <w:bCs/>
+          <w:sz w:val="32"/>
+          <w:szCs w:val="32"/>
+        </w:rPr>
+        <w:t xml:space="preserve">แถบผลลัพธ์ </w:t>
+      </w:r>
+      <w:r>
+        <w:rPr>
+          <w:sz w:val="32"/>
+          <w:szCs w:val="32"/>
+        </w:rPr>
+        <w:t xml:space="preserve">เหนือตารางบอกจำนวนที่พบ เช่น “13 เคส จาก 89 ที่เปิดอยู่” และมีตัวเลือก </w:t>
+      </w:r>
+      <w:r>
+        <w:rPr>
+          <w:b/>
+          <w:bCs/>
+          <w:color w:val="1F2D3D"/>
+          <w:sz w:val="32"/>
+          <w:szCs w:val="32"/>
+        </w:rPr>
+        <w:t xml:space="preserve">เรียงตาม</w:t>
+      </w:r>
+      <w:r>
+        <w:rPr>
+          <w:sz w:val="32"/>
+          <w:szCs w:val="32"/>
+        </w:rPr>
+        <w:t xml:space="preserve"> แบบสำเร็จรูป</w:t>
+      </w:r>
+    </w:p>
+    <w:p>
+      <w:pPr>
+        <w:pStyle w:val="ListParagraph"/>
+        <w:numPr>
+          <w:ilvl w:val="0"/>
+          <w:numId w:val="2"/>
+        </w:numPr>
+        <w:spacing w:after="60"/>
+      </w:pPr>
+      <w:r>
+        <w:rPr>
+          <w:b/>
+          <w:bCs/>
+          <w:sz w:val="32"/>
+          <w:szCs w:val="32"/>
+        </w:rPr>
+        <w:t xml:space="preserve">กดหัวคอลัมน์ </w:t>
+      </w:r>
+      <w:r>
+        <w:rPr>
+          <w:sz w:val="32"/>
+          <w:szCs w:val="32"/>
+        </w:rPr>
+        <w:t xml:space="preserve">เพื่อเรียงทั้งรายการ ไม่ใช่เฉพาะหน้าที่เห็นอยู่ กดครั้งแรกจะเรียงแบบที่ใช้บ่อยที่สุด — ใหม่สุดก่อน, Critical ก่อน, OLA ใกล้ครบกำหนดก่อน, ชื่อตามตัวอักษร, สถานะตามลำดับขั้นตอนงาน — กดซ้ำเพื่อกลับด้าน ลูกศร ▲ ▼ ชี้คอลัมน์ที่ใช้เรียงอยู่ แถวที่ไม่มีค่าอยู่ท้ายเสมอ และช่อง เรียงตาม จะขึ้นว่า </w:t>
+      </w:r>
+      <w:r>
+        <w:rPr>
+          <w:b/>
+          <w:bCs/>
+          <w:color w:val="1F2D3D"/>
+          <w:sz w:val="32"/>
+          <w:szCs w:val="32"/>
+        </w:rPr>
+        <w:t xml:space="preserve">ตามคอลัมน์ในตาราง</w:t>
+      </w:r>
+      <w:r>
+        <w:rPr>
+          <w:sz w:val="32"/>
+          <w:szCs w:val="32"/>
+        </w:rPr>
+        <w:t xml:space="preserve"> คอลัมน์ข้อความยาว เช่น รายละเอียด เรียงไม่ได้</w:t>
+      </w:r>
+    </w:p>
+    <w:p>
+      <w:pPr>
+        <w:pStyle w:val="ListParagraph"/>
+        <w:numPr>
+          <w:ilvl w:val="0"/>
+          <w:numId w:val="2"/>
+        </w:numPr>
+        <w:spacing w:after="60"/>
+      </w:pPr>
+      <w:r>
+        <w:rPr>
+          <w:b/>
+          <w:bCs/>
+          <w:sz w:val="32"/>
+          <w:szCs w:val="32"/>
+        </w:rPr>
+        <w:t xml:space="preserve">ลิงก์ </w:t>
+      </w:r>
+      <w:r>
+        <w:rPr>
+          <w:sz w:val="32"/>
+          <w:szCs w:val="32"/>
+        </w:rPr>
+        <w:t xml:space="preserve">ของป้าย หน้าถัดไป และหัวคอลัมน์ คงเงื่อนไขทั้งหมดไว้ คัดลอกที่อยู่ในเบราว์เซอร์ส่งให้เพื่อนร่วมทีมเพื่อเปิดมุมมองเดียวกันได้</w:t>
+      </w:r>
+    </w:p>
+    <w:p>
+      <w:pPr>
+        <w:spacing w:after="80"/>
+      </w:pPr>
+    </w:p>
+    <w:tbl>
+      <w:tblPr>
+        <w:tblW w:type="dxa" w:w="9600"/>
+        <w:tblBorders>
+          <w:top w:val="single" w:color="E1E6ED" w:sz="2"/>
+          <w:left w:val="single" w:color="E1E6ED" w:sz="2"/>
+          <w:bottom w:val="single" w:color="E1E6ED" w:sz="2"/>
+          <w:right w:val="single" w:color="E1E6ED" w:sz="2"/>
+          <w:insideH w:val="single" w:color="E1E6ED" w:sz="2"/>
+          <w:insideV w:val="single" w:color="E1E6ED" w:sz="2"/>
+        </w:tblBorders>
+      </w:tblPr>
+      <w:tblGrid>
+        <w:gridCol w:w="3000"/>
+        <w:gridCol w:w="6600"/>
+      </w:tblGrid>
+      <w:tr>
+        <w:trPr>
+          <w:cantSplit/>
+          <w:tblHeader/>
+        </w:trPr>
+        <w:tc>
+          <w:tcPr>
+            <w:tcW w:type="dxa" w:w="3000"/>
+            <w:shd w:fill="1A1A2E" w:color="auto" w:val="clear"/>
+            <w:tcMar>
+              <w:top w:type="dxa" w:w="80"/>
+              <w:left w:type="dxa" w:w="120"/>
+              <w:bottom w:type="dxa" w:w="80"/>
+              <w:right w:type="dxa" w:w="120"/>
+            </w:tcMar>
+          </w:tcPr>
+          <w:p>
+            <w:r>
+              <w:rPr>
+                <w:b/>
+                <w:bCs/>
+                <w:color w:val="FFFFFF"/>
+                <w:sz w:val="28"/>
+                <w:szCs w:val="28"/>
+              </w:rPr>
+              <w:t xml:space="preserve">หน้า</w:t>
+            </w:r>
+          </w:p>
+        </w:tc>
+        <w:tc>
+          <w:tcPr>
+            <w:tcW w:type="dxa" w:w="6600"/>
+            <w:shd w:fill="1A1A2E" w:color="auto" w:val="clear"/>
+            <w:tcMar>
+              <w:top w:type="dxa" w:w="80"/>
+              <w:left w:type="dxa" w:w="120"/>
+              <w:bottom w:type="dxa" w:w="80"/>
+              <w:right w:type="dxa" w:w="120"/>
+            </w:tcMar>
+          </w:tcPr>
+          <w:p>
+            <w:r>
+              <w:rPr>
+                <w:b/>
+                <w:bCs/>
+                <w:color w:val="FFFFFF"/>
+                <w:sz w:val="28"/>
+                <w:szCs w:val="28"/>
+              </w:rPr>
+              <w:t xml:space="preserve">ตัวกรองบนแถบ และข้อสังเกต</w:t>
+            </w:r>
+          </w:p>
+        </w:tc>
+      </w:tr>
+      <w:tr>
+        <w:trPr>
+          <w:cantSplit/>
+        </w:trPr>
+        <w:tc>
+          <w:tcPr>
+            <w:tcW w:type="dxa" w:w="3000"/>
+            <w:shd w:fill="FFFFFF" w:color="auto" w:val="clear"/>
+            <w:tcMar>
+              <w:top w:type="dxa" w:w="70"/>
+              <w:left w:type="dxa" w:w="120"/>
+              <w:bottom w:type="dxa" w:w="70"/>
+              <w:right w:type="dxa" w:w="120"/>
+            </w:tcMar>
+          </w:tcPr>
+          <w:p>
+            <w:pPr>
+              <w:spacing w:after="0"/>
+            </w:pPr>
+            <w:r>
+              <w:rPr>
+                <w:b/>
+                <w:bCs/>
+                <w:color w:val="245EA8"/>
+                <w:sz w:val="32"/>
+                <w:szCs w:val="32"/>
+              </w:rPr>
+              <w:t xml:space="preserve">คิวงาน Tier 2</w:t>
+            </w:r>
+          </w:p>
+        </w:tc>
+        <w:tc>
+          <w:tcPr>
+            <w:tcW w:type="dxa" w:w="6600"/>
+            <w:shd w:fill="FFFFFF" w:color="auto" w:val="clear"/>
+            <w:tcMar>
+              <w:top w:type="dxa" w:w="70"/>
+              <w:left w:type="dxa" w:w="120"/>
+              <w:bottom w:type="dxa" w:w="70"/>
+              <w:right w:type="dxa" w:w="120"/>
+            </w:tcMar>
+          </w:tcPr>
+          <w:p>
+            <w:pPr>
+              <w:spacing w:after="0"/>
+            </w:pPr>
+            <w:r>
+              <w:rPr>
+                <w:sz w:val="28"/>
+                <w:szCs w:val="28"/>
+              </w:rPr>
+              <w:t xml:space="preserve">ป้าย </w:t>
+            </w:r>
+            <w:r>
+              <w:rPr>
+                <w:b/>
+                <w:bCs/>
+                <w:color w:val="1F2D3D"/>
+                <w:sz w:val="32"/>
+                <w:szCs w:val="32"/>
+              </w:rPr>
+              <w:t xml:space="preserve">ขั้นตอน</w:t>
+            </w:r>
+            <w:r>
+              <w:rPr>
+                <w:sz w:val="28"/>
+                <w:szCs w:val="28"/>
+              </w:rPr>
+              <w:t xml:space="preserve"> (รอตรวจสอบ / ยืนยันการควบคุม / ยืนยันการแก้ไข) และ </w:t>
+            </w:r>
+            <w:r>
+              <w:rPr>
+                <w:b/>
+                <w:bCs/>
+                <w:color w:val="1F2D3D"/>
+                <w:sz w:val="32"/>
+                <w:szCs w:val="32"/>
+              </w:rPr>
+              <w:t xml:space="preserve">การรับเรื่อง</w:t>
+            </w:r>
+            <w:r>
+              <w:rPr>
+                <w:sz w:val="28"/>
+                <w:szCs w:val="28"/>
+              </w:rPr>
+              <w:t xml:space="preserve"> (ยังไม่มีผู้รับ / ที่ฉันรับไว้) พร้อมจำนวนที่จะเห็นเมื่อกด ตามด้วยค้นหา ความรุนแรง ประเภท และ OLA — </w:t>
+            </w:r>
+            <w:r>
+              <w:rPr>
+                <w:b/>
+                <w:bCs/>
+                <w:sz w:val="28"/>
+                <w:szCs w:val="28"/>
+              </w:rPr>
+              <w:t xml:space="preserve">ไม่มีตัวกรองความฉุกเฉินโดยตั้งใจ</w:t>
+            </w:r>
+            <w:r>
+              <w:rPr>
+                <w:sz w:val="28"/>
+                <w:szCs w:val="28"/>
+              </w:rPr>
+              <w:t xml:space="preserve"> เพื่อไม่ให้เคสฉุกเฉินถูกซ่อน (แถวฉุกเฉินมีแถบสีแดงและขึ้นก่อนตามค่าเริ่มต้น) กดหัวคอลัมน์ รอมานาน เพื่อให้เคสที่รอนานที่สุดขึ้นก่อน</w:t>
+            </w:r>
+          </w:p>
+        </w:tc>
+      </w:tr>
+      <w:tr>
+        <w:trPr>
+          <w:cantSplit/>
+        </w:trPr>
+        <w:tc>
+          <w:tcPr>
+            <w:tcW w:type="dxa" w:w="3000"/>
+            <w:shd w:fill="F7F8FA" w:color="auto" w:val="clear"/>
+            <w:tcMar>
+              <w:top w:type="dxa" w:w="70"/>
+              <w:left w:type="dxa" w:w="120"/>
+              <w:bottom w:type="dxa" w:w="70"/>
+              <w:right w:type="dxa" w:w="120"/>
+            </w:tcMar>
+          </w:tcPr>
+          <w:p>
+            <w:pPr>
+              <w:spacing w:after="0"/>
+            </w:pPr>
+            <w:r>
+              <w:rPr>
+                <w:b/>
+                <w:bCs/>
+                <w:color w:val="245EA8"/>
+                <w:sz w:val="32"/>
+                <w:szCs w:val="32"/>
+              </w:rPr>
+              <w:t xml:space="preserve">เคสที่กำลังดำเนินการอยู่</w:t>
+            </w:r>
+          </w:p>
+        </w:tc>
+        <w:tc>
+          <w:tcPr>
+            <w:tcW w:type="dxa" w:w="6600"/>
+            <w:shd w:fill="F7F8FA" w:color="auto" w:val="clear"/>
+            <w:tcMar>
+              <w:top w:type="dxa" w:w="70"/>
+              <w:left w:type="dxa" w:w="120"/>
+              <w:bottom w:type="dxa" w:w="70"/>
+              <w:right w:type="dxa" w:w="120"/>
+            </w:tcMar>
+          </w:tcPr>
+          <w:p>
+            <w:pPr>
+              <w:spacing w:after="0"/>
+            </w:pPr>
+            <w:r>
+              <w:rPr>
+                <w:sz w:val="32"/>
+                <w:szCs w:val="32"/>
+              </w:rPr>
+              <w:t xml:space="preserve">ค้นหา สถานะ ความรุนแรง และ วันที่แจ้ง — ใต้ </w:t>
+            </w:r>
+            <w:r>
+              <w:rPr>
+                <w:b/>
+                <w:bCs/>
+                <w:color w:val="1F2D3D"/>
+                <w:sz w:val="32"/>
+                <w:szCs w:val="32"/>
+              </w:rPr>
+              <w:t xml:space="preserve">ตัวกรองเพิ่มเติม</w:t>
+            </w:r>
+            <w:r>
+              <w:rPr>
+                <w:sz w:val="28"/>
+                <w:szCs w:val="28"/>
+              </w:rPr>
+              <w:t xml:space="preserve"> มี ประเภท ความฉุกเฉิน และ OLA หากไม่เลือกช่วงวันที่จะแสดงเคสเปิดทั้งหมด ช่องวันที่แจ้งมีทางลัด วันนี้ / 7 วัน / 30 วัน / เดือนนี้ หรือกำหนดวันเอง</w:t>
+            </w:r>
+          </w:p>
+        </w:tc>
+      </w:tr>
+      <w:tr>
+        <w:trPr>
+          <w:cantSplit/>
+        </w:trPr>
+        <w:tc>
+          <w:tcPr>
+            <w:tcW w:type="dxa" w:w="3000"/>
+            <w:shd w:fill="FFFFFF" w:color="auto" w:val="clear"/>
+            <w:tcMar>
+              <w:top w:type="dxa" w:w="70"/>
+              <w:left w:type="dxa" w:w="120"/>
+              <w:bottom w:type="dxa" w:w="70"/>
+              <w:right w:type="dxa" w:w="120"/>
+            </w:tcMar>
+          </w:tcPr>
+          <w:p>
+            <w:pPr>
+              <w:spacing w:after="0"/>
+            </w:pPr>
+            <w:r>
+              <w:rPr>
+                <w:b/>
+                <w:bCs/>
+                <w:color w:val="245EA8"/>
+                <w:sz w:val="32"/>
+                <w:szCs w:val="32"/>
+              </w:rPr>
+              <w:t xml:space="preserve">ประวัติเคสที่ปิดไปแล้ว</w:t>
+            </w:r>
+          </w:p>
+        </w:tc>
+        <w:tc>
+          <w:tcPr>
+            <w:tcW w:type="dxa" w:w="6600"/>
+            <w:shd w:fill="FFFFFF" w:color="auto" w:val="clear"/>
+            <w:tcMar>
+              <w:top w:type="dxa" w:w="70"/>
+              <w:left w:type="dxa" w:w="120"/>
+              <w:bottom w:type="dxa" w:w="70"/>
+              <w:right w:type="dxa" w:w="120"/>
+            </w:tcMar>
+          </w:tcPr>
+          <w:p>
+            <w:pPr>
+              <w:spacing w:after="0"/>
+            </w:pPr>
+            <w:r>
+              <w:rPr>
+                <w:sz w:val="28"/>
+                <w:szCs w:val="28"/>
+              </w:rPr>
+              <w:t xml:space="preserve">ป้ายผลลัพธ์ ทั้งหมด / อนุมัติแล้ว / Event / ยกเลิกแล้ว พร้อมจำนวน, ค้นหา ความรุนแรง ผู้อนุมัติ/ปิดเคส และ วันที่แจ้ง — ใต้ </w:t>
+            </w:r>
+            <w:r>
+              <w:rPr>
+                <w:b/>
+                <w:bCs/>
+                <w:color w:val="1F2D3D"/>
+                <w:sz w:val="32"/>
+                <w:szCs w:val="32"/>
+              </w:rPr>
+              <w:t xml:space="preserve">ตัวกรองเพิ่มเติม</w:t>
+            </w:r>
+            <w:r>
+              <w:rPr>
+                <w:sz w:val="28"/>
+                <w:szCs w:val="28"/>
+              </w:rPr>
+              <w:t xml:space="preserve"> มี ประเภท และ ความฉุกเฉิน ค่าเริ่มต้นแสดงเคสที่แจ้งในเดือนนี้ (ป้ายสีเทา) เลือก ทุกช่วงเวลา เพื่อดูทั้งหมด และเรียงปิดล่าสุดก่อน</w:t>
+            </w:r>
+          </w:p>
+        </w:tc>
+      </w:tr>
+      <w:tr>
+        <w:trPr>
+          <w:cantSplit/>
+        </w:trPr>
+        <w:tc>
+          <w:tcPr>
+            <w:tcW w:type="dxa" w:w="3000"/>
+            <w:shd w:fill="F7F8FA" w:color="auto" w:val="clear"/>
+            <w:tcMar>
+              <w:top w:type="dxa" w:w="70"/>
+              <w:left w:type="dxa" w:w="120"/>
+              <w:bottom w:type="dxa" w:w="70"/>
+              <w:right w:type="dxa" w:w="120"/>
+            </w:tcMar>
+          </w:tcPr>
+          <w:p>
+            <w:pPr>
+              <w:spacing w:after="0"/>
+            </w:pPr>
+            <w:r>
+              <w:rPr>
+                <w:b/>
+                <w:bCs/>
+                <w:color w:val="245EA8"/>
+                <w:sz w:val="32"/>
+                <w:szCs w:val="32"/>
+              </w:rPr>
+              <w:t xml:space="preserve">ค้นหา IOC</w:t>
+            </w:r>
+          </w:p>
+        </w:tc>
+        <w:tc>
+          <w:tcPr>
+            <w:tcW w:type="dxa" w:w="6600"/>
+            <w:shd w:fill="F7F8FA" w:color="auto" w:val="clear"/>
+            <w:tcMar>
+              <w:top w:type="dxa" w:w="70"/>
+              <w:left w:type="dxa" w:w="120"/>
+              <w:bottom w:type="dxa" w:w="70"/>
+              <w:right w:type="dxa" w:w="120"/>
+            </w:tcMar>
+          </w:tcPr>
+          <w:p>
+            <w:pPr>
+              <w:spacing w:after="0"/>
+            </w:pPr>
+            <w:r>
+              <w:rPr>
+                <w:sz w:val="28"/>
+                <w:szCs w:val="28"/>
+              </w:rPr>
+              <w:t xml:space="preserve">การ์ดเคสและการ์ดบันทึกการคัดกรองเรียงตามหัวคอลัมน์ได้แยกกัน เรียงการ์ดหนึ่งไม่ทำให้อีกการ์ดกลับไปหน้าแรก</w:t>
+            </w:r>
+          </w:p>
+        </w:tc>
+      </w:tr>
+    </w:tbl>
+    <w:p>
+      <w:pPr>
+        <w:spacing w:after="140"/>
+      </w:pPr>
+    </w:p>
+    <w:tbl>
+      <w:tblPr>
+        <w:tblW w:type="dxa" w:w="9600"/>
+        <w:tblBorders>
+          <w:top w:val="single" w:color="F1F3F6" w:sz="2"/>
+          <w:left w:val="single" w:color="6C7888" w:sz="28"/>
+          <w:bottom w:val="single" w:color="F1F3F6" w:sz="2"/>
+          <w:right w:val="single" w:color="F1F3F6" w:sz="2"/>
+          <w:insideH w:val="single" w:color="auto" w:sz="4"/>
+          <w:insideV w:val="single" w:color="auto" w:sz="4"/>
+        </w:tblBorders>
+      </w:tblPr>
+      <w:tblGrid>
+        <w:gridCol w:w="9600"/>
+      </w:tblGrid>
+      <w:tr>
+        <w:tc>
+          <w:tcPr>
+            <w:tcW w:type="dxa" w:w="9600"/>
+            <w:shd w:fill="F1F3F6" w:color="auto" w:val="clear"/>
+            <w:tcMar>
+              <w:top w:type="dxa" w:w="140"/>
+              <w:left w:type="dxa" w:w="200"/>
+              <w:bottom w:type="dxa" w:w="140"/>
+              <w:right w:type="dxa" w:w="200"/>
+            </w:tcMar>
+          </w:tcPr>
+          <w:p>
+            <w:pPr>
+              <w:spacing w:after="60"/>
+            </w:pPr>
+            <w:r>
+              <w:rPr>
+                <w:b/>
+                <w:bCs/>
+                <w:color w:val="6C7888"/>
+                <w:sz w:val="30"/>
+                <w:szCs w:val="30"/>
+              </w:rPr>
+              <w:t xml:space="preserve">สิ่งที่ต้องจำ</w:t>
+            </w:r>
+          </w:p>
+          <w:p>
+            <w:pPr>
+              <w:spacing w:after="0"/>
+            </w:pPr>
+            <w:r>
+              <w:rPr>
+                <w:sz w:val="32"/>
+                <w:szCs w:val="32"/>
+              </w:rPr>
+              <w:t xml:space="preserve">ช่วงวันที่ในหน้า </w:t>
+            </w:r>
+            <w:r>
+              <w:rPr>
+                <w:b/>
+                <w:bCs/>
+                <w:color w:val="245EA8"/>
+                <w:sz w:val="32"/>
+                <w:szCs w:val="32"/>
+              </w:rPr>
+              <w:t xml:space="preserve">ประวัติเคสที่ปิดไปแล้ว</w:t>
+            </w:r>
+            <w:r>
+              <w:rPr>
+                <w:sz w:val="32"/>
+                <w:szCs w:val="32"/>
+              </w:rPr>
+              <w:t xml:space="preserve"> นับจาก </w:t>
+            </w:r>
+            <w:r>
+              <w:rPr>
+                <w:b/>
+                <w:bCs/>
+                <w:sz w:val="32"/>
+                <w:szCs w:val="32"/>
+              </w:rPr>
+              <w:t xml:space="preserve">วันที่แจ้ง</w:t>
+            </w:r>
+            <w:r>
+              <w:rPr>
+                <w:sz w:val="32"/>
+                <w:szCs w:val="32"/>
+              </w:rPr>
+              <w:t xml:space="preserve"> ไม่ใช่วันที่ปิด — เคสที่เปิดเดือนก่อนแต่ปิดเดือนนี้จะไม่อยู่ในมุมมองเริ่มต้น ให้เลือก ทุกช่วงเวลา หรือขยายช่วงวันที่ คอลัมน์ วันที่ปิด ในตารางบอกวันที่ปิดจริง และคอลัมน์ ผู้อนุมัติ/ปิดเคส แสดงชื่อผู้ปิดของเคส Event และเคสที่ยกเลิกด้วย</w:t>
+            </w:r>
+          </w:p>
+        </w:tc>
+      </w:tr>
+    </w:tbl>
+    <w:p>
+      <w:pPr>
+        <w:spacing w:after="80"/>
+      </w:pPr>
+    </w:p>
+    <w:tbl>
+      <w:tblPr>
+        <w:tblW w:type="dxa" w:w="9600"/>
+        <w:tblBorders>
+          <w:top w:val="dashed" w:color="9DB4D4" w:sz="6"/>
+          <w:left w:val="dashed" w:color="9DB4D4" w:sz="6"/>
+          <w:bottom w:val="dashed" w:color="9DB4D4" w:sz="6"/>
+          <w:right w:val="dashed" w:color="9DB4D4" w:sz="6"/>
+          <w:insideH w:val="single" w:color="auto" w:sz="4"/>
+          <w:insideV w:val="single" w:color="auto" w:sz="4"/>
+        </w:tblBorders>
+      </w:tblPr>
+      <w:tblGrid>
+        <w:gridCol w:w="9600"/>
+      </w:tblGrid>
+      <w:tr>
+        <w:tc>
+          <w:tcPr>
+            <w:tcW w:type="dxa" w:w="9600"/>
+            <w:shd w:fill="F7F8FA" w:color="auto" w:val="clear"/>
+            <w:tcMar>
+              <w:top w:type="dxa" w:w="520"/>
+              <w:left w:type="dxa" w:w="200"/>
+              <w:bottom w:type="dxa" w:w="520"/>
+              <w:right w:type="dxa" w:w="200"/>
+            </w:tcMar>
+            <w:vAlign w:val="center"/>
+          </w:tcPr>
+          <w:p>
+            <w:pPr>
+              <w:spacing w:after="40"/>
+              <w:jc w:val="center"/>
+            </w:pPr>
+            <w:r>
+              <w:rPr>
+                <w:b/>
+                <w:bCs/>
+                <w:color w:val="6C7888"/>
+                <w:sz w:val="30"/>
+                <w:szCs w:val="30"/>
+              </w:rPr>
+              <w:t xml:space="preserve">[ ตำแหน่งภาพหน้าจอ ]</w:t>
+            </w:r>
+          </w:p>
+          <w:p>
+            <w:pPr>
+              <w:spacing w:after="40"/>
+              <w:jc w:val="center"/>
+            </w:pPr>
+            <w:r>
+              <w:rPr>
+                <w:color w:val="1F2D3D"/>
+                <w:sz w:val="32"/>
+                <w:szCs w:val="32"/>
+              </w:rPr>
+              <w:t xml:space="preserve">แถบค้นหาและกรองของคิวงาน Tier 2 พร้อมป้ายขั้นตอน ป้ายการรับเรื่อง และหัวคอลัมน์ที่กดเรียงได้</w:t>
+            </w:r>
+          </w:p>
+          <w:p>
+            <w:pPr>
+              <w:jc w:val="center"/>
+            </w:pPr>
+            <w:r>
+              <w:rPr>
+                <w:rFonts w:ascii="Consolas" w:cs="Consolas" w:eastAsia="Consolas" w:hAnsi="Consolas"/>
+                <w:color w:val="9AA6B4"/>
+                <w:sz w:val="24"/>
+                <w:szCs w:val="24"/>
+              </w:rPr>
+              <w:t xml:space="preserve">SHOT: T2-list-filter-bar</w:t>
+            </w:r>
+          </w:p>
+        </w:tc>
+      </w:tr>
+    </w:tbl>
+    <w:p>
+      <w:pPr>
+        <w:spacing w:after="160" w:before="60"/>
+        <w:jc w:val="center"/>
+      </w:pPr>
+      <w:r>
+        <w:rPr>
+          <w:b/>
+          <w:bCs/>
+          <w:color w:val="245EA8"/>
+          <w:sz w:val="28"/>
+          <w:szCs w:val="28"/>
+        </w:rPr>
+        <w:t xml:space="preserve">รูปที่ 4-2  </w:t>
+      </w:r>
+      <w:r>
+        <w:rPr>
+          <w:i/>
+          <w:iCs/>
+          <w:color w:val="6C7888"/>
+          <w:sz w:val="28"/>
+          <w:szCs w:val="28"/>
+        </w:rPr>
+        <w:t xml:space="preserve">แถบค้นหาและกรองของคิวงาน Tier 2 พร้อมป้ายขั้นตอน ป้ายการรับเรื่อง และหัวคอลัมน์ที่กดเรียงได้</w:t>
+      </w:r>
+    </w:p>
+    <w:p>
+      <w:pPr>
         <w:pStyle w:val="Heading1"/>
       </w:pPr>
       <w:r>
@@ -1999,6 +2863,97 @@
         <w:t xml:space="preserve">ต้องระบุเหตุผล</w:t>
       </w:r>
     </w:p>
+    <w:tbl>
+      <w:tblPr>
+        <w:tblW w:type="dxa" w:w="9600"/>
+        <w:tblBorders>
+          <w:top w:val="single" w:color="EAF1FB" w:sz="2"/>
+          <w:left w:val="single" w:color="245EA8" w:sz="28"/>
+          <w:bottom w:val="single" w:color="EAF1FB" w:sz="2"/>
+          <w:right w:val="single" w:color="EAF1FB" w:sz="2"/>
+          <w:insideH w:val="single" w:color="auto" w:sz="4"/>
+          <w:insideV w:val="single" w:color="auto" w:sz="4"/>
+        </w:tblBorders>
+      </w:tblPr>
+      <w:tblGrid>
+        <w:gridCol w:w="9600"/>
+      </w:tblGrid>
+      <w:tr>
+        <w:tc>
+          <w:tcPr>
+            <w:tcW w:type="dxa" w:w="9600"/>
+            <w:shd w:fill="EAF1FB" w:color="auto" w:val="clear"/>
+            <w:tcMar>
+              <w:top w:type="dxa" w:w="140"/>
+              <w:left w:type="dxa" w:w="200"/>
+              <w:bottom w:type="dxa" w:w="140"/>
+              <w:right w:type="dxa" w:w="200"/>
+            </w:tcMar>
+          </w:tcPr>
+          <w:p>
+            <w:pPr>
+              <w:spacing w:after="60"/>
+            </w:pPr>
+            <w:r>
+              <w:rPr>
+                <w:b/>
+                <w:bCs/>
+                <w:color w:val="245EA8"/>
+                <w:sz w:val="30"/>
+                <w:szCs w:val="30"/>
+              </w:rPr>
+              <w:t xml:space="preserve">เคล็ดลับ</w:t>
+            </w:r>
+          </w:p>
+          <w:p>
+            <w:pPr>
+              <w:spacing w:after="0"/>
+            </w:pPr>
+            <w:r>
+              <w:rPr>
+                <w:sz w:val="32"/>
+                <w:szCs w:val="32"/>
+              </w:rPr>
+              <w:t xml:space="preserve">กดป้าย </w:t>
+            </w:r>
+            <w:r>
+              <w:rPr>
+                <w:b/>
+                <w:bCs/>
+                <w:color w:val="1F2D3D"/>
+                <w:sz w:val="32"/>
+                <w:szCs w:val="32"/>
+              </w:rPr>
+              <w:t xml:space="preserve">การรับเรื่อง › ยังไม่มีผู้รับ</w:t>
+            </w:r>
+            <w:r>
+              <w:rPr>
+                <w:sz w:val="32"/>
+                <w:szCs w:val="32"/>
+              </w:rPr>
+              <w:t xml:space="preserve"> เพื่อดูเฉพาะเคสที่หยิบได้ หรือ </w:t>
+            </w:r>
+            <w:r>
+              <w:rPr>
+                <w:b/>
+                <w:bCs/>
+                <w:color w:val="1F2D3D"/>
+                <w:sz w:val="32"/>
+                <w:szCs w:val="32"/>
+              </w:rPr>
+              <w:t xml:space="preserve">ที่ฉันรับไว้</w:t>
+            </w:r>
+            <w:r>
+              <w:rPr>
+                <w:sz w:val="32"/>
+                <w:szCs w:val="32"/>
+              </w:rPr>
+              <w:t xml:space="preserve"> เพื่อดูงานที่ถืออยู่ ป้ายทุกอันบอกจำนวนไว้ก่อนกด (ดู 4.1)</w:t>
+            </w:r>
+          </w:p>
+        </w:tc>
+      </w:tr>
+    </w:tbl>
     <w:p>
       <w:pPr>
         <w:pStyle w:val="Heading2"/>
@@ -5507,6 +6462,18 @@
           <w:szCs w:val="32"/>
         </w:rPr>
         <w:t xml:space="preserve"> ซึ่งมักชี้ขาดว่าเป็นเหตุการณ์โดด ๆ หรือเป็นชุดเดียวกับเคสเก่า</w:t>
+      </w:r>
+    </w:p>
+    <w:p>
+      <w:pPr>
+        <w:spacing w:after="120"/>
+      </w:pPr>
+      <w:r>
+        <w:rPr>
+          <w:sz w:val="32"/>
+          <w:szCs w:val="32"/>
+        </w:rPr>
+        <w:t xml:space="preserve">แต่ละการ์ดแยกหน้ากัน และกดหัวคอลัมน์เพื่อเรียงได้เอง (ปรับปรุง v1.7.8) โดยไม่กระทบอีกการ์ด</w:t>
       </w:r>
     </w:p>
     <w:tbl>
@@ -6802,6 +7769,46 @@
           <w:szCs w:val="32"/>
         </w:rPr>
         <w:t xml:space="preserve">ไม่ได้ — การเปลี่ยนสถานะของคำขอ (เช่น ปิดเป็น “เสร็จสิ้น”) และการระบุเลขที่รายงาน ทำได้เฉพาะผู้รับผิดชอบคำขอหรือผู้จัดการ SOC เพราะการปิดคำขอคือสิ่งที่ปลดล็อกให้อนุมัติปิดเคสได้ คุณกด “อัปเดตงาน” ในหัวข้อคำขอทีมตอบสนองเพื่อเพิ่มหมายเหตุได้ แต่ช่องสถานะจะล็อกไว้ หากคำขอค้างนาน ให้ประสานผู้จัดการ SOC</w:t>
+      </w:r>
+    </w:p>
+    <w:p>
+      <w:pPr>
+        <w:pStyle w:val="Heading3"/>
+      </w:pPr>
+      <w:r>
+        <w:t xml:space="preserve">ทำไมคิวงาน Tier 2 ไม่มีตัวกรอง “ความฉุกเฉิน”?</w:t>
+      </w:r>
+    </w:p>
+    <w:p>
+      <w:pPr>
+        <w:spacing w:after="120"/>
+      </w:pPr>
+      <w:r>
+        <w:rPr>
+          <w:sz w:val="32"/>
+          <w:szCs w:val="32"/>
+        </w:rPr>
+        <w:t xml:space="preserve">ตั้งใจไม่มี — ตัวเลือก “เฉพาะเคสปกติ” อาจซ่อนเคสฉุกเฉินที่กำลังรออยู่ได้ แถวฉุกเฉินจึงแสดงด้วยแถบสีแดงและป้ายฉุกเฉิน และขึ้นก่อนตามค่าเริ่มต้นแทน (ดู 4.1)</w:t>
+      </w:r>
+    </w:p>
+    <w:p>
+      <w:pPr>
+        <w:pStyle w:val="Heading3"/>
+      </w:pPr>
+      <w:r>
+        <w:t xml:space="preserve">ทำไมเคสที่ปิดเดือนนี้ไม่อยู่ใน “ประวัติเคสที่ปิดไปแล้ว”?</w:t>
+      </w:r>
+    </w:p>
+    <w:p>
+      <w:pPr>
+        <w:spacing w:after="120"/>
+      </w:pPr>
+      <w:r>
+        <w:rPr>
+          <w:sz w:val="32"/>
+          <w:szCs w:val="32"/>
+        </w:rPr>
+        <w:t xml:space="preserve">ช่วงวันที่ของหน้านั้นนับจากวันที่แจ้ง ไม่ใช่วันที่ปิด และค่าเริ่มต้นคือเคสที่แจ้งในเดือนนี้ — เลือก “ทุกช่วงเวลา” ในช่องวันที่แจ้ง หรือขยายช่วงวันที่ (ดู 4.1)</w:t>
       </w:r>
     </w:p>
     <w:p>

--- a/docs/user-guides/manuals/user-manual-soc-analyst-tier2.th.docx
+++ b/docs/user-guides/manuals/user-manual-soc-analyst-tier2.th.docx
@@ -2086,6 +2086,117 @@
           <w:szCs w:val="32"/>
         </w:rPr>
         <w:t xml:space="preserve">ของป้าย หน้าถัดไป และหัวคอลัมน์ คงเงื่อนไขทั้งหมดไว้ คัดลอกที่อยู่ในเบราว์เซอร์ส่งให้เพื่อนร่วมทีมเพื่อเปิดมุมมองเดียวกันได้</w:t>
+      </w:r>
+    </w:p>
+    <w:p>
+      <w:pPr>
+        <w:pStyle w:val="ListParagraph"/>
+        <w:numPr>
+          <w:ilvl w:val="0"/>
+          <w:numId w:val="2"/>
+        </w:numPr>
+        <w:spacing w:after="60"/>
+      </w:pPr>
+      <w:r>
+        <w:rPr>
+          <w:b/>
+          <w:bCs/>
+          <w:sz w:val="32"/>
+          <w:szCs w:val="32"/>
+        </w:rPr>
+        <w:t xml:space="preserve">ส่งออกรายงานทั้งรายการ: </w:t>
+      </w:r>
+      <w:r>
+        <w:rPr>
+          <w:sz w:val="32"/>
+          <w:szCs w:val="32"/>
+        </w:rPr>
+        <w:t xml:space="preserve">ในหน้า </w:t>
+      </w:r>
+      <w:r>
+        <w:rPr>
+          <w:b/>
+          <w:bCs/>
+          <w:color w:val="245EA8"/>
+          <w:sz w:val="32"/>
+          <w:szCs w:val="32"/>
+        </w:rPr>
+        <w:t xml:space="preserve">เคสที่กำลังดำเนินการอยู่</w:t>
+      </w:r>
+      <w:r>
+        <w:rPr>
+          <w:sz w:val="32"/>
+          <w:szCs w:val="32"/>
+        </w:rPr>
+        <w:t xml:space="preserve"> และ </w:t>
+      </w:r>
+      <w:r>
+        <w:rPr>
+          <w:b/>
+          <w:bCs/>
+          <w:color w:val="245EA8"/>
+          <w:sz w:val="32"/>
+          <w:szCs w:val="32"/>
+        </w:rPr>
+        <w:t xml:space="preserve">ประวัติเคสที่ปิดไปแล้ว</w:t>
+      </w:r>
+      <w:r>
+        <w:rPr>
+          <w:sz w:val="32"/>
+          <w:szCs w:val="32"/>
+        </w:rPr>
+        <w:t xml:space="preserve"> ปุ่ม </w:t>
+      </w:r>
+      <w:r>
+        <w:rPr>
+          <w:b/>
+          <w:bCs/>
+          <w:color w:val="1F2D3D"/>
+          <w:sz w:val="32"/>
+          <w:szCs w:val="32"/>
+        </w:rPr>
+        <w:t xml:space="preserve">ส่งออก PDF (N)</w:t>
+      </w:r>
+      <w:r>
+        <w:rPr>
+          <w:sz w:val="32"/>
+          <w:szCs w:val="32"/>
+        </w:rPr>
+        <w:t xml:space="preserve"> ในแถบผลลัพธ์ดาวน์โหลดรายงาน PDF ของทุกเคสที่รายการแสดงอยู่ (ทุกหน้า ตามลำดับเดียวกัน) เป็นไฟล์ ZIP — หนึ่งไฟล์ต่อเคส ชื่อและเนื้อหาเหมือนการออกรายงานทีละเคส เลือก </w:t>
+      </w:r>
+      <w:r>
+        <w:rPr>
+          <w:b/>
+          <w:bCs/>
+          <w:color w:val="1F2D3D"/>
+          <w:sz w:val="32"/>
+          <w:szCs w:val="32"/>
+        </w:rPr>
+        <w:t xml:space="preserve">ซ่อนช่องที่ว่าง</w:t>
+      </w:r>
+      <w:r>
+        <w:rPr>
+          <w:sz w:val="32"/>
+          <w:szCs w:val="32"/>
+        </w:rPr>
+        <w:t xml:space="preserve"> / </w:t>
+      </w:r>
+      <w:r>
+        <w:rPr>
+          <w:b/>
+          <w:bCs/>
+          <w:color w:val="1F2D3D"/>
+          <w:sz w:val="32"/>
+          <w:szCs w:val="32"/>
+        </w:rPr>
+        <w:t xml:space="preserve">แสดงช่องลงนาม</w:t>
+      </w:r>
+      <w:r>
+        <w:rPr>
+          <w:sz w:val="32"/>
+          <w:szCs w:val="32"/>
+        </w:rPr>
+        <w:t xml:space="preserve"> ได้ก่อนกด ดาวน์โหลด ZIP ส่งออกได้ครั้งละไม่เกิน 100 เคส — ถ้าเกินให้กรองให้แคบลง เช่น ใช้ช่วงวันที่ที่สั้นลง ระบบบันทึกว่าคุณเป็นผู้ออกรายงานของแต่ละเคสเหมือนการส่งออกทีละเคส และถ้ามีเคสที่สร้างรายงานไม่สำเร็จ จะมีไฟล์ข้อความใน ZIP บอกเลขเคสนั้น</w:t>
       </w:r>
     </w:p>
     <w:p>

--- a/docs/user-guides/manuals/user-manual-soc-analyst-tier2.th.docx
+++ b/docs/user-guides/manuals/user-manual-soc-analyst-tier2.th.docx
@@ -211,7 +211,7 @@
           <w:sz w:val="28"/>
           <w:szCs w:val="28"/>
         </w:rPr>
-        <w:t xml:space="preserve">คู่มือฉบับที่ 1.5</w:t>
+        <w:t xml:space="preserve">คู่มือฉบับที่ 1.6</w:t>
       </w:r>
     </w:p>
     <w:p>
@@ -819,7 +819,7 @@
                 <w:sz w:val="28"/>
                 <w:szCs w:val="28"/>
               </w:rPr>
-              <w:t xml:space="preserve">ตรวจเคสที่ถูกส่งต่อ แล้วปิดเป็น Event หรือยืนยัน Incident</w:t>
+              <w:t xml:space="preserve">ตรวจเคสที่ถูกส่งต่อ แล้วปิดเป็น Event หรือยืนยัน Incident พร้อมเลือกเส้นทาง</w:t>
             </w:r>
           </w:p>
         </w:tc>
@@ -843,7 +843,7 @@
                 <w:sz w:val="28"/>
                 <w:szCs w:val="28"/>
               </w:rPr>
-              <w:t xml:space="preserve">เปิดตั๋วงานใหม่ (เป็นหน้าที่ของ Tier 1)</w:t>
+              <w:t xml:space="preserve">ส่งตั๋วเข้างานควบคุมโดยไม่ผ่านผู้จัดการ SOC</w:t>
             </w:r>
           </w:p>
         </w:tc>
@@ -896,7 +896,7 @@
                 <w:sz w:val="28"/>
                 <w:szCs w:val="28"/>
               </w:rPr>
-              <w:t xml:space="preserve">มอบหมายผู้ดูแลระบบด้วยตนเอง</w:t>
+              <w:t xml:space="preserve">เปลี่ยนเส้นทางหลังผู้จัดการ SOC ส่งต่อไปแล้ว</w:t>
             </w:r>
           </w:p>
         </w:tc>
@@ -1002,7 +1002,60 @@
                 <w:sz w:val="28"/>
                 <w:szCs w:val="28"/>
               </w:rPr>
-              <w:t xml:space="preserve">เปลี่ยนเส้นทางที่ระดับ 1 เลือกไว้</w:t>
+              <w:t xml:space="preserve">อนุมัติปิดตั๋วฉุกเฉินด้วยตนเอง</w:t>
+            </w:r>
+          </w:p>
+        </w:tc>
+      </w:tr>
+      <w:tr>
+        <w:trPr>
+          <w:cantSplit/>
+        </w:trPr>
+        <w:tc>
+          <w:tcPr>
+            <w:tcW w:type="dxa" w:w="4800"/>
+            <w:shd w:fill="FFFFFF" w:color="auto" w:val="clear"/>
+            <w:tcMar>
+              <w:top w:type="dxa" w:w="70"/>
+              <w:left w:type="dxa" w:w="120"/>
+              <w:bottom w:type="dxa" w:w="70"/>
+              <w:right w:type="dxa" w:w="120"/>
+            </w:tcMar>
+          </w:tcPr>
+          <w:p>
+            <w:pPr>
+              <w:spacing w:after="0"/>
+            </w:pPr>
+            <w:r>
+              <w:rPr>
+                <w:sz w:val="28"/>
+                <w:szCs w:val="28"/>
+              </w:rPr>
+              <w:t xml:space="preserve">เปิดเคสใหม่ (เมนู เปิดเคสใหม่ — ดูหัวข้อ 4)</w:t>
+            </w:r>
+          </w:p>
+        </w:tc>
+        <w:tc>
+          <w:tcPr>
+            <w:tcW w:type="dxa" w:w="4800"/>
+            <w:shd w:fill="FFFFFF" w:color="auto" w:val="clear"/>
+            <w:tcMar>
+              <w:top w:type="dxa" w:w="70"/>
+              <w:left w:type="dxa" w:w="120"/>
+              <w:bottom w:type="dxa" w:w="70"/>
+              <w:right w:type="dxa" w:w="120"/>
+            </w:tcMar>
+          </w:tcPr>
+          <w:p>
+            <w:pPr>
+              <w:spacing w:after="0"/>
+            </w:pPr>
+            <w:r>
+              <w:rPr>
+                <w:sz w:val="28"/>
+                <w:szCs w:val="28"/>
+              </w:rPr>
+              <w:t xml:space="preserve">ปิดคำขอทีมตอบสนองแทนทีมตอบสนอง</w:t>
             </w:r>
           </w:p>
         </w:tc>
@@ -1064,7 +1117,23 @@
                 <w:sz w:val="32"/>
                 <w:szCs w:val="32"/>
               </w:rPr>
-              <w:t xml:space="preserve">บนตั๋วที่ถูกส่งต่อ (Escalation) คุณตัดสินได้เอง: ปิดเป็น Event (เมื่อไม่ใช่ภัยจริง), ยืนยันเป็น Incident แล้วส่งกลับให้ระดับ 1, หรือจัดเป็น Event แล้ว </w:t>
+              <w:t xml:space="preserve">บนตั๋วที่ถูกส่งต่อ (Escalation) คุณตัดสินได้เอง: ปิดเป็น Event (เมื่อไม่ใช่ภัยจริง), ยืนยันเป็น Incident แล้วเลือกเส้นทาง (ผู้ดูแลระบบ หรือเจ้าของระบบ) </w:t>
+            </w:r>
+            <w:r>
+              <w:rPr>
+                <w:b/>
+                <w:bCs/>
+                <w:sz w:val="32"/>
+                <w:szCs w:val="32"/>
+              </w:rPr>
+              <w:t xml:space="preserve">ส่งให้ผู้จัดการ SOC ตรวจก่อนมอบหมาย</w:t>
+            </w:r>
+            <w:r>
+              <w:rPr>
+                <w:sz w:val="32"/>
+                <w:szCs w:val="32"/>
+              </w:rPr>
+              <w:t xml:space="preserve">, หรือจัดเป็น Event แล้ว </w:t>
             </w:r>
             <w:r>
               <w:rPr>
@@ -1080,7 +1149,7 @@
                 <w:sz w:val="32"/>
                 <w:szCs w:val="32"/>
               </w:rPr>
-              <w:t xml:space="preserve"> เมื่อต้องการเฝ้าดูก่อนปิด — และคุณเป็นผู้สรุปผลการเฝ้าระวังเอง แต่จะมอบหมายผู้ดูแลระบบเองไม่ได้</w:t>
+              <w:t xml:space="preserve"> เมื่อต้องการเฝ้าดูก่อนปิด — และคุณเป็นผู้สรุปผลการเฝ้าระวังเอง งานควบคุมเริ่มได้ต่อเมื่อผู้จัดการ SOC ส่งต่อแล้วเท่านั้น</w:t>
             </w:r>
           </w:p>
         </w:tc>
@@ -1510,7 +1579,7 @@
                 <w:sz w:val="32"/>
                 <w:szCs w:val="32"/>
               </w:rPr>
-              <w:t xml:space="preserve">คิวงานต่างๆ › คิวงาน Tier 2</w:t>
+              <w:t xml:space="preserve">เปิดเคสใหม่</w:t>
             </w:r>
           </w:p>
         </w:tc>
@@ -1534,7 +1603,7 @@
                 <w:sz w:val="28"/>
                 <w:szCs w:val="28"/>
               </w:rPr>
-              <w:t xml:space="preserve">คิวหลักของคุณ: เคสที่ส่งต่อ (Escalation) และงานที่รอตรวจรับผลการควบคุม</w:t>
+              <w:t xml:space="preserve">เปิดตั๋วงานใหม่โดยตรง — แบบฟอร์มเดียวกับที่ Tier 1 ใช้ (ดูหมายเหตุใต้ตาราง)</w:t>
             </w:r>
           </w:p>
         </w:tc>
@@ -1566,7 +1635,7 @@
                 <w:sz w:val="32"/>
                 <w:szCs w:val="32"/>
               </w:rPr>
-              <w:t xml:space="preserve">เคส › เคสที่กำลังดำเนินการอยู่</w:t>
+              <w:t xml:space="preserve">คิวงานต่างๆ › คิวงาน Tier 2</w:t>
             </w:r>
           </w:p>
         </w:tc>
@@ -1590,7 +1659,7 @@
                 <w:sz w:val="28"/>
                 <w:szCs w:val="28"/>
               </w:rPr>
-              <w:t xml:space="preserve">ตั๋วงานที่ยังไม่ปิดทั้งหมดที่คุณมองเห็น</w:t>
+              <w:t xml:space="preserve">คิวหลักของคุณ: เคสที่ส่งต่อ (Escalation) และงานที่รอตรวจรับผลการควบคุม</w:t>
             </w:r>
           </w:p>
         </w:tc>
@@ -1622,7 +1691,7 @@
                 <w:sz w:val="32"/>
                 <w:szCs w:val="32"/>
               </w:rPr>
-              <w:t xml:space="preserve">เคส › ประวัติเคสที่ปิดไปแล้ว</w:t>
+              <w:t xml:space="preserve">เคส › เคสที่กำลังดำเนินการอยู่</w:t>
             </w:r>
           </w:p>
         </w:tc>
@@ -1646,7 +1715,7 @@
                 <w:sz w:val="28"/>
                 <w:szCs w:val="28"/>
               </w:rPr>
-              <w:t xml:space="preserve">ตั๋วงานที่ปิดแล้ว</w:t>
+              <w:t xml:space="preserve">ตั๋วงานที่ยังไม่ปิดทั้งหมดที่คุณมองเห็น</w:t>
             </w:r>
           </w:p>
         </w:tc>
@@ -1678,7 +1747,7 @@
                 <w:sz w:val="32"/>
                 <w:szCs w:val="32"/>
               </w:rPr>
-              <w:t xml:space="preserve">เคส › ค้นหา IOC</w:t>
+              <w:t xml:space="preserve">เคส › ประวัติเคสที่ปิดไปแล้ว</w:t>
             </w:r>
           </w:p>
         </w:tc>
@@ -1702,12 +1771,212 @@
                 <w:sz w:val="28"/>
                 <w:szCs w:val="28"/>
               </w:rPr>
+              <w:t xml:space="preserve">ตั๋วงานที่ปิดแล้ว</w:t>
+            </w:r>
+          </w:p>
+        </w:tc>
+      </w:tr>
+      <w:tr>
+        <w:trPr>
+          <w:cantSplit/>
+        </w:trPr>
+        <w:tc>
+          <w:tcPr>
+            <w:tcW w:type="dxa" w:w="4200"/>
+            <w:shd w:fill="F7F8FA" w:color="auto" w:val="clear"/>
+            <w:tcMar>
+              <w:top w:type="dxa" w:w="70"/>
+              <w:left w:type="dxa" w:w="120"/>
+              <w:bottom w:type="dxa" w:w="70"/>
+              <w:right w:type="dxa" w:w="120"/>
+            </w:tcMar>
+          </w:tcPr>
+          <w:p>
+            <w:pPr>
+              <w:spacing w:after="0"/>
+            </w:pPr>
+            <w:r>
+              <w:rPr>
+                <w:b/>
+                <w:bCs/>
+                <w:color w:val="245EA8"/>
+                <w:sz w:val="32"/>
+                <w:szCs w:val="32"/>
+              </w:rPr>
+              <w:t xml:space="preserve">เคส › ค้นหา IOC</w:t>
+            </w:r>
+          </w:p>
+        </w:tc>
+        <w:tc>
+          <w:tcPr>
+            <w:tcW w:type="dxa" w:w="5400"/>
+            <w:shd w:fill="F7F8FA" w:color="auto" w:val="clear"/>
+            <w:tcMar>
+              <w:top w:type="dxa" w:w="70"/>
+              <w:left w:type="dxa" w:w="120"/>
+              <w:bottom w:type="dxa" w:w="70"/>
+              <w:right w:type="dxa" w:w="120"/>
+            </w:tcMar>
+          </w:tcPr>
+          <w:p>
+            <w:pPr>
+              <w:spacing w:after="0"/>
+            </w:pPr>
+            <w:r>
+              <w:rPr>
+                <w:sz w:val="28"/>
+                <w:szCs w:val="28"/>
+              </w:rPr>
               <w:t xml:space="preserve">ค้นหาตัวบ่งชี้การบุกรุกข้ามตั๋ว</w:t>
             </w:r>
           </w:p>
         </w:tc>
       </w:tr>
     </w:tbl>
+    <w:p>
+      <w:pPr>
+        <w:spacing w:after="140"/>
+      </w:pPr>
+    </w:p>
+    <w:tbl>
+      <w:tblPr>
+        <w:tblW w:type="dxa" w:w="9600"/>
+        <w:tblBorders>
+          <w:top w:val="single" w:color="F1F3F6" w:sz="2"/>
+          <w:left w:val="single" w:color="6C7888" w:sz="28"/>
+          <w:bottom w:val="single" w:color="F1F3F6" w:sz="2"/>
+          <w:right w:val="single" w:color="F1F3F6" w:sz="2"/>
+          <w:insideH w:val="single" w:color="auto" w:sz="4"/>
+          <w:insideV w:val="single" w:color="auto" w:sz="4"/>
+        </w:tblBorders>
+      </w:tblPr>
+      <w:tblGrid>
+        <w:gridCol w:w="9600"/>
+      </w:tblGrid>
+      <w:tr>
+        <w:tc>
+          <w:tcPr>
+            <w:tcW w:type="dxa" w:w="9600"/>
+            <w:shd w:fill="F1F3F6" w:color="auto" w:val="clear"/>
+            <w:tcMar>
+              <w:top w:type="dxa" w:w="140"/>
+              <w:left w:type="dxa" w:w="200"/>
+              <w:bottom w:type="dxa" w:w="140"/>
+              <w:right w:type="dxa" w:w="200"/>
+            </w:tcMar>
+          </w:tcPr>
+          <w:p>
+            <w:pPr>
+              <w:spacing w:after="60"/>
+            </w:pPr>
+            <w:r>
+              <w:rPr>
+                <w:b/>
+                <w:bCs/>
+                <w:color w:val="6C7888"/>
+                <w:sz w:val="30"/>
+                <w:szCs w:val="30"/>
+              </w:rPr>
+              <w:t xml:space="preserve">สิ่งที่ต้องจำ</w:t>
+            </w:r>
+          </w:p>
+          <w:p>
+            <w:pPr>
+              <w:spacing w:after="60"/>
+            </w:pPr>
+            <w:r>
+              <w:rPr>
+                <w:sz w:val="32"/>
+                <w:szCs w:val="32"/>
+              </w:rPr>
+              <w:t xml:space="preserve">เมนู </w:t>
+            </w:r>
+            <w:r>
+              <w:rPr>
+                <w:b/>
+                <w:bCs/>
+                <w:color w:val="245EA8"/>
+                <w:sz w:val="32"/>
+                <w:szCs w:val="32"/>
+              </w:rPr>
+              <w:t xml:space="preserve">เปิดเคสใหม่</w:t>
+            </w:r>
+            <w:r>
+              <w:rPr>
+                <w:sz w:val="32"/>
+                <w:szCs w:val="32"/>
+              </w:rPr>
+              <w:t xml:space="preserve"> เปิดให้ Tier 2 ใช้ได้ </w:t>
+            </w:r>
+            <w:r>
+              <w:rPr>
+                <w:b/>
+                <w:bCs/>
+                <w:sz w:val="32"/>
+                <w:szCs w:val="32"/>
+              </w:rPr>
+              <w:t xml:space="preserve">เป็นการชั่วคราว</w:t>
+            </w:r>
+            <w:r>
+              <w:rPr>
+                <w:sz w:val="32"/>
+                <w:szCs w:val="32"/>
+              </w:rPr>
+              <w:t xml:space="preserve"> (ปกติเป็นงานของ Tier 1) แบบฟอร์มและปุ่มเหมือนในคู่มือ Tier 1 หัวข้อ 5.3 ทุกประการ — จัดประเภท เลือกเส้นทาง แนบหลักฐาน แล้วกด บันทึกไว้จัดเตรียม หรือ บันทึกและส่ง Ticket</w:t>
+            </w:r>
+          </w:p>
+          <w:p>
+            <w:pPr>
+              <w:spacing w:after="0"/>
+            </w:pPr>
+            <w:r>
+              <w:rPr>
+                <w:sz w:val="32"/>
+                <w:szCs w:val="32"/>
+              </w:rPr>
+              <w:t xml:space="preserve">ตั๋วที่คุณเปิดเองถือว่า</w:t>
+            </w:r>
+            <w:r>
+              <w:rPr>
+                <w:b/>
+                <w:bCs/>
+                <w:sz w:val="32"/>
+                <w:szCs w:val="32"/>
+              </w:rPr>
+              <w:t xml:space="preserve">คุณเป็นผู้เปิดตั๋ว</w:t>
+            </w:r>
+            <w:r>
+              <w:rPr>
+                <w:sz w:val="32"/>
+                <w:szCs w:val="32"/>
+              </w:rPr>
+              <w:t xml:space="preserve"> งานฝั่งผู้เปิด (ส่งตั๋วที่จัดเตรียมไว้, บันทึกผลของเจ้าของระบบแล้วส่งตรวจรับ, แนบหลักฐานระหว่างเฝ้าระวัง) จึงเป็นของคุณ ต่างจาก Tier 1 ตรงที่คุณ</w:t>
+            </w:r>
+            <w:r>
+              <w:rPr>
+                <w:b/>
+                <w:bCs/>
+                <w:sz w:val="32"/>
+                <w:szCs w:val="32"/>
+              </w:rPr>
+              <w:t xml:space="preserve">ยกเลิกตั๋วที่จัดเตรียมไว้โดยตรงไม่ได้</w:t>
+            </w:r>
+            <w:r>
+              <w:rPr>
+                <w:sz w:val="32"/>
+                <w:szCs w:val="32"/>
+              </w:rPr>
+              <w:t xml:space="preserve"> ต้องส่งคำขอยกเลิกให้ผู้จัดการ SOC (ดู 5.8)</w:t>
+            </w:r>
+          </w:p>
+        </w:tc>
+      </w:tr>
+    </w:tbl>
+    <w:p>
+      <w:pPr>
+        <w:spacing w:after="80"/>
+      </w:pPr>
+    </w:p>
     <w:tbl>
       <w:tblPr>
         <w:tblW w:type="dxa" w:w="9600"/>
@@ -3640,6 +3909,112 @@
         <w:t xml:space="preserve">การ์ดการตรวจสอบโดย Tier 2 บนหน้ารายละเอียดตั๋ว (มีปุ่ม Event → เฝ้าระวัง 30 วัน)</w:t>
       </w:r>
     </w:p>
+    <w:tbl>
+      <w:tblPr>
+        <w:tblW w:type="dxa" w:w="9600"/>
+        <w:tblBorders>
+          <w:top w:val="single" w:color="F1F3F6" w:sz="2"/>
+          <w:left w:val="single" w:color="6C7888" w:sz="28"/>
+          <w:bottom w:val="single" w:color="F1F3F6" w:sz="2"/>
+          <w:right w:val="single" w:color="F1F3F6" w:sz="2"/>
+          <w:insideH w:val="single" w:color="auto" w:sz="4"/>
+          <w:insideV w:val="single" w:color="auto" w:sz="4"/>
+        </w:tblBorders>
+      </w:tblPr>
+      <w:tblGrid>
+        <w:gridCol w:w="9600"/>
+      </w:tblGrid>
+      <w:tr>
+        <w:tc>
+          <w:tcPr>
+            <w:tcW w:type="dxa" w:w="9600"/>
+            <w:shd w:fill="F1F3F6" w:color="auto" w:val="clear"/>
+            <w:tcMar>
+              <w:top w:type="dxa" w:w="140"/>
+              <w:left w:type="dxa" w:w="200"/>
+              <w:bottom w:type="dxa" w:w="140"/>
+              <w:right w:type="dxa" w:w="200"/>
+            </w:tcMar>
+          </w:tcPr>
+          <w:p>
+            <w:pPr>
+              <w:spacing w:after="60"/>
+            </w:pPr>
+            <w:r>
+              <w:rPr>
+                <w:b/>
+                <w:bCs/>
+                <w:color w:val="6C7888"/>
+                <w:sz w:val="30"/>
+                <w:szCs w:val="30"/>
+              </w:rPr>
+              <w:t xml:space="preserve">สิ่งที่ต้องจำ</w:t>
+            </w:r>
+          </w:p>
+          <w:p>
+            <w:pPr>
+              <w:spacing w:after="0"/>
+            </w:pPr>
+            <w:r>
+              <w:rPr>
+                <w:sz w:val="32"/>
+                <w:szCs w:val="32"/>
+              </w:rPr>
+              <w:t xml:space="preserve">เมื่อผู้จัดการ SOC </w:t>
+            </w:r>
+            <w:r>
+              <w:rPr>
+                <w:b/>
+                <w:bCs/>
+                <w:sz w:val="32"/>
+                <w:szCs w:val="32"/>
+              </w:rPr>
+              <w:t xml:space="preserve">ส่งกลับ</w:t>
+            </w:r>
+            <w:r>
+              <w:rPr>
+                <w:sz w:val="32"/>
+                <w:szCs w:val="32"/>
+              </w:rPr>
+              <w:t xml:space="preserve"> ตั๋วที่คุณยืนยันเป็น Incident (ปุ่ม “ส่งกลับ Tier 2” ในขั้นตรวจก่อนมอบหมาย) ตั๋วจะกลับเข้า </w:t>
+            </w:r>
+            <w:r>
+              <w:rPr>
+                <w:b/>
+                <w:bCs/>
+                <w:color w:val="245EA8"/>
+                <w:sz w:val="32"/>
+                <w:szCs w:val="32"/>
+              </w:rPr>
+              <w:t xml:space="preserve">คิวงาน Tier 2</w:t>
+            </w:r>
+            <w:r>
+              <w:rPr>
+                <w:sz w:val="32"/>
+                <w:szCs w:val="32"/>
+              </w:rPr>
+              <w:t xml:space="preserve"> ที่สถานะ </w:t>
+            </w:r>
+            <w:r>
+              <w:rPr>
+                <w:b/>
+                <w:bCs/>
+                <w:sz w:val="32"/>
+                <w:szCs w:val="32"/>
+              </w:rPr>
+              <w:t xml:space="preserve">ส่งต่อให้ Tier 2</w:t>
+            </w:r>
+            <w:r>
+              <w:rPr>
+                <w:sz w:val="32"/>
+                <w:szCs w:val="32"/>
+              </w:rPr>
+              <w:t xml:space="preserve"> พร้อมเหตุผลของผู้จัดการในประวัติของตั๋ว — รับเรื่องแล้วตัดสินใหม่ได้ทั้งหมด รวมถึงเปลี่ยนเส้นทางหรือผู้ดูแลระบบที่เลือกไว้</w:t>
+            </w:r>
+          </w:p>
+        </w:tc>
+      </w:tr>
+    </w:tbl>
     <w:p>
       <w:pPr>
         <w:pStyle w:val="Heading3"/>
@@ -5929,7 +6304,7 @@
         <w:pStyle w:val="Heading2"/>
       </w:pPr>
       <w:r>
-        <w:t xml:space="preserve">5.8 ยื่นคำขอยกเลิกตั๋ว (เพิ่ม v1.5.0)</w:t>
+        <w:t xml:space="preserve">5.8 ส่งคำขอยกเลิกตั๋ว (เพิ่ม v1.5.0)</w:t>
       </w:r>
     </w:p>
     <w:p>
@@ -5973,7 +6348,7 @@
           <w:sz w:val="32"/>
           <w:szCs w:val="32"/>
         </w:rPr>
-        <w:t xml:space="preserve"> คุณในฐานะผู้ถือขั้นตอนสามารถ </w:t>
+        <w:t xml:space="preserve"> คุณในฐานะผู้ถือขั้นตอน (หรือผู้เปิดตั๋ว) เปิดหัวข้อ </w:t>
       </w:r>
       <w:r>
         <w:rPr>
@@ -5983,23 +6358,40 @@
           <w:sz w:val="32"/>
           <w:szCs w:val="32"/>
         </w:rPr>
-        <w:t xml:space="preserve">ยื่นคำขอยกเลิก</w:t>
-      </w:r>
-      <w:r>
-        <w:rPr>
-          <w:sz w:val="32"/>
-          <w:szCs w:val="32"/>
-        </w:rPr>
-        <w:t xml:space="preserve"> ได้จากการ์ดยกเลิกบนหน้ารายละเอียดตั๋ว โดยเลือกเหตุผล (รายการซ้ำ / สร้างรายการผิด / เหตุผลอื่น) และกรอกคำอธิบาย จากนั้น </w:t>
-      </w:r>
-      <w:r>
-        <w:rPr>
-          <w:b/>
-          <w:bCs/>
-          <w:sz w:val="32"/>
-          <w:szCs w:val="32"/>
-        </w:rPr>
-        <w:t xml:space="preserve">ผู้จัดการ SOC เป็นผู้อนุมัติหรือปฏิเสธ</w:t>
+        <w:t xml:space="preserve">การยกเลิกรายการ</w:t>
+      </w:r>
+      <w:r>
+        <w:rPr>
+          <w:sz w:val="32"/>
+          <w:szCs w:val="32"/>
+        </w:rPr>
+        <w:t xml:space="preserve"> บนหน้ารายละเอียดตั๋ว เลือกประเภทเหตุผล (รายการซ้ำ / สร้างรายการผิด / เหตุผลอื่น) กรอกรายละเอียด แล้วกด </w:t>
+      </w:r>
+      <w:r>
+        <w:rPr>
+          <w:b/>
+          <w:bCs/>
+          <w:color w:val="1F2D3D"/>
+          <w:sz w:val="32"/>
+          <w:szCs w:val="32"/>
+        </w:rPr>
+        <w:t xml:space="preserve">ส่งคำขอยกเลิกให้ผู้จัดการ SOC</w:t>
+      </w:r>
+      <w:r>
+        <w:rPr>
+          <w:sz w:val="32"/>
+          <w:szCs w:val="32"/>
+        </w:rPr>
+        <w:t xml:space="preserve"> — </w:t>
+      </w:r>
+      <w:r>
+        <w:rPr>
+          <w:b/>
+          <w:bCs/>
+          <w:sz w:val="32"/>
+          <w:szCs w:val="32"/>
+        </w:rPr>
+        <w:t xml:space="preserve">ผู้จัดการ SOC เป็นผู้อนุมัติหรือไม่อนุมัติ</w:t>
       </w:r>
     </w:p>
     <w:tbl>
@@ -6046,14 +6438,43 @@
           </w:p>
           <w:p>
             <w:pPr>
-              <w:spacing w:after="0"/>
-            </w:pPr>
-            <w:r>
-              <w:rPr>
-                <w:sz w:val="32"/>
-                <w:szCs w:val="32"/>
-              </w:rPr>
-              <w:t xml:space="preserve">คำขอยกเลิกที่ค้างอยู่ไม่หยุดนาฬิกา OLA และไม่เลื่อนสถานะ งานยังเดินต่อได้ตามปกติ มีคำขอค้างได้ครั้งละหนึ่งรายการ และผู้ยื่นถอนคำขอเองได้</w:t>
+              <w:spacing w:after="60"/>
+            </w:pPr>
+            <w:r>
+              <w:rPr>
+                <w:sz w:val="32"/>
+                <w:szCs w:val="32"/>
+              </w:rPr>
+              <w:t xml:space="preserve">คำขอยกเลิกที่ค้างอยู่ไม่หยุดนาฬิกา OLA และไม่เลื่อนสถานะ งานยังเดินต่อได้ตามปกติ มีคำขอค้างได้ครั้งละหนึ่งรายการ และผู้ยื่นกด </w:t>
+            </w:r>
+            <w:r>
+              <w:rPr>
+                <w:b/>
+                <w:bCs/>
+                <w:color w:val="1F2D3D"/>
+                <w:sz w:val="32"/>
+                <w:szCs w:val="32"/>
+              </w:rPr>
+              <w:t xml:space="preserve">ถอนคำขอยกเลิก</w:t>
+            </w:r>
+            <w:r>
+              <w:rPr>
+                <w:sz w:val="32"/>
+                <w:szCs w:val="32"/>
+              </w:rPr>
+              <w:t xml:space="preserve"> ได้เอง ผลการตัดสินถูกส่งทางอีเมลถึงผู้ยื่น ผู้เปิดตั๋ว ผู้ดูแลระบบ เจ้าของระบบ และทีมตอบสนองที่เกี่ยวข้อง</w:t>
+            </w:r>
+          </w:p>
+          <w:p>
+            <w:pPr>
+              <w:spacing w:after="0"/>
+            </w:pPr>
+            <w:r>
+              <w:rPr>
+                <w:sz w:val="32"/>
+                <w:szCs w:val="32"/>
+              </w:rPr>
+              <w:t xml:space="preserve">หากระดับ 2 คนอื่นรับเรื่องตั๋วนั้นไว้ในคิว Tier 2 คุณจะส่งคำขอยกเลิกไม่ได้จนกว่าเขาจะคืนคิว</w:t>
             </w:r>
           </w:p>
         </w:tc>
@@ -7166,7 +7587,7 @@
                 <w:sz w:val="28"/>
                 <w:szCs w:val="28"/>
               </w:rPr>
-              <w:t xml:space="preserve">ระดับ 1 ส่งเคสมาให้พิจารณา</w:t>
+              <w:t xml:space="preserve">ระดับ 1 ส่งเคสมาให้พิจารณา หรือผู้จัดการ SOC ส่งกลับมา</w:t>
             </w:r>
           </w:p>
         </w:tc>
@@ -7221,7 +7642,7 @@
                 <w:sz w:val="28"/>
                 <w:szCs w:val="28"/>
               </w:rPr>
-              <w:t xml:space="preserve">รายงานการควบคุมแล้ว</w:t>
+              <w:t xml:space="preserve">กำลังเฝ้าระวัง</w:t>
             </w:r>
             <w:r>
               <w:rPr>
@@ -7231,7 +7652,7 @@
                 <w:szCs w:val="24"/>
               </w:rPr>
               <w:br/>
-              <w:t xml:space="preserve">CONTAINMENT_REPORTED</w:t>
+              <w:t xml:space="preserve">MONITORING</w:t>
             </w:r>
           </w:p>
         </w:tc>
@@ -7255,7 +7676,7 @@
                 <w:sz w:val="28"/>
                 <w:szCs w:val="28"/>
               </w:rPr>
-              <w:t xml:space="preserve">ผู้ดูแลระบบส่งรายงานแล้ว</w:t>
+              <w:t xml:space="preserve">Event ที่คุณสั่งเฝ้าระวัง (แสดงในคิวงาน Tier 1 ของผู้เปิดตั๋ว)</w:t>
             </w:r>
           </w:p>
         </w:tc>
@@ -7279,7 +7700,7 @@
                 <w:sz w:val="28"/>
                 <w:szCs w:val="28"/>
               </w:rPr>
-              <w:t xml:space="preserve">ตรวจรับ 1 ใน 4 ทาง (ดู 5.3) — กรอกเวลาที่แจ้งผู้ได้รับผลกระทบก่อนอนุมัติปิด (ดู 5.5)</w:t>
+              <w:t xml:space="preserve">สรุปผลเมื่อครบกำหนดหรือมีเหตุ (ดู 5.2.3)</w:t>
             </w:r>
           </w:p>
         </w:tc>
@@ -7310,7 +7731,7 @@
                 <w:sz w:val="28"/>
                 <w:szCs w:val="28"/>
               </w:rPr>
-              <w:t xml:space="preserve">รอ Tier 2 ตรวจสอบ</w:t>
+              <w:t xml:space="preserve">รายงานการควบคุมแล้ว</w:t>
             </w:r>
             <w:r>
               <w:rPr>
@@ -7320,7 +7741,7 @@
                 <w:szCs w:val="24"/>
               </w:rPr>
               <w:br/>
-              <w:t xml:space="preserve">PENDING_T2_REVIEW</w:t>
+              <w:t xml:space="preserve">CONTAINMENT_REPORTED</w:t>
             </w:r>
           </w:p>
         </w:tc>
@@ -7344,7 +7765,7 @@
                 <w:sz w:val="28"/>
                 <w:szCs w:val="28"/>
               </w:rPr>
-              <w:t xml:space="preserve">เจ้าของระบบแก้ไขแล้ว รอตรวจ</w:t>
+              <w:t xml:space="preserve">ผู้ดูแลระบบส่งรายงานแล้ว</w:t>
             </w:r>
           </w:p>
         </w:tc>
@@ -7368,7 +7789,7 @@
                 <w:sz w:val="28"/>
                 <w:szCs w:val="28"/>
               </w:rPr>
-              <w:t xml:space="preserve">ตรวจรับ 1 ใน 4 ทาง (ดู 5.4) — กรอกเวลาที่แจ้งผู้ได้รับผลกระทบก่อนอนุมัติปิด (ดู 5.5)</w:t>
+              <w:t xml:space="preserve">ตรวจรับ 1 ใน 4 ทาง (ดู 5.3) — กรอกเวลาที่แจ้งผู้ได้รับผลกระทบก่อนอนุมัติปิด (ดู 5.5)</w:t>
             </w:r>
           </w:p>
         </w:tc>
@@ -7399,7 +7820,7 @@
                 <w:sz w:val="28"/>
                 <w:szCs w:val="28"/>
               </w:rPr>
-              <w:t xml:space="preserve">รอผู้จัดการตรวจสอบ</w:t>
+              <w:t xml:space="preserve">รอ Tier 2 ตรวจสอบ</w:t>
             </w:r>
             <w:r>
               <w:rPr>
@@ -7409,7 +7830,7 @@
                 <w:szCs w:val="24"/>
               </w:rPr>
               <w:br/>
-              <w:t xml:space="preserve">PENDING_MANAGER</w:t>
+              <w:t xml:space="preserve">PENDING_T2_REVIEW</w:t>
             </w:r>
           </w:p>
         </w:tc>
@@ -7433,7 +7854,7 @@
                 <w:sz w:val="28"/>
                 <w:szCs w:val="28"/>
               </w:rPr>
-              <w:t xml:space="preserve">ตั๋วฉุกเฉินที่คุณส่งต่อ</w:t>
+              <w:t xml:space="preserve">เจ้าของระบบแก้ไขแล้ว รอตรวจ</w:t>
             </w:r>
           </w:p>
         </w:tc>
@@ -7457,6 +7878,95 @@
                 <w:sz w:val="28"/>
                 <w:szCs w:val="28"/>
               </w:rPr>
+              <w:t xml:space="preserve">ตรวจรับ 1 ใน 4 ทาง (ดู 5.4) — กรอกเวลาที่แจ้งผู้ได้รับผลกระทบก่อนอนุมัติปิด (ดู 5.5)</w:t>
+            </w:r>
+          </w:p>
+        </w:tc>
+      </w:tr>
+      <w:tr>
+        <w:trPr>
+          <w:cantSplit/>
+        </w:trPr>
+        <w:tc>
+          <w:tcPr>
+            <w:tcW w:type="dxa" w:w="2600"/>
+            <w:shd w:fill="FFFFFF" w:color="auto" w:val="clear"/>
+            <w:tcMar>
+              <w:top w:type="dxa" w:w="70"/>
+              <w:left w:type="dxa" w:w="120"/>
+              <w:bottom w:type="dxa" w:w="70"/>
+              <w:right w:type="dxa" w:w="120"/>
+            </w:tcMar>
+          </w:tcPr>
+          <w:p>
+            <w:pPr>
+              <w:spacing w:after="0"/>
+            </w:pPr>
+            <w:r>
+              <w:rPr>
+                <w:b/>
+                <w:bCs/>
+                <w:sz w:val="28"/>
+                <w:szCs w:val="28"/>
+              </w:rPr>
+              <w:t xml:space="preserve">รอผู้จัดการตรวจสอบ</w:t>
+            </w:r>
+            <w:r>
+              <w:rPr>
+                <w:rFonts w:ascii="Consolas" w:cs="Consolas" w:eastAsia="Consolas" w:hAnsi="Consolas"/>
+                <w:color w:val="6C7888"/>
+                <w:sz w:val="24"/>
+                <w:szCs w:val="24"/>
+              </w:rPr>
+              <w:br/>
+              <w:t xml:space="preserve">PENDING_MANAGER</w:t>
+            </w:r>
+          </w:p>
+        </w:tc>
+        <w:tc>
+          <w:tcPr>
+            <w:tcW w:type="dxa" w:w="3400"/>
+            <w:shd w:fill="FFFFFF" w:color="auto" w:val="clear"/>
+            <w:tcMar>
+              <w:top w:type="dxa" w:w="70"/>
+              <w:left w:type="dxa" w:w="120"/>
+              <w:bottom w:type="dxa" w:w="70"/>
+              <w:right w:type="dxa" w:w="120"/>
+            </w:tcMar>
+          </w:tcPr>
+          <w:p>
+            <w:pPr>
+              <w:spacing w:after="0"/>
+            </w:pPr>
+            <w:r>
+              <w:rPr>
+                <w:sz w:val="28"/>
+                <w:szCs w:val="28"/>
+              </w:rPr>
+              <w:t xml:space="preserve">ตั๋วฉุกเฉินที่คุณส่งต่อ</w:t>
+            </w:r>
+          </w:p>
+        </w:tc>
+        <w:tc>
+          <w:tcPr>
+            <w:tcW w:type="dxa" w:w="3600"/>
+            <w:shd w:fill="FFFFFF" w:color="auto" w:val="clear"/>
+            <w:tcMar>
+              <w:top w:type="dxa" w:w="70"/>
+              <w:left w:type="dxa" w:w="120"/>
+              <w:bottom w:type="dxa" w:w="70"/>
+              <w:right w:type="dxa" w:w="120"/>
+            </w:tcMar>
+          </w:tcPr>
+          <w:p>
+            <w:pPr>
+              <w:spacing w:after="0"/>
+            </w:pPr>
+            <w:r>
+              <w:rPr>
+                <w:sz w:val="28"/>
+                <w:szCs w:val="28"/>
+              </w:rPr>
               <w:t xml:space="preserve">รอผู้จัดการอนุมัติ — ยังไม่ต้องทำอะไร</w:t>
             </w:r>
           </w:p>
@@ -7469,6 +7979,18 @@
       </w:pPr>
       <w:r>
         <w:t xml:space="preserve">7. การแจ้งเตือนทางอีเมล</w:t>
+      </w:r>
+    </w:p>
+    <w:p>
+      <w:pPr>
+        <w:spacing w:after="120"/>
+      </w:pPr>
+      <w:r>
+        <w:rPr>
+          <w:sz w:val="32"/>
+          <w:szCs w:val="32"/>
+        </w:rPr>
+        <w:t xml:space="preserve">อีเมลที่คุณควรจับตาคือเมื่อผู้ดูแลระบบส่งรายงานการควบคุม — ระบบส่งถึง Tier 2 ทุกคน เป็นสัญญาณว่ามีงานรอตรวจรับในคิวของทีม</w:t>
       </w:r>
     </w:p>
     <w:tbl>
@@ -7565,7 +8087,7 @@
                 <w:sz w:val="28"/>
                 <w:szCs w:val="28"/>
               </w:rPr>
-              <w:t xml:space="preserve">ส่งตั๋วกลับให้ผู้ดูแลระบบแก้ไข</w:t>
+              <w:t xml:space="preserve">ผู้ดูแลระบบส่งรายงานการควบคุม</w:t>
             </w:r>
           </w:p>
         </w:tc>
@@ -7586,10 +8108,19 @@
             </w:pPr>
             <w:r>
               <w:rPr>
-                <w:sz w:val="28"/>
-                <w:szCs w:val="28"/>
-              </w:rPr>
-              <w:t xml:space="preserve">ผู้ดูแลระบบที่รับผิดชอบ</w:t>
+                <w:b/>
+                <w:bCs/>
+                <w:sz w:val="32"/>
+                <w:szCs w:val="32"/>
+              </w:rPr>
+              <w:t xml:space="preserve">Tier 2 ทุกคน </w:t>
+            </w:r>
+            <w:r>
+              <w:rPr>
+                <w:sz w:val="32"/>
+                <w:szCs w:val="32"/>
+              </w:rPr>
+              <w:t xml:space="preserve">(คุณ)</w:t>
             </w:r>
           </w:p>
         </w:tc>
@@ -7618,7 +8149,7 @@
                 <w:sz w:val="28"/>
                 <w:szCs w:val="28"/>
               </w:rPr>
-              <w:t xml:space="preserve">ส่งตั๋วฉุกเฉินให้ผู้จัดการอนุมัติ</w:t>
+              <w:t xml:space="preserve">ส่งตั๋วกลับให้ผู้ดูแลระบบแก้ไข</w:t>
             </w:r>
           </w:p>
         </w:tc>
@@ -7642,7 +8173,7 @@
                 <w:sz w:val="28"/>
                 <w:szCs w:val="28"/>
               </w:rPr>
-              <w:t xml:space="preserve">ผู้จัดการ SOC</w:t>
+              <w:t xml:space="preserve">ผู้ดูแลระบบที่รับผิดชอบ</w:t>
             </w:r>
           </w:p>
         </w:tc>
@@ -7671,7 +8202,7 @@
                 <w:sz w:val="28"/>
                 <w:szCs w:val="28"/>
               </w:rPr>
-              <w:t xml:space="preserve">ปิดตั๋วงาน (อนุมัติ / ปิด Event)</w:t>
+              <w:t xml:space="preserve">ยืนยัน Incident และส่งผู้จัดการ SOC ตรวจก่อนมอบหมาย</w:t>
             </w:r>
           </w:p>
         </w:tc>
@@ -7695,7 +8226,7 @@
                 <w:sz w:val="28"/>
                 <w:szCs w:val="28"/>
               </w:rPr>
-              <w:t xml:space="preserve">เจ้าของระบบ (หากระบุไว้)</w:t>
+              <w:t xml:space="preserve">ผู้จัดการ SOC</w:t>
             </w:r>
           </w:p>
         </w:tc>
@@ -7724,7 +8255,7 @@
                 <w:sz w:val="28"/>
                 <w:szCs w:val="28"/>
               </w:rPr>
-              <w:t xml:space="preserve">คำขอทีมตอบสนองเสร็จสิ้น</w:t>
+              <w:t xml:space="preserve">ปิดตั๋วงาน (อนุมัติ / ปิด Event)</w:t>
             </w:r>
           </w:p>
         </w:tc>
@@ -7748,7 +8279,60 @@
                 <w:sz w:val="28"/>
                 <w:szCs w:val="28"/>
               </w:rPr>
-              <w:t xml:space="preserve">ผู้จัดการ SOC ผู้ออกคำขอ</w:t>
+              <w:t xml:space="preserve">เจ้าของระบบ (หากระบุไว้) พร้อมแนบหลักฐานของตั๋ว</w:t>
+            </w:r>
+          </w:p>
+        </w:tc>
+      </w:tr>
+      <w:tr>
+        <w:trPr>
+          <w:cantSplit/>
+        </w:trPr>
+        <w:tc>
+          <w:tcPr>
+            <w:tcW w:type="dxa" w:w="6000"/>
+            <w:shd w:fill="FFFFFF" w:color="auto" w:val="clear"/>
+            <w:tcMar>
+              <w:top w:type="dxa" w:w="70"/>
+              <w:left w:type="dxa" w:w="120"/>
+              <w:bottom w:type="dxa" w:w="70"/>
+              <w:right w:type="dxa" w:w="120"/>
+            </w:tcMar>
+          </w:tcPr>
+          <w:p>
+            <w:pPr>
+              <w:spacing w:after="0"/>
+            </w:pPr>
+            <w:r>
+              <w:rPr>
+                <w:sz w:val="28"/>
+                <w:szCs w:val="28"/>
+              </w:rPr>
+              <w:t xml:space="preserve">ผลการตัดสินคำขอยกเลิก</w:t>
+            </w:r>
+          </w:p>
+        </w:tc>
+        <w:tc>
+          <w:tcPr>
+            <w:tcW w:type="dxa" w:w="3600"/>
+            <w:shd w:fill="FFFFFF" w:color="auto" w:val="clear"/>
+            <w:tcMar>
+              <w:top w:type="dxa" w:w="70"/>
+              <w:left w:type="dxa" w:w="120"/>
+              <w:bottom w:type="dxa" w:w="70"/>
+              <w:right w:type="dxa" w:w="120"/>
+            </w:tcMar>
+          </w:tcPr>
+          <w:p>
+            <w:pPr>
+              <w:spacing w:after="0"/>
+            </w:pPr>
+            <w:r>
+              <w:rPr>
+                <w:sz w:val="28"/>
+                <w:szCs w:val="28"/>
+              </w:rPr>
+              <w:t xml:space="preserve">ผู้ยื่นคำขอ ผู้เปิดตั๋ว ผู้ดูแลระบบ เจ้าของระบบ และทีมตอบสนองที่เกี่ยวข้อง</w:t>
             </w:r>
           </w:p>
         </w:tc>
@@ -7756,6 +8340,68 @@
     </w:tbl>
     <w:p>
       <w:pPr>
+        <w:spacing w:after="80"/>
+      </w:pPr>
+    </w:p>
+    <w:tbl>
+      <w:tblPr>
+        <w:tblW w:type="dxa" w:w="9600"/>
+        <w:tblBorders>
+          <w:top w:val="single" w:color="F1F3F6" w:sz="2"/>
+          <w:left w:val="single" w:color="6C7888" w:sz="28"/>
+          <w:bottom w:val="single" w:color="F1F3F6" w:sz="2"/>
+          <w:right w:val="single" w:color="F1F3F6" w:sz="2"/>
+          <w:insideH w:val="single" w:color="auto" w:sz="4"/>
+          <w:insideV w:val="single" w:color="auto" w:sz="4"/>
+        </w:tblBorders>
+      </w:tblPr>
+      <w:tblGrid>
+        <w:gridCol w:w="9600"/>
+      </w:tblGrid>
+      <w:tr>
+        <w:tc>
+          <w:tcPr>
+            <w:tcW w:type="dxa" w:w="9600"/>
+            <w:shd w:fill="F1F3F6" w:color="auto" w:val="clear"/>
+            <w:tcMar>
+              <w:top w:type="dxa" w:w="140"/>
+              <w:left w:type="dxa" w:w="200"/>
+              <w:bottom w:type="dxa" w:w="140"/>
+              <w:right w:type="dxa" w:w="200"/>
+            </w:tcMar>
+          </w:tcPr>
+          <w:p>
+            <w:pPr>
+              <w:spacing w:after="60"/>
+            </w:pPr>
+            <w:r>
+              <w:rPr>
+                <w:b/>
+                <w:bCs/>
+                <w:color w:val="6C7888"/>
+                <w:sz w:val="30"/>
+                <w:szCs w:val="30"/>
+              </w:rPr>
+              <w:t xml:space="preserve">สิ่งที่ต้องจำ</w:t>
+            </w:r>
+          </w:p>
+          <w:p>
+            <w:pPr>
+              <w:spacing w:after="0"/>
+            </w:pPr>
+            <w:r>
+              <w:rPr>
+                <w:sz w:val="32"/>
+                <w:szCs w:val="32"/>
+              </w:rPr>
+              <w:t xml:space="preserve">การส่งตั๋วฉุกเฉินให้ผู้จัดการอนุมัติ (รอผู้จัดการตรวจสอบ) ไม่มีอีเมลแจ้ง — ตั๋วจะไปปรากฏในคิวงานผู้จัดการ หากเร่งด่วนให้แจ้งผู้จัดการ SOC โดยตรง</w:t>
+            </w:r>
+          </w:p>
+        </w:tc>
+      </w:tr>
+    </w:tbl>
+    <w:p>
+      <w:pPr>
         <w:pStyle w:val="Heading1"/>
       </w:pPr>
       <w:r>
@@ -7767,7 +8413,7 @@
         <w:pStyle w:val="Heading3"/>
       </w:pPr>
       <w:r>
-        <w:t xml:space="preserve">ทำไมฉันเปิดตั๋วใหม่ไม่ได้?</w:t>
+        <w:t xml:space="preserve">Tier 2 เปิดตั๋วใหม่ได้ไหม?</w:t>
       </w:r>
     </w:p>
     <w:p>
@@ -7779,7 +8425,7 @@
           <w:sz w:val="32"/>
           <w:szCs w:val="32"/>
         </w:rPr>
-        <w:t xml:space="preserve">การเปิดตั๋วเป็นหน้าที่ของ Tier 1 หากพบเหตุการณ์ใหม่ ให้ประสาน Tier 1 เป็นผู้เปิด</w:t>
+        <w:t xml:space="preserve">ได้ ผ่านเมนู “เปิดเคสใหม่” ซึ่งเปิดให้ Tier 2 ใช้เป็นการชั่วคราว แบบฟอร์มเหมือนของ Tier 1 และคุณจะเป็นผู้เปิดตั๋วใบนั้น (ดูหมายเหตุในหัวข้อ 4)</w:t>
       </w:r>
     </w:p>
     <w:p>
